--- a/Viviane_Portfolio_Report.docx
+++ b/Viviane_Portfolio_Report.docx
@@ -4,12 +4,19 @@
   <w:body>
     <w:sdt>
       <w:sdtPr>
-        <w:id w:val="-1733531221"/>
+        <w:id w:val="1009558938"/>
         <w:docPartObj>
           <w:docPartGallery w:val="Cover Pages"/>
           <w:docPartUnique/>
         </w:docPartObj>
       </w:sdtPr>
+      <w:sdtEndPr>
+        <w:rPr>
+          <w:b/>
+          <w:bCs/>
+          <w:lang w:val="en-GB"/>
+        </w:rPr>
+      </w:sdtEndPr>
       <w:sdtContent>
         <w:p>
           <w:r>
@@ -19,18 +26,27 @@
             <mc:AlternateContent>
               <mc:Choice Requires="wpg">
                 <w:drawing>
-                  <wp:anchor distT="0" distB="0" distL="114300" distR="114300" simplePos="0" relativeHeight="251659264" behindDoc="1" locked="0" layoutInCell="1" allowOverlap="1" wp14:anchorId="645A651F" wp14:editId="05B905F9">
+                  <wp:anchor distT="0" distB="0" distL="114300" distR="114300" simplePos="0" relativeHeight="251662336" behindDoc="0" locked="0" layoutInCell="1" allowOverlap="1" wp14:anchorId="3B3553F5" wp14:editId="07E2A018">
                     <wp:simplePos x="0" y="0"/>
                     <wp:positionH relativeFrom="page">
                       <wp:align>center</wp:align>
                     </wp:positionH>
-                    <wp:positionV relativeFrom="page">
-                      <wp:align>center</wp:align>
-                    </wp:positionV>
-                    <wp:extent cx="6864824" cy="9123528"/>
-                    <wp:effectExtent l="0" t="0" r="2540" b="635"/>
+                    <mc:AlternateContent>
+                      <mc:Choice Requires="wp14">
+                        <wp:positionV relativeFrom="page">
+                          <wp14:pctPosVOffset>2300</wp14:pctPosVOffset>
+                        </wp:positionV>
+                      </mc:Choice>
+                      <mc:Fallback>
+                        <wp:positionV relativeFrom="page">
+                          <wp:posOffset>231140</wp:posOffset>
+                        </wp:positionV>
+                      </mc:Fallback>
+                    </mc:AlternateContent>
+                    <wp:extent cx="7315200" cy="1215391"/>
+                    <wp:effectExtent l="0" t="0" r="1270" b="1905"/>
                     <wp:wrapNone/>
-                    <wp:docPr id="193" name="Group 193"/>
+                    <wp:docPr id="149" name="Group 149"/>
                     <wp:cNvGraphicFramePr/>
                     <a:graphic xmlns:a="http://schemas.openxmlformats.org/drawingml/2006/main">
                       <a:graphicData uri="http://schemas.microsoft.com/office/word/2010/wordprocessingGroup">
@@ -39,27 +55,139 @@
                           <wpg:grpSpPr>
                             <a:xfrm>
                               <a:off x="0" y="0"/>
-                              <a:ext cx="6864824" cy="9123528"/>
-                              <a:chOff x="0" y="0"/>
-                              <a:chExt cx="6864824" cy="9123528"/>
+                              <a:ext cx="7315200" cy="1215391"/>
+                              <a:chOff x="0" y="-1"/>
+                              <a:chExt cx="7315200" cy="1216153"/>
                             </a:xfrm>
                           </wpg:grpSpPr>
                           <wps:wsp>
-                            <wps:cNvPr id="194" name="Rectangle 194"/>
+                            <wps:cNvPr id="150" name="Rectangle 51"/>
                             <wps:cNvSpPr/>
                             <wps:spPr>
                               <a:xfrm>
-                                <a:off x="0" y="0"/>
-                                <a:ext cx="6858000" cy="1371600"/>
+                                <a:off x="0" y="-1"/>
+                                <a:ext cx="7315200" cy="1130373"/>
                               </a:xfrm>
-                              <a:prstGeom prst="rect">
+                              <a:custGeom>
                                 <a:avLst/>
-                              </a:prstGeom>
-                              <a:solidFill>
-                                <a:schemeClr val="accent3">
-                                  <a:lumMod val="75000"/>
-                                </a:schemeClr>
-                              </a:solidFill>
+                                <a:gdLst>
+                                  <a:gd name="connsiteX0" fmla="*/ 0 w 7312660"/>
+                                  <a:gd name="connsiteY0" fmla="*/ 0 h 1215390"/>
+                                  <a:gd name="connsiteX1" fmla="*/ 7312660 w 7312660"/>
+                                  <a:gd name="connsiteY1" fmla="*/ 0 h 1215390"/>
+                                  <a:gd name="connsiteX2" fmla="*/ 7312660 w 7312660"/>
+                                  <a:gd name="connsiteY2" fmla="*/ 1215390 h 1215390"/>
+                                  <a:gd name="connsiteX3" fmla="*/ 0 w 7312660"/>
+                                  <a:gd name="connsiteY3" fmla="*/ 1215390 h 1215390"/>
+                                  <a:gd name="connsiteX4" fmla="*/ 0 w 7312660"/>
+                                  <a:gd name="connsiteY4" fmla="*/ 0 h 1215390"/>
+                                  <a:gd name="connsiteX0" fmla="*/ 0 w 7312660"/>
+                                  <a:gd name="connsiteY0" fmla="*/ 0 h 1215390"/>
+                                  <a:gd name="connsiteX1" fmla="*/ 7312660 w 7312660"/>
+                                  <a:gd name="connsiteY1" fmla="*/ 0 h 1215390"/>
+                                  <a:gd name="connsiteX2" fmla="*/ 7312660 w 7312660"/>
+                                  <a:gd name="connsiteY2" fmla="*/ 1215390 h 1215390"/>
+                                  <a:gd name="connsiteX3" fmla="*/ 3667125 w 7312660"/>
+                                  <a:gd name="connsiteY3" fmla="*/ 1209675 h 1215390"/>
+                                  <a:gd name="connsiteX4" fmla="*/ 0 w 7312660"/>
+                                  <a:gd name="connsiteY4" fmla="*/ 1215390 h 1215390"/>
+                                  <a:gd name="connsiteX5" fmla="*/ 0 w 7312660"/>
+                                  <a:gd name="connsiteY5" fmla="*/ 0 h 1215390"/>
+                                  <a:gd name="connsiteX0" fmla="*/ 0 w 7312660"/>
+                                  <a:gd name="connsiteY0" fmla="*/ 0 h 1215390"/>
+                                  <a:gd name="connsiteX1" fmla="*/ 7312660 w 7312660"/>
+                                  <a:gd name="connsiteY1" fmla="*/ 0 h 1215390"/>
+                                  <a:gd name="connsiteX2" fmla="*/ 7312660 w 7312660"/>
+                                  <a:gd name="connsiteY2" fmla="*/ 1215390 h 1215390"/>
+                                  <a:gd name="connsiteX3" fmla="*/ 3619500 w 7312660"/>
+                                  <a:gd name="connsiteY3" fmla="*/ 733425 h 1215390"/>
+                                  <a:gd name="connsiteX4" fmla="*/ 0 w 7312660"/>
+                                  <a:gd name="connsiteY4" fmla="*/ 1215390 h 1215390"/>
+                                  <a:gd name="connsiteX5" fmla="*/ 0 w 7312660"/>
+                                  <a:gd name="connsiteY5" fmla="*/ 0 h 1215390"/>
+                                  <a:gd name="connsiteX0" fmla="*/ 0 w 7312660"/>
+                                  <a:gd name="connsiteY0" fmla="*/ 0 h 1215390"/>
+                                  <a:gd name="connsiteX1" fmla="*/ 7312660 w 7312660"/>
+                                  <a:gd name="connsiteY1" fmla="*/ 0 h 1215390"/>
+                                  <a:gd name="connsiteX2" fmla="*/ 7312660 w 7312660"/>
+                                  <a:gd name="connsiteY2" fmla="*/ 1129665 h 1215390"/>
+                                  <a:gd name="connsiteX3" fmla="*/ 3619500 w 7312660"/>
+                                  <a:gd name="connsiteY3" fmla="*/ 733425 h 1215390"/>
+                                  <a:gd name="connsiteX4" fmla="*/ 0 w 7312660"/>
+                                  <a:gd name="connsiteY4" fmla="*/ 1215390 h 1215390"/>
+                                  <a:gd name="connsiteX5" fmla="*/ 0 w 7312660"/>
+                                  <a:gd name="connsiteY5" fmla="*/ 0 h 1215390"/>
+                                  <a:gd name="connsiteX0" fmla="*/ 9525 w 7322185"/>
+                                  <a:gd name="connsiteY0" fmla="*/ 0 h 1129665"/>
+                                  <a:gd name="connsiteX1" fmla="*/ 7322185 w 7322185"/>
+                                  <a:gd name="connsiteY1" fmla="*/ 0 h 1129665"/>
+                                  <a:gd name="connsiteX2" fmla="*/ 7322185 w 7322185"/>
+                                  <a:gd name="connsiteY2" fmla="*/ 1129665 h 1129665"/>
+                                  <a:gd name="connsiteX3" fmla="*/ 3629025 w 7322185"/>
+                                  <a:gd name="connsiteY3" fmla="*/ 733425 h 1129665"/>
+                                  <a:gd name="connsiteX4" fmla="*/ 0 w 7322185"/>
+                                  <a:gd name="connsiteY4" fmla="*/ 1091565 h 1129665"/>
+                                  <a:gd name="connsiteX5" fmla="*/ 9525 w 7322185"/>
+                                  <a:gd name="connsiteY5" fmla="*/ 0 h 1129665"/>
+                                  <a:gd name="connsiteX0" fmla="*/ 0 w 7312660"/>
+                                  <a:gd name="connsiteY0" fmla="*/ 0 h 1129665"/>
+                                  <a:gd name="connsiteX1" fmla="*/ 7312660 w 7312660"/>
+                                  <a:gd name="connsiteY1" fmla="*/ 0 h 1129665"/>
+                                  <a:gd name="connsiteX2" fmla="*/ 7312660 w 7312660"/>
+                                  <a:gd name="connsiteY2" fmla="*/ 1129665 h 1129665"/>
+                                  <a:gd name="connsiteX3" fmla="*/ 3619500 w 7312660"/>
+                                  <a:gd name="connsiteY3" fmla="*/ 733425 h 1129665"/>
+                                  <a:gd name="connsiteX4" fmla="*/ 0 w 7312660"/>
+                                  <a:gd name="connsiteY4" fmla="*/ 1091565 h 1129665"/>
+                                  <a:gd name="connsiteX5" fmla="*/ 0 w 7312660"/>
+                                  <a:gd name="connsiteY5" fmla="*/ 0 h 1129665"/>
+                                </a:gdLst>
+                                <a:ahLst/>
+                                <a:cxnLst>
+                                  <a:cxn ang="0">
+                                    <a:pos x="connsiteX0" y="connsiteY0"/>
+                                  </a:cxn>
+                                  <a:cxn ang="0">
+                                    <a:pos x="connsiteX1" y="connsiteY1"/>
+                                  </a:cxn>
+                                  <a:cxn ang="0">
+                                    <a:pos x="connsiteX2" y="connsiteY2"/>
+                                  </a:cxn>
+                                  <a:cxn ang="0">
+                                    <a:pos x="connsiteX3" y="connsiteY3"/>
+                                  </a:cxn>
+                                  <a:cxn ang="0">
+                                    <a:pos x="connsiteX4" y="connsiteY4"/>
+                                  </a:cxn>
+                                  <a:cxn ang="0">
+                                    <a:pos x="connsiteX5" y="connsiteY5"/>
+                                  </a:cxn>
+                                </a:cxnLst>
+                                <a:rect l="l" t="t" r="r" b="b"/>
+                                <a:pathLst>
+                                  <a:path w="7312660" h="1129665">
+                                    <a:moveTo>
+                                      <a:pt x="0" y="0"/>
+                                    </a:moveTo>
+                                    <a:lnTo>
+                                      <a:pt x="7312660" y="0"/>
+                                    </a:lnTo>
+                                    <a:lnTo>
+                                      <a:pt x="7312660" y="1129665"/>
+                                    </a:lnTo>
+                                    <a:lnTo>
+                                      <a:pt x="3619500" y="733425"/>
+                                    </a:lnTo>
+                                    <a:lnTo>
+                                      <a:pt x="0" y="1091565"/>
+                                    </a:lnTo>
+                                    <a:lnTo>
+                                      <a:pt x="0" y="0"/>
+                                    </a:lnTo>
+                                    <a:close/>
+                                  </a:path>
+                                </a:pathLst>
+                              </a:custGeom>
                               <a:ln>
                                 <a:noFill/>
                               </a:ln>
@@ -88,21 +216,22 @@
                             </wps:bodyPr>
                           </wps:wsp>
                           <wps:wsp>
-                            <wps:cNvPr id="195" name="Rectangle 195"/>
+                            <wps:cNvPr id="151" name="Rectangle 151"/>
                             <wps:cNvSpPr/>
                             <wps:spPr>
                               <a:xfrm>
-                                <a:off x="0" y="4094328"/>
-                                <a:ext cx="6858000" cy="5029200"/>
+                                <a:off x="0" y="0"/>
+                                <a:ext cx="7315200" cy="1216152"/>
                               </a:xfrm>
                               <a:prstGeom prst="rect">
                                 <a:avLst/>
                               </a:prstGeom>
-                              <a:solidFill>
-                                <a:schemeClr val="accent3">
-                                  <a:lumMod val="75000"/>
-                                </a:schemeClr>
-                              </a:solidFill>
+                              <a:blipFill>
+                                <a:blip r:embed="rId9"/>
+                                <a:stretch>
+                                  <a:fillRect r="-7574"/>
+                                </a:stretch>
+                              </a:blipFill>
                               <a:ln>
                                 <a:noFill/>
                               </a:ln>
@@ -123,185 +252,7 @@
                                 <a:schemeClr val="lt1"/>
                               </a:fontRef>
                             </wps:style>
-                            <wps:txbx>
-                              <w:txbxContent>
-                                <w:sdt>
-                                  <w:sdtPr>
-                                    <w:rPr>
-                                      <w:color w:val="FFFFFF" w:themeColor="background1"/>
-                                    </w:rPr>
-                                    <w:alias w:val="Author"/>
-                                    <w:tag w:val=""/>
-                                    <w:id w:val="945428907"/>
-                                    <w:dataBinding w:prefixMappings="xmlns:ns0='http://purl.org/dc/elements/1.1/' xmlns:ns1='http://schemas.openxmlformats.org/package/2006/metadata/core-properties' " w:xpath="/ns1:coreProperties[1]/ns0:creator[1]" w:storeItemID="{6C3C8BC8-F283-45AE-878A-BAB7291924A1}"/>
-                                    <w:text/>
-                                  </w:sdtPr>
-                                  <w:sdtContent>
-                                    <w:p>
-                                      <w:pPr>
-                                        <w:pStyle w:val="NoSpacing"/>
-                                        <w:spacing w:before="120"/>
-                                        <w:jc w:val="center"/>
-                                        <w:rPr>
-                                          <w:color w:val="FFFFFF" w:themeColor="background1"/>
-                                        </w:rPr>
-                                      </w:pPr>
-                                      <w:r>
-                                        <w:rPr>
-                                          <w:color w:val="FFFFFF" w:themeColor="background1"/>
-                                        </w:rPr>
-                                        <w:t>Vivian Olive Akongo</w:t>
-                                      </w:r>
-                                    </w:p>
-                                  </w:sdtContent>
-                                </w:sdt>
-                                <w:p>
-                                  <w:pPr>
-                                    <w:pStyle w:val="NoSpacing"/>
-                                    <w:spacing w:before="120"/>
-                                    <w:jc w:val="center"/>
-                                    <w:rPr>
-                                      <w:color w:val="FFFFFF" w:themeColor="background1"/>
-                                    </w:rPr>
-                                  </w:pPr>
-                                  <w:sdt>
-                                    <w:sdtPr>
-                                      <w:rPr>
-                                        <w:caps/>
-                                        <w:color w:val="FFFFFF" w:themeColor="background1"/>
-                                      </w:rPr>
-                                      <w:alias w:val="Company"/>
-                                      <w:tag w:val=""/>
-                                      <w:id w:val="1618182777"/>
-                                      <w:dataBinding w:prefixMappings="xmlns:ns0='http://schemas.openxmlformats.org/officeDocument/2006/extended-properties' " w:xpath="/ns0:Properties[1]/ns0:Company[1]" w:storeItemID="{6668398D-A668-4E3E-A5EB-62B293D839F1}"/>
-                                      <w:text/>
-                                    </w:sdtPr>
-                                    <w:sdtContent>
-                                      <w:r>
-                                        <w:rPr>
-                                          <w:caps/>
-                                          <w:color w:val="FFFFFF" w:themeColor="background1"/>
-                                        </w:rPr>
-                                        <w:t>AGA221-0208/2024</w:t>
-                                      </w:r>
-                                    </w:sdtContent>
-                                  </w:sdt>
-                                  <w:r>
-                                    <w:rPr>
-                                      <w:color w:val="FFFFFF" w:themeColor="background1"/>
-                                    </w:rPr>
-                                    <w:t>  </w:t>
-                                  </w:r>
-                                  <w:sdt>
-                                    <w:sdtPr>
-                                      <w:rPr>
-                                        <w:color w:val="FFFFFF" w:themeColor="background1"/>
-                                      </w:rPr>
-                                      <w:alias w:val="Address"/>
-                                      <w:tag w:val=""/>
-                                      <w:id w:val="-253358678"/>
-                                      <w:showingPlcHdr/>
-                                      <w:dataBinding w:prefixMappings="xmlns:ns0='http://schemas.microsoft.com/office/2006/coverPageProps' " w:xpath="/ns0:CoverPageProperties[1]/ns0:CompanyAddress[1]" w:storeItemID="{55AF091B-3C7A-41E3-B477-F2FDAA23CFDA}"/>
-                                      <w:text/>
-                                    </w:sdtPr>
-                                    <w:sdtContent>
-                                      <w:r>
-                                        <w:rPr>
-                                          <w:color w:val="FFFFFF" w:themeColor="background1"/>
-                                        </w:rPr>
-                                        <w:t xml:space="preserve">     </w:t>
-                                      </w:r>
-                                    </w:sdtContent>
-                                  </w:sdt>
-                                </w:p>
-                              </w:txbxContent>
-                            </wps:txbx>
-                            <wps:bodyPr rot="0" spcFirstLastPara="0" vertOverflow="overflow" horzOverflow="overflow" vert="horz" wrap="square" lIns="457200" tIns="731520" rIns="457200" bIns="457200" numCol="1" spcCol="0" rtlCol="0" fromWordArt="0" anchor="b" anchorCtr="0" forceAA="0" compatLnSpc="1">
-                              <a:prstTxWarp prst="textNoShape">
-                                <a:avLst/>
-                              </a:prstTxWarp>
-                              <a:noAutofit/>
-                            </wps:bodyPr>
-                          </wps:wsp>
-                          <wps:wsp>
-                            <wps:cNvPr id="196" name="Text Box 196"/>
-                            <wps:cNvSpPr txBox="1"/>
-                            <wps:spPr>
-                              <a:xfrm>
-                                <a:off x="6824" y="1371600"/>
-                                <a:ext cx="6858000" cy="2722728"/>
-                              </a:xfrm>
-                              <a:prstGeom prst="rect">
-                                <a:avLst/>
-                              </a:prstGeom>
-                              <a:solidFill>
-                                <a:schemeClr val="bg1"/>
-                              </a:solidFill>
-                              <a:ln w="6350">
-                                <a:noFill/>
-                              </a:ln>
-                              <a:effectLst/>
-                            </wps:spPr>
-                            <wps:style>
-                              <a:lnRef idx="0">
-                                <a:schemeClr val="accent1"/>
-                              </a:lnRef>
-                              <a:fillRef idx="0">
-                                <a:schemeClr val="accent1"/>
-                              </a:fillRef>
-                              <a:effectRef idx="0">
-                                <a:schemeClr val="accent1"/>
-                              </a:effectRef>
-                              <a:fontRef idx="minor">
-                                <a:schemeClr val="dk1"/>
-                              </a:fontRef>
-                            </wps:style>
-                            <wps:txbx>
-                              <w:txbxContent>
-                                <w:sdt>
-                                  <w:sdtPr>
-                                    <w:rPr>
-                                      <w:rFonts w:asciiTheme="majorHAnsi" w:eastAsiaTheme="majorEastAsia" w:hAnsiTheme="majorHAnsi" w:cstheme="majorBidi"/>
-                                      <w:caps/>
-                                      <w:color w:val="76923C" w:themeColor="accent3" w:themeShade="BF"/>
-                                      <w:sz w:val="72"/>
-                                      <w:szCs w:val="72"/>
-                                    </w:rPr>
-                                    <w:alias w:val="Title"/>
-                                    <w:tag w:val=""/>
-                                    <w:id w:val="-9991715"/>
-                                    <w:dataBinding w:prefixMappings="xmlns:ns0='http://purl.org/dc/elements/1.1/' xmlns:ns1='http://schemas.openxmlformats.org/package/2006/metadata/core-properties' " w:xpath="/ns1:coreProperties[1]/ns0:title[1]" w:storeItemID="{6C3C8BC8-F283-45AE-878A-BAB7291924A1}"/>
-                                    <w:text/>
-                                  </w:sdtPr>
-                                  <w:sdtContent>
-                                    <w:p>
-                                      <w:pPr>
-                                        <w:pStyle w:val="NoSpacing"/>
-                                        <w:jc w:val="center"/>
-                                        <w:rPr>
-                                          <w:rFonts w:asciiTheme="majorHAnsi" w:eastAsiaTheme="majorEastAsia" w:hAnsiTheme="majorHAnsi" w:cstheme="majorBidi"/>
-                                          <w:caps/>
-                                          <w:color w:val="76923C" w:themeColor="accent3" w:themeShade="BF"/>
-                                          <w:sz w:val="72"/>
-                                          <w:szCs w:val="72"/>
-                                        </w:rPr>
-                                      </w:pPr>
-                                      <w:r>
-                                        <w:rPr>
-                                          <w:rFonts w:asciiTheme="majorHAnsi" w:eastAsiaTheme="majorEastAsia" w:hAnsiTheme="majorHAnsi" w:cstheme="majorBidi"/>
-                                          <w:caps/>
-                                          <w:color w:val="76923C" w:themeColor="accent3" w:themeShade="BF"/>
-                                          <w:sz w:val="72"/>
-                                          <w:szCs w:val="72"/>
-                                        </w:rPr>
-                                        <w:t>MY PROFESSIONAL &amp;PERSONALITY PORTFOLIO</w:t>
-                                      </w:r>
-                                    </w:p>
-                                  </w:sdtContent>
-                                </w:sdt>
-                              </w:txbxContent>
-                            </wps:txbx>
-                            <wps:bodyPr rot="0" spcFirstLastPara="0" vertOverflow="overflow" horzOverflow="overflow" vert="horz" wrap="square" lIns="457200" tIns="91440" rIns="457200" bIns="91440" numCol="1" spcCol="0" rtlCol="0" fromWordArt="0" anchor="ctr" anchorCtr="0" forceAA="0" compatLnSpc="1">
+                            <wps:bodyPr rot="0" spcFirstLastPara="0" vertOverflow="overflow" horzOverflow="overflow" vert="horz" wrap="square" lIns="91440" tIns="45720" rIns="91440" bIns="45720" numCol="1" spcCol="0" rtlCol="0" fromWordArt="0" anchor="ctr" anchorCtr="0" forceAA="0" compatLnSpc="1">
                               <a:prstTxWarp prst="textNoShape">
                                 <a:avLst/>
                               </a:prstTxWarp>
@@ -312,580 +263,1704 @@
                       </a:graphicData>
                     </a:graphic>
                     <wp14:sizeRelH relativeFrom="page">
-                      <wp14:pctWidth>88200</wp14:pctWidth>
+                      <wp14:pctWidth>94100</wp14:pctWidth>
                     </wp14:sizeRelH>
                     <wp14:sizeRelV relativeFrom="page">
-                      <wp14:pctHeight>90900</wp14:pctHeight>
+                      <wp14:pctHeight>12100</wp14:pctHeight>
                     </wp14:sizeRelV>
                   </wp:anchor>
                 </w:drawing>
               </mc:Choice>
               <mc:Fallback>
                 <w:pict>
-                  <v:group w14:anchorId="645A651F" id="Group 193" o:spid="_x0000_s1026" style="position:absolute;margin-left:0;margin-top:0;width:540.55pt;height:718.4pt;z-index:-251657216;mso-width-percent:882;mso-height-percent:909;mso-position-horizontal:center;mso-position-horizontal-relative:page;mso-position-vertical:center;mso-position-vertical-relative:page;mso-width-percent:882;mso-height-percent:909" coordsize="68648,91235" o:gfxdata="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">
-                    <v:rect id="Rectangle 194" o:spid="_x0000_s1027" style="position:absolute;width:68580;height:13716;visibility:visible;mso-wrap-style:square;v-text-anchor:middle" o:gfxdata="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" fillcolor="#76923c [2406]" stroked="f" strokeweight="2pt"/>
-                    <v:rect id="Rectangle 195" o:spid="_x0000_s1028" style="position:absolute;top:40943;width:68580;height:50292;visibility:visible;mso-wrap-style:square;v-text-anchor:bottom" o:gfxdata="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" fillcolor="#76923c [2406]" stroked="f" strokeweight="2pt">
-                      <v:textbox inset="36pt,57.6pt,36pt,36pt">
-                        <w:txbxContent>
-                          <w:sdt>
-                            <w:sdtPr>
-                              <w:rPr>
-                                <w:color w:val="FFFFFF" w:themeColor="background1"/>
-                              </w:rPr>
-                              <w:alias w:val="Author"/>
-                              <w:tag w:val=""/>
-                              <w:id w:val="945428907"/>
-                              <w:dataBinding w:prefixMappings="xmlns:ns0='http://purl.org/dc/elements/1.1/' xmlns:ns1='http://schemas.openxmlformats.org/package/2006/metadata/core-properties' " w:xpath="/ns1:coreProperties[1]/ns0:creator[1]" w:storeItemID="{6C3C8BC8-F283-45AE-878A-BAB7291924A1}"/>
-                              <w:text/>
-                            </w:sdtPr>
-                            <w:sdtContent>
-                              <w:p>
-                                <w:pPr>
-                                  <w:pStyle w:val="NoSpacing"/>
-                                  <w:spacing w:before="120"/>
-                                  <w:jc w:val="center"/>
-                                  <w:rPr>
-                                    <w:color w:val="FFFFFF" w:themeColor="background1"/>
-                                  </w:rPr>
-                                </w:pPr>
-                                <w:r>
-                                  <w:rPr>
-                                    <w:color w:val="FFFFFF" w:themeColor="background1"/>
-                                  </w:rPr>
-                                  <w:t>Vivian Olive Akongo</w:t>
-                                </w:r>
-                              </w:p>
-                            </w:sdtContent>
-                          </w:sdt>
-                          <w:p>
-                            <w:pPr>
-                              <w:pStyle w:val="NoSpacing"/>
-                              <w:spacing w:before="120"/>
-                              <w:jc w:val="center"/>
-                              <w:rPr>
-                                <w:color w:val="FFFFFF" w:themeColor="background1"/>
-                              </w:rPr>
-                            </w:pPr>
-                            <w:sdt>
-                              <w:sdtPr>
-                                <w:rPr>
-                                  <w:caps/>
-                                  <w:color w:val="FFFFFF" w:themeColor="background1"/>
-                                </w:rPr>
-                                <w:alias w:val="Company"/>
-                                <w:tag w:val=""/>
-                                <w:id w:val="1618182777"/>
-                                <w:dataBinding w:prefixMappings="xmlns:ns0='http://schemas.openxmlformats.org/officeDocument/2006/extended-properties' " w:xpath="/ns0:Properties[1]/ns0:Company[1]" w:storeItemID="{6668398D-A668-4E3E-A5EB-62B293D839F1}"/>
-                                <w:text/>
-                              </w:sdtPr>
-                              <w:sdtContent>
-                                <w:r>
-                                  <w:rPr>
-                                    <w:caps/>
-                                    <w:color w:val="FFFFFF" w:themeColor="background1"/>
-                                  </w:rPr>
-                                  <w:t>AGA221-0208/2024</w:t>
-                                </w:r>
-                              </w:sdtContent>
-                            </w:sdt>
-                            <w:r>
-                              <w:rPr>
-                                <w:color w:val="FFFFFF" w:themeColor="background1"/>
-                              </w:rPr>
-                              <w:t>  </w:t>
-                            </w:r>
-                            <w:sdt>
-                              <w:sdtPr>
-                                <w:rPr>
-                                  <w:color w:val="FFFFFF" w:themeColor="background1"/>
-                                </w:rPr>
-                                <w:alias w:val="Address"/>
-                                <w:tag w:val=""/>
-                                <w:id w:val="-253358678"/>
-                                <w:showingPlcHdr/>
-                                <w:dataBinding w:prefixMappings="xmlns:ns0='http://schemas.microsoft.com/office/2006/coverPageProps' " w:xpath="/ns0:CoverPageProperties[1]/ns0:CompanyAddress[1]" w:storeItemID="{55AF091B-3C7A-41E3-B477-F2FDAA23CFDA}"/>
-                                <w:text/>
-                              </w:sdtPr>
-                              <w:sdtContent>
-                                <w:r>
-                                  <w:rPr>
-                                    <w:color w:val="FFFFFF" w:themeColor="background1"/>
-                                  </w:rPr>
-                                  <w:t xml:space="preserve">     </w:t>
-                                </w:r>
-                              </w:sdtContent>
-                            </w:sdt>
-                          </w:p>
-                        </w:txbxContent>
-                      </v:textbox>
+                  <v:group w14:anchorId="537FF081" id="Group 149" o:spid="_x0000_s1026" style="position:absolute;margin-left:0;margin-top:0;width:8in;height:95.7pt;z-index:251662336;mso-width-percent:941;mso-height-percent:121;mso-top-percent:23;mso-position-horizontal:center;mso-position-horizontal-relative:page;mso-position-vertical-relative:page;mso-width-percent:941;mso-height-percent:121;mso-top-percent:23" coordorigin="" coordsize="73152,12161" o:gfxdata="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">
+                    <v:shape id="Rectangle 51" o:spid="_x0000_s1027" style="position:absolute;width:73152;height:11303;visibility:visible;mso-wrap-style:square;v-text-anchor:middle" coordsize="7312660,1129665" o:gfxdata="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" path="m,l7312660,r,1129665l3619500,733425,,1091565,,xe" fillcolor="#4f81bd [3204]" stroked="f" strokeweight="2pt">
+                      <v:path arrowok="t" o:connecttype="custom" o:connectlocs="0,0;7315200,0;7315200,1130373;3620757,733885;0,1092249;0,0" o:connectangles="0,0,0,0,0,0"/>
+                    </v:shape>
+                    <v:rect id="Rectangle 151" o:spid="_x0000_s1028" style="position:absolute;width:73152;height:12161;visibility:visible;mso-wrap-style:square;v-text-anchor:middle" o:gfxdata="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" stroked="f" strokeweight="2pt">
+                      <v:fill r:id="rId10" o:title="" recolor="t" rotate="t" type="frame"/>
                     </v:rect>
-                    <v:shapetype id="_x0000_t202" coordsize="21600,21600" o:spt="202" path="m,l,21600r21600,l21600,xe">
-                      <v:stroke joinstyle="miter"/>
-                      <v:path gradientshapeok="t" o:connecttype="rect"/>
-                    </v:shapetype>
-                    <v:shape id="Text Box 196" o:spid="_x0000_s1029" type="#_x0000_t202" style="position:absolute;left:68;top:13716;width:68580;height:27227;visibility:visible;mso-wrap-style:square;v-text-anchor:middle" o:gfxdata="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" fillcolor="white [3212]" stroked="f" strokeweight=".5pt">
-                      <v:textbox inset="36pt,7.2pt,36pt,7.2pt">
-                        <w:txbxContent>
-                          <w:sdt>
-                            <w:sdtPr>
-                              <w:rPr>
-                                <w:rFonts w:asciiTheme="majorHAnsi" w:eastAsiaTheme="majorEastAsia" w:hAnsiTheme="majorHAnsi" w:cstheme="majorBidi"/>
-                                <w:caps/>
-                                <w:color w:val="76923C" w:themeColor="accent3" w:themeShade="BF"/>
-                                <w:sz w:val="72"/>
-                                <w:szCs w:val="72"/>
-                              </w:rPr>
-                              <w:alias w:val="Title"/>
-                              <w:tag w:val=""/>
-                              <w:id w:val="-9991715"/>
-                              <w:dataBinding w:prefixMappings="xmlns:ns0='http://purl.org/dc/elements/1.1/' xmlns:ns1='http://schemas.openxmlformats.org/package/2006/metadata/core-properties' " w:xpath="/ns1:coreProperties[1]/ns0:title[1]" w:storeItemID="{6C3C8BC8-F283-45AE-878A-BAB7291924A1}"/>
-                              <w:text/>
-                            </w:sdtPr>
-                            <w:sdtContent>
-                              <w:p>
-                                <w:pPr>
-                                  <w:pStyle w:val="NoSpacing"/>
-                                  <w:jc w:val="center"/>
-                                  <w:rPr>
-                                    <w:rFonts w:asciiTheme="majorHAnsi" w:eastAsiaTheme="majorEastAsia" w:hAnsiTheme="majorHAnsi" w:cstheme="majorBidi"/>
-                                    <w:caps/>
-                                    <w:color w:val="76923C" w:themeColor="accent3" w:themeShade="BF"/>
-                                    <w:sz w:val="72"/>
-                                    <w:szCs w:val="72"/>
-                                  </w:rPr>
-                                </w:pPr>
-                                <w:r>
-                                  <w:rPr>
-                                    <w:rFonts w:asciiTheme="majorHAnsi" w:eastAsiaTheme="majorEastAsia" w:hAnsiTheme="majorHAnsi" w:cstheme="majorBidi"/>
-                                    <w:caps/>
-                                    <w:color w:val="76923C" w:themeColor="accent3" w:themeShade="BF"/>
-                                    <w:sz w:val="72"/>
-                                    <w:szCs w:val="72"/>
-                                  </w:rPr>
-                                  <w:t>MY PROFESSIONAL &amp;PERSONALITY PORTFOLIO</w:t>
-                                </w:r>
-                              </w:p>
-                            </w:sdtContent>
-                          </w:sdt>
-                        </w:txbxContent>
-                      </v:textbox>
-                    </v:shape>
                     <w10:wrap anchorx="page" anchory="page"/>
                   </v:group>
                 </w:pict>
               </mc:Fallback>
             </mc:AlternateContent>
           </w:r>
+          <w:r>
+            <w:rPr>
+              <w:noProof/>
+            </w:rPr>
+            <mc:AlternateContent>
+              <mc:Choice Requires="wps">
+                <w:drawing>
+                  <wp:anchor distT="0" distB="0" distL="114300" distR="114300" simplePos="0" relativeHeight="251660288" behindDoc="0" locked="0" layoutInCell="1" allowOverlap="1" wp14:anchorId="1C247424" wp14:editId="3D883E21">
+                    <wp:simplePos x="0" y="0"/>
+                    <wp:positionH relativeFrom="page">
+                      <wp:align>center</wp:align>
+                    </wp:positionH>
+                    <mc:AlternateContent>
+                      <mc:Choice Requires="wp14">
+                        <wp:positionV relativeFrom="page">
+                          <wp14:pctPosVOffset>81800</wp14:pctPosVOffset>
+                        </wp:positionV>
+                      </mc:Choice>
+                      <mc:Fallback>
+                        <wp:positionV relativeFrom="page">
+                          <wp:posOffset>8227695</wp:posOffset>
+                        </wp:positionV>
+                      </mc:Fallback>
+                    </mc:AlternateContent>
+                    <wp:extent cx="7315200" cy="914400"/>
+                    <wp:effectExtent l="0" t="0" r="0" b="8255"/>
+                    <wp:wrapSquare wrapText="bothSides"/>
+                    <wp:docPr id="152" name="Text Box 152"/>
+                    <wp:cNvGraphicFramePr/>
+                    <a:graphic xmlns:a="http://schemas.openxmlformats.org/drawingml/2006/main">
+                      <a:graphicData uri="http://schemas.microsoft.com/office/word/2010/wordprocessingShape">
+                        <wps:wsp>
+                          <wps:cNvSpPr txBox="1"/>
+                          <wps:spPr>
+                            <a:xfrm>
+                              <a:off x="0" y="0"/>
+                              <a:ext cx="7315200" cy="914400"/>
+                            </a:xfrm>
+                            <a:prstGeom prst="rect">
+                              <a:avLst/>
+                            </a:prstGeom>
+                            <a:noFill/>
+                            <a:ln w="6350">
+                              <a:noFill/>
+                            </a:ln>
+                            <a:effectLst/>
+                          </wps:spPr>
+                          <wps:style>
+                            <a:lnRef idx="0">
+                              <a:schemeClr val="accent1"/>
+                            </a:lnRef>
+                            <a:fillRef idx="0">
+                              <a:schemeClr val="accent1"/>
+                            </a:fillRef>
+                            <a:effectRef idx="0">
+                              <a:schemeClr val="accent1"/>
+                            </a:effectRef>
+                            <a:fontRef idx="minor">
+                              <a:schemeClr val="dk1"/>
+                            </a:fontRef>
+                          </wps:style>
+                          <wps:txbx>
+                            <w:txbxContent>
+                              <w:sdt>
+                                <w:sdtPr>
+                                  <w:rPr>
+                                    <w:color w:val="595959" w:themeColor="text1" w:themeTint="A6"/>
+                                    <w:sz w:val="28"/>
+                                    <w:szCs w:val="28"/>
+                                  </w:rPr>
+                                  <w:alias w:val="Author"/>
+                                  <w:tag w:val=""/>
+                                  <w:id w:val="789243997"/>
+                                  <w:dataBinding w:prefixMappings="xmlns:ns0='http://purl.org/dc/elements/1.1/' xmlns:ns1='http://schemas.openxmlformats.org/package/2006/metadata/core-properties' " w:xpath="/ns1:coreProperties[1]/ns0:creator[1]" w:storeItemID="{6C3C8BC8-F283-45AE-878A-BAB7291924A1}"/>
+                                  <w:text/>
+                                </w:sdtPr>
+                                <w:sdtContent>
+                                  <w:p>
+                                    <w:pPr>
+                                      <w:pStyle w:val="NoSpacing"/>
+                                      <w:jc w:val="right"/>
+                                      <w:rPr>
+                                        <w:color w:val="595959" w:themeColor="text1" w:themeTint="A6"/>
+                                        <w:sz w:val="28"/>
+                                        <w:szCs w:val="28"/>
+                                      </w:rPr>
+                                    </w:pPr>
+                                    <w:proofErr w:type="spellStart"/>
+                                    <w:r>
+                                      <w:rPr>
+                                        <w:color w:val="595959" w:themeColor="text1" w:themeTint="A6"/>
+                                        <w:sz w:val="28"/>
+                                        <w:szCs w:val="28"/>
+                                      </w:rPr>
+                                      <w:t>Leonindah</w:t>
+                                    </w:r>
+                                    <w:proofErr w:type="spellEnd"/>
+                                    <w:r>
+                                      <w:rPr>
+                                        <w:color w:val="595959" w:themeColor="text1" w:themeTint="A6"/>
+                                        <w:sz w:val="28"/>
+                                        <w:szCs w:val="28"/>
+                                      </w:rPr>
+                                      <w:t xml:space="preserve"> </w:t>
+                                    </w:r>
+                                    <w:proofErr w:type="spellStart"/>
+                                    <w:r>
+                                      <w:rPr>
+                                        <w:color w:val="595959" w:themeColor="text1" w:themeTint="A6"/>
+                                        <w:sz w:val="28"/>
+                                        <w:szCs w:val="28"/>
+                                      </w:rPr>
+                                      <w:t>Shiyuka</w:t>
+                                    </w:r>
+                                    <w:proofErr w:type="spellEnd"/>
+                                  </w:p>
+                                </w:sdtContent>
+                              </w:sdt>
+                              <w:p>
+                                <w:pPr>
+                                  <w:pStyle w:val="NoSpacing"/>
+                                  <w:jc w:val="right"/>
+                                  <w:rPr>
+                                    <w:color w:val="595959" w:themeColor="text1" w:themeTint="A6"/>
+                                    <w:sz w:val="18"/>
+                                    <w:szCs w:val="18"/>
+                                  </w:rPr>
+                                </w:pPr>
+                                <w:sdt>
+                                  <w:sdtPr>
+                                    <w:rPr>
+                                      <w:rFonts w:ascii="Times New Roman" w:hAnsi="Times New Roman" w:cs="Times New Roman"/>
+                                      <w:color w:val="E36C0A" w:themeColor="accent6" w:themeShade="BF"/>
+                                    </w:rPr>
+                                    <w:alias w:val="Email"/>
+                                    <w:tag w:val="Email"/>
+                                    <w:id w:val="942260680"/>
+                                    <w:dataBinding w:prefixMappings="xmlns:ns0='http://schemas.microsoft.com/office/2006/coverPageProps' " w:xpath="/ns0:CoverPageProperties[1]/ns0:CompanyEmail[1]" w:storeItemID="{55AF091B-3C7A-41E3-B477-F2FDAA23CFDA}"/>
+                                    <w:text/>
+                                  </w:sdtPr>
+                                  <w:sdtContent>
+                                    <w:proofErr w:type="spellStart"/>
+                                    <w:r>
+                                      <w:rPr>
+                                        <w:rFonts w:ascii="Times New Roman" w:hAnsi="Times New Roman" w:cs="Times New Roman"/>
+                                        <w:color w:val="E36C0A" w:themeColor="accent6" w:themeShade="BF"/>
+                                      </w:rPr>
+                                      <w:t>B.Sc.AERD</w:t>
+                                    </w:r>
+                                    <w:proofErr w:type="spellEnd"/>
+                                  </w:sdtContent>
+                                </w:sdt>
+                              </w:p>
+                            </w:txbxContent>
+                          </wps:txbx>
+                          <wps:bodyPr rot="0" spcFirstLastPara="0" vertOverflow="overflow" horzOverflow="overflow" vert="horz" wrap="square" lIns="1600200" tIns="0" rIns="685800" bIns="0" numCol="1" spcCol="0" rtlCol="0" fromWordArt="0" anchor="b" anchorCtr="0" forceAA="0" compatLnSpc="1">
+                            <a:prstTxWarp prst="textNoShape">
+                              <a:avLst/>
+                            </a:prstTxWarp>
+                            <a:noAutofit/>
+                          </wps:bodyPr>
+                        </wps:wsp>
+                      </a:graphicData>
+                    </a:graphic>
+                    <wp14:sizeRelH relativeFrom="page">
+                      <wp14:pctWidth>94100</wp14:pctWidth>
+                    </wp14:sizeRelH>
+                    <wp14:sizeRelV relativeFrom="page">
+                      <wp14:pctHeight>9200</wp14:pctHeight>
+                    </wp14:sizeRelV>
+                  </wp:anchor>
+                </w:drawing>
+              </mc:Choice>
+              <mc:Fallback>
+                <w:pict>
+                  <v:shapetype w14:anchorId="1C247424" id="_x0000_t202" coordsize="21600,21600" o:spt="202" path="m,l,21600r21600,l21600,xe">
+                    <v:stroke joinstyle="miter"/>
+                    <v:path gradientshapeok="t" o:connecttype="rect"/>
+                  </v:shapetype>
+                  <v:shape id="Text Box 152" o:spid="_x0000_s1026" type="#_x0000_t202" style="position:absolute;margin-left:0;margin-top:0;width:8in;height:1in;z-index:251660288;visibility:visible;mso-wrap-style:square;mso-width-percent:941;mso-height-percent:92;mso-top-percent:818;mso-wrap-distance-left:9pt;mso-wrap-distance-top:0;mso-wrap-distance-right:9pt;mso-wrap-distance-bottom:0;mso-position-horizontal:center;mso-position-horizontal-relative:page;mso-position-vertical-relative:page;mso-width-percent:941;mso-height-percent:92;mso-top-percent:818;mso-width-relative:page;mso-height-relative:page;v-text-anchor:bottom" o:gfxdata="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" filled="f" stroked="f" strokeweight=".5pt">
+                    <v:textbox inset="126pt,0,54pt,0">
+                      <w:txbxContent>
+                        <w:sdt>
+                          <w:sdtPr>
+                            <w:rPr>
+                              <w:color w:val="595959" w:themeColor="text1" w:themeTint="A6"/>
+                              <w:sz w:val="28"/>
+                              <w:szCs w:val="28"/>
+                            </w:rPr>
+                            <w:alias w:val="Author"/>
+                            <w:tag w:val=""/>
+                            <w:id w:val="789243997"/>
+                            <w:dataBinding w:prefixMappings="xmlns:ns0='http://purl.org/dc/elements/1.1/' xmlns:ns1='http://schemas.openxmlformats.org/package/2006/metadata/core-properties' " w:xpath="/ns1:coreProperties[1]/ns0:creator[1]" w:storeItemID="{6C3C8BC8-F283-45AE-878A-BAB7291924A1}"/>
+                            <w:text/>
+                          </w:sdtPr>
+                          <w:sdtContent>
+                            <w:p>
+                              <w:pPr>
+                                <w:pStyle w:val="NoSpacing"/>
+                                <w:jc w:val="right"/>
+                                <w:rPr>
+                                  <w:color w:val="595959" w:themeColor="text1" w:themeTint="A6"/>
+                                  <w:sz w:val="28"/>
+                                  <w:szCs w:val="28"/>
+                                </w:rPr>
+                              </w:pPr>
+                              <w:proofErr w:type="spellStart"/>
+                              <w:r>
+                                <w:rPr>
+                                  <w:color w:val="595959" w:themeColor="text1" w:themeTint="A6"/>
+                                  <w:sz w:val="28"/>
+                                  <w:szCs w:val="28"/>
+                                </w:rPr>
+                                <w:t>Leonindah</w:t>
+                              </w:r>
+                              <w:proofErr w:type="spellEnd"/>
+                              <w:r>
+                                <w:rPr>
+                                  <w:color w:val="595959" w:themeColor="text1" w:themeTint="A6"/>
+                                  <w:sz w:val="28"/>
+                                  <w:szCs w:val="28"/>
+                                </w:rPr>
+                                <w:t xml:space="preserve"> </w:t>
+                              </w:r>
+                              <w:proofErr w:type="spellStart"/>
+                              <w:r>
+                                <w:rPr>
+                                  <w:color w:val="595959" w:themeColor="text1" w:themeTint="A6"/>
+                                  <w:sz w:val="28"/>
+                                  <w:szCs w:val="28"/>
+                                </w:rPr>
+                                <w:t>Shiyuka</w:t>
+                              </w:r>
+                              <w:proofErr w:type="spellEnd"/>
+                            </w:p>
+                          </w:sdtContent>
+                        </w:sdt>
+                        <w:p>
+                          <w:pPr>
+                            <w:pStyle w:val="NoSpacing"/>
+                            <w:jc w:val="right"/>
+                            <w:rPr>
+                              <w:color w:val="595959" w:themeColor="text1" w:themeTint="A6"/>
+                              <w:sz w:val="18"/>
+                              <w:szCs w:val="18"/>
+                            </w:rPr>
+                          </w:pPr>
+                          <w:sdt>
+                            <w:sdtPr>
+                              <w:rPr>
+                                <w:rFonts w:ascii="Times New Roman" w:hAnsi="Times New Roman" w:cs="Times New Roman"/>
+                                <w:color w:val="E36C0A" w:themeColor="accent6" w:themeShade="BF"/>
+                              </w:rPr>
+                              <w:alias w:val="Email"/>
+                              <w:tag w:val="Email"/>
+                              <w:id w:val="942260680"/>
+                              <w:dataBinding w:prefixMappings="xmlns:ns0='http://schemas.microsoft.com/office/2006/coverPageProps' " w:xpath="/ns0:CoverPageProperties[1]/ns0:CompanyEmail[1]" w:storeItemID="{55AF091B-3C7A-41E3-B477-F2FDAA23CFDA}"/>
+                              <w:text/>
+                            </w:sdtPr>
+                            <w:sdtContent>
+                              <w:proofErr w:type="spellStart"/>
+                              <w:r>
+                                <w:rPr>
+                                  <w:rFonts w:ascii="Times New Roman" w:hAnsi="Times New Roman" w:cs="Times New Roman"/>
+                                  <w:color w:val="E36C0A" w:themeColor="accent6" w:themeShade="BF"/>
+                                </w:rPr>
+                                <w:t>B.Sc.AERD</w:t>
+                              </w:r>
+                              <w:proofErr w:type="spellEnd"/>
+                            </w:sdtContent>
+                          </w:sdt>
+                        </w:p>
+                      </w:txbxContent>
+                    </v:textbox>
+                    <w10:wrap type="square" anchorx="page" anchory="page"/>
+                  </v:shape>
+                </w:pict>
+              </mc:Fallback>
+            </mc:AlternateContent>
+          </w:r>
+          <w:r>
+            <w:rPr>
+              <w:noProof/>
+            </w:rPr>
+            <mc:AlternateContent>
+              <mc:Choice Requires="wps">
+                <w:drawing>
+                  <wp:anchor distT="0" distB="0" distL="114300" distR="114300" simplePos="0" relativeHeight="251661312" behindDoc="0" locked="0" layoutInCell="1" allowOverlap="1" wp14:anchorId="2EC4428B" wp14:editId="3A399E12">
+                    <wp:simplePos x="0" y="0"/>
+                    <wp:positionH relativeFrom="page">
+                      <wp:align>center</wp:align>
+                    </wp:positionH>
+                    <mc:AlternateContent>
+                      <mc:Choice Requires="wp14">
+                        <wp:positionV relativeFrom="page">
+                          <wp14:pctPosVOffset>70000</wp14:pctPosVOffset>
+                        </wp:positionV>
+                      </mc:Choice>
+                      <mc:Fallback>
+                        <wp:positionV relativeFrom="page">
+                          <wp:posOffset>7040880</wp:posOffset>
+                        </wp:positionV>
+                      </mc:Fallback>
+                    </mc:AlternateContent>
+                    <wp:extent cx="7315200" cy="1009650"/>
+                    <wp:effectExtent l="0" t="0" r="0" b="0"/>
+                    <wp:wrapSquare wrapText="bothSides"/>
+                    <wp:docPr id="153" name="Text Box 153"/>
+                    <wp:cNvGraphicFramePr/>
+                    <a:graphic xmlns:a="http://schemas.openxmlformats.org/drawingml/2006/main">
+                      <a:graphicData uri="http://schemas.microsoft.com/office/word/2010/wordprocessingShape">
+                        <wps:wsp>
+                          <wps:cNvSpPr txBox="1"/>
+                          <wps:spPr>
+                            <a:xfrm>
+                              <a:off x="0" y="0"/>
+                              <a:ext cx="7315200" cy="1009650"/>
+                            </a:xfrm>
+                            <a:prstGeom prst="rect">
+                              <a:avLst/>
+                            </a:prstGeom>
+                            <a:noFill/>
+                            <a:ln w="6350">
+                              <a:noFill/>
+                            </a:ln>
+                            <a:effectLst/>
+                          </wps:spPr>
+                          <wps:style>
+                            <a:lnRef idx="0">
+                              <a:schemeClr val="accent1"/>
+                            </a:lnRef>
+                            <a:fillRef idx="0">
+                              <a:schemeClr val="accent1"/>
+                            </a:fillRef>
+                            <a:effectRef idx="0">
+                              <a:schemeClr val="accent1"/>
+                            </a:effectRef>
+                            <a:fontRef idx="minor">
+                              <a:schemeClr val="dk1"/>
+                            </a:fontRef>
+                          </wps:style>
+                          <wps:txbx>
+                            <w:txbxContent>
+                              <w:p>
+                                <w:pPr>
+                                  <w:pStyle w:val="NoSpacing"/>
+                                  <w:jc w:val="right"/>
+                                  <w:rPr>
+                                    <w:color w:val="595959" w:themeColor="text1" w:themeTint="A6"/>
+                                    <w:sz w:val="20"/>
+                                    <w:szCs w:val="20"/>
+                                  </w:rPr>
+                                </w:pPr>
+                              </w:p>
+                            </w:txbxContent>
+                          </wps:txbx>
+                          <wps:bodyPr rot="0" spcFirstLastPara="0" vertOverflow="overflow" horzOverflow="overflow" vert="horz" wrap="square" lIns="1600200" tIns="0" rIns="685800" bIns="0" numCol="1" spcCol="0" rtlCol="0" fromWordArt="0" anchor="t" anchorCtr="0" forceAA="0" compatLnSpc="1">
+                            <a:prstTxWarp prst="textNoShape">
+                              <a:avLst/>
+                            </a:prstTxWarp>
+                            <a:spAutoFit/>
+                          </wps:bodyPr>
+                        </wps:wsp>
+                      </a:graphicData>
+                    </a:graphic>
+                    <wp14:sizeRelH relativeFrom="page">
+                      <wp14:pctWidth>94100</wp14:pctWidth>
+                    </wp14:sizeRelH>
+                    <wp14:sizeRelV relativeFrom="page">
+                      <wp14:pctHeight>10000</wp14:pctHeight>
+                    </wp14:sizeRelV>
+                  </wp:anchor>
+                </w:drawing>
+              </mc:Choice>
+              <mc:Fallback>
+                <w:pict>
+                  <v:shape w14:anchorId="2EC4428B" id="Text Box 153" o:spid="_x0000_s1027" type="#_x0000_t202" style="position:absolute;margin-left:0;margin-top:0;width:8in;height:79.5pt;z-index:251661312;visibility:visible;mso-wrap-style:square;mso-width-percent:941;mso-height-percent:100;mso-top-percent:700;mso-wrap-distance-left:9pt;mso-wrap-distance-top:0;mso-wrap-distance-right:9pt;mso-wrap-distance-bottom:0;mso-position-horizontal:center;mso-position-horizontal-relative:page;mso-position-vertical-relative:page;mso-width-percent:941;mso-height-percent:100;mso-top-percent:700;mso-width-relative:page;mso-height-relative:page;v-text-anchor:top" o:gfxdata="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" filled="f" stroked="f" strokeweight=".5pt">
+                    <v:textbox style="mso-fit-shape-to-text:t" inset="126pt,0,54pt,0">
+                      <w:txbxContent>
+                        <w:p>
+                          <w:pPr>
+                            <w:pStyle w:val="NoSpacing"/>
+                            <w:jc w:val="right"/>
+                            <w:rPr>
+                              <w:color w:val="595959" w:themeColor="text1" w:themeTint="A6"/>
+                              <w:sz w:val="20"/>
+                              <w:szCs w:val="20"/>
+                            </w:rPr>
+                          </w:pPr>
+                        </w:p>
+                      </w:txbxContent>
+                    </v:textbox>
+                    <w10:wrap type="square" anchorx="page" anchory="page"/>
+                  </v:shape>
+                </w:pict>
+              </mc:Fallback>
+            </mc:AlternateContent>
+          </w:r>
+          <w:r>
+            <w:rPr>
+              <w:noProof/>
+            </w:rPr>
+            <mc:AlternateContent>
+              <mc:Choice Requires="wps">
+                <w:drawing>
+                  <wp:anchor distT="0" distB="0" distL="114300" distR="114300" simplePos="0" relativeHeight="251659264" behindDoc="0" locked="0" layoutInCell="1" allowOverlap="1" wp14:anchorId="4F71EEA2" wp14:editId="60DC8B60">
+                    <wp:simplePos x="0" y="0"/>
+                    <wp:positionH relativeFrom="page">
+                      <wp:align>center</wp:align>
+                    </wp:positionH>
+                    <mc:AlternateContent>
+                      <mc:Choice Requires="wp14">
+                        <wp:positionV relativeFrom="page">
+                          <wp14:pctPosVOffset>30000</wp14:pctPosVOffset>
+                        </wp:positionV>
+                      </mc:Choice>
+                      <mc:Fallback>
+                        <wp:positionV relativeFrom="page">
+                          <wp:posOffset>3017520</wp:posOffset>
+                        </wp:positionV>
+                      </mc:Fallback>
+                    </mc:AlternateContent>
+                    <wp:extent cx="7315200" cy="3638550"/>
+                    <wp:effectExtent l="0" t="0" r="0" b="6350"/>
+                    <wp:wrapSquare wrapText="bothSides"/>
+                    <wp:docPr id="154" name="Text Box 154"/>
+                    <wp:cNvGraphicFramePr/>
+                    <a:graphic xmlns:a="http://schemas.openxmlformats.org/drawingml/2006/main">
+                      <a:graphicData uri="http://schemas.microsoft.com/office/word/2010/wordprocessingShape">
+                        <wps:wsp>
+                          <wps:cNvSpPr txBox="1"/>
+                          <wps:spPr>
+                            <a:xfrm>
+                              <a:off x="0" y="0"/>
+                              <a:ext cx="7315200" cy="3638550"/>
+                            </a:xfrm>
+                            <a:prstGeom prst="rect">
+                              <a:avLst/>
+                            </a:prstGeom>
+                            <a:noFill/>
+                            <a:ln w="6350">
+                              <a:noFill/>
+                            </a:ln>
+                            <a:effectLst/>
+                          </wps:spPr>
+                          <wps:style>
+                            <a:lnRef idx="0">
+                              <a:schemeClr val="accent1"/>
+                            </a:lnRef>
+                            <a:fillRef idx="0">
+                              <a:schemeClr val="accent1"/>
+                            </a:fillRef>
+                            <a:effectRef idx="0">
+                              <a:schemeClr val="accent1"/>
+                            </a:effectRef>
+                            <a:fontRef idx="minor">
+                              <a:schemeClr val="dk1"/>
+                            </a:fontRef>
+                          </wps:style>
+                          <wps:txbx>
+                            <w:txbxContent>
+                              <w:p>
+                                <w:pPr>
+                                  <w:jc w:val="right"/>
+                                  <w:rPr>
+                                    <w:color w:val="4F81BD" w:themeColor="accent1"/>
+                                    <w:sz w:val="64"/>
+                                    <w:szCs w:val="64"/>
+                                  </w:rPr>
+                                </w:pPr>
+                                <w:sdt>
+                                  <w:sdtPr>
+                                    <w:rPr>
+                                      <w:caps/>
+                                      <w:color w:val="4F81BD" w:themeColor="accent1"/>
+                                      <w:sz w:val="64"/>
+                                      <w:szCs w:val="64"/>
+                                    </w:rPr>
+                                    <w:alias w:val="Title"/>
+                                    <w:tag w:val=""/>
+                                    <w:id w:val="630141079"/>
+                                    <w:dataBinding w:prefixMappings="xmlns:ns0='http://purl.org/dc/elements/1.1/' xmlns:ns1='http://schemas.openxmlformats.org/package/2006/metadata/core-properties' " w:xpath="/ns1:coreProperties[1]/ns0:title[1]" w:storeItemID="{6C3C8BC8-F283-45AE-878A-BAB7291924A1}"/>
+                                    <w:text w:multiLine="1"/>
+                                  </w:sdtPr>
+                                  <w:sdtEndPr>
+                                    <w:rPr>
+                                      <w:caps w:val="0"/>
+                                    </w:rPr>
+                                  </w:sdtEndPr>
+                                  <w:sdtContent>
+                                    <w:r>
+                                      <w:rPr>
+                                        <w:caps/>
+                                        <w:color w:val="4F81BD" w:themeColor="accent1"/>
+                                        <w:sz w:val="64"/>
+                                        <w:szCs w:val="64"/>
+                                      </w:rPr>
+                                      <w:t>MY PROFESSIONAL &amp;PERSONALITY PORTFOLIO</w:t>
+                                    </w:r>
+                                  </w:sdtContent>
+                                </w:sdt>
+                              </w:p>
+                              <w:sdt>
+                                <w:sdtPr>
+                                  <w:rPr>
+                                    <w:color w:val="404040" w:themeColor="text1" w:themeTint="BF"/>
+                                    <w:sz w:val="36"/>
+                                    <w:szCs w:val="36"/>
+                                  </w:rPr>
+                                  <w:alias w:val="Subtitle"/>
+                                  <w:tag w:val=""/>
+                                  <w:id w:val="1759551507"/>
+                                  <w:showingPlcHdr/>
+                                  <w:dataBinding w:prefixMappings="xmlns:ns0='http://purl.org/dc/elements/1.1/' xmlns:ns1='http://schemas.openxmlformats.org/package/2006/metadata/core-properties' " w:xpath="/ns1:coreProperties[1]/ns0:subject[1]" w:storeItemID="{6C3C8BC8-F283-45AE-878A-BAB7291924A1}"/>
+                                  <w:text/>
+                                </w:sdtPr>
+                                <w:sdtContent>
+                                  <w:p>
+                                    <w:pPr>
+                                      <w:jc w:val="right"/>
+                                      <w:rPr>
+                                        <w:smallCaps/>
+                                        <w:color w:val="404040" w:themeColor="text1" w:themeTint="BF"/>
+                                        <w:sz w:val="36"/>
+                                        <w:szCs w:val="36"/>
+                                      </w:rPr>
+                                    </w:pPr>
+                                    <w:r>
+                                      <w:rPr>
+                                        <w:color w:val="404040" w:themeColor="text1" w:themeTint="BF"/>
+                                        <w:sz w:val="36"/>
+                                        <w:szCs w:val="36"/>
+                                      </w:rPr>
+                                      <w:t xml:space="preserve">     </w:t>
+                                    </w:r>
+                                  </w:p>
+                                </w:sdtContent>
+                              </w:sdt>
+                            </w:txbxContent>
+                          </wps:txbx>
+                          <wps:bodyPr rot="0" spcFirstLastPara="0" vertOverflow="overflow" horzOverflow="overflow" vert="horz" wrap="square" lIns="1600200" tIns="0" rIns="685800" bIns="0" numCol="1" spcCol="0" rtlCol="0" fromWordArt="0" anchor="b" anchorCtr="0" forceAA="0" compatLnSpc="1">
+                            <a:prstTxWarp prst="textNoShape">
+                              <a:avLst/>
+                            </a:prstTxWarp>
+                            <a:noAutofit/>
+                          </wps:bodyPr>
+                        </wps:wsp>
+                      </a:graphicData>
+                    </a:graphic>
+                    <wp14:sizeRelH relativeFrom="page">
+                      <wp14:pctWidth>94100</wp14:pctWidth>
+                    </wp14:sizeRelH>
+                    <wp14:sizeRelV relativeFrom="page">
+                      <wp14:pctHeight>36300</wp14:pctHeight>
+                    </wp14:sizeRelV>
+                  </wp:anchor>
+                </w:drawing>
+              </mc:Choice>
+              <mc:Fallback>
+                <w:pict>
+                  <v:shape w14:anchorId="4F71EEA2" id="Text Box 154" o:spid="_x0000_s1028" type="#_x0000_t202" style="position:absolute;margin-left:0;margin-top:0;width:8in;height:286.5pt;z-index:251659264;visibility:visible;mso-wrap-style:square;mso-width-percent:941;mso-height-percent:363;mso-top-percent:300;mso-wrap-distance-left:9pt;mso-wrap-distance-top:0;mso-wrap-distance-right:9pt;mso-wrap-distance-bottom:0;mso-position-horizontal:center;mso-position-horizontal-relative:page;mso-position-vertical-relative:page;mso-width-percent:941;mso-height-percent:363;mso-top-percent:300;mso-width-relative:page;mso-height-relative:page;v-text-anchor:bottom" o:gfxdata="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" filled="f" stroked="f" strokeweight=".5pt">
+                    <v:textbox inset="126pt,0,54pt,0">
+                      <w:txbxContent>
+                        <w:p>
+                          <w:pPr>
+                            <w:jc w:val="right"/>
+                            <w:rPr>
+                              <w:color w:val="4F81BD" w:themeColor="accent1"/>
+                              <w:sz w:val="64"/>
+                              <w:szCs w:val="64"/>
+                            </w:rPr>
+                          </w:pPr>
+                          <w:sdt>
+                            <w:sdtPr>
+                              <w:rPr>
+                                <w:caps/>
+                                <w:color w:val="4F81BD" w:themeColor="accent1"/>
+                                <w:sz w:val="64"/>
+                                <w:szCs w:val="64"/>
+                              </w:rPr>
+                              <w:alias w:val="Title"/>
+                              <w:tag w:val=""/>
+                              <w:id w:val="630141079"/>
+                              <w:dataBinding w:prefixMappings="xmlns:ns0='http://purl.org/dc/elements/1.1/' xmlns:ns1='http://schemas.openxmlformats.org/package/2006/metadata/core-properties' " w:xpath="/ns1:coreProperties[1]/ns0:title[1]" w:storeItemID="{6C3C8BC8-F283-45AE-878A-BAB7291924A1}"/>
+                              <w:text w:multiLine="1"/>
+                            </w:sdtPr>
+                            <w:sdtEndPr>
+                              <w:rPr>
+                                <w:caps w:val="0"/>
+                              </w:rPr>
+                            </w:sdtEndPr>
+                            <w:sdtContent>
+                              <w:r>
+                                <w:rPr>
+                                  <w:caps/>
+                                  <w:color w:val="4F81BD" w:themeColor="accent1"/>
+                                  <w:sz w:val="64"/>
+                                  <w:szCs w:val="64"/>
+                                </w:rPr>
+                                <w:t>MY PROFESSIONAL &amp;PERSONALITY PORTFOLIO</w:t>
+                              </w:r>
+                            </w:sdtContent>
+                          </w:sdt>
+                        </w:p>
+                        <w:sdt>
+                          <w:sdtPr>
+                            <w:rPr>
+                              <w:color w:val="404040" w:themeColor="text1" w:themeTint="BF"/>
+                              <w:sz w:val="36"/>
+                              <w:szCs w:val="36"/>
+                            </w:rPr>
+                            <w:alias w:val="Subtitle"/>
+                            <w:tag w:val=""/>
+                            <w:id w:val="1759551507"/>
+                            <w:showingPlcHdr/>
+                            <w:dataBinding w:prefixMappings="xmlns:ns0='http://purl.org/dc/elements/1.1/' xmlns:ns1='http://schemas.openxmlformats.org/package/2006/metadata/core-properties' " w:xpath="/ns1:coreProperties[1]/ns0:subject[1]" w:storeItemID="{6C3C8BC8-F283-45AE-878A-BAB7291924A1}"/>
+                            <w:text/>
+                          </w:sdtPr>
+                          <w:sdtContent>
+                            <w:p>
+                              <w:pPr>
+                                <w:jc w:val="right"/>
+                                <w:rPr>
+                                  <w:smallCaps/>
+                                  <w:color w:val="404040" w:themeColor="text1" w:themeTint="BF"/>
+                                  <w:sz w:val="36"/>
+                                  <w:szCs w:val="36"/>
+                                </w:rPr>
+                              </w:pPr>
+                              <w:r>
+                                <w:rPr>
+                                  <w:color w:val="404040" w:themeColor="text1" w:themeTint="BF"/>
+                                  <w:sz w:val="36"/>
+                                  <w:szCs w:val="36"/>
+                                </w:rPr>
+                                <w:t xml:space="preserve">     </w:t>
+                              </w:r>
+                            </w:p>
+                          </w:sdtContent>
+                        </w:sdt>
+                      </w:txbxContent>
+                    </v:textbox>
+                    <w10:wrap type="square" anchorx="page" anchory="page"/>
+                  </v:shape>
+                </w:pict>
+              </mc:Fallback>
+            </mc:AlternateContent>
+          </w:r>
         </w:p>
         <w:p>
+          <w:pPr>
+            <w:rPr>
+              <w:b/>
+              <w:bCs/>
+              <w:lang w:val="en-GB"/>
+            </w:rPr>
+          </w:pPr>
           <w:r>
+            <w:rPr>
+              <w:b/>
+              <w:bCs/>
+              <w:lang w:val="en-GB"/>
+            </w:rPr>
             <w:br w:type="page"/>
           </w:r>
         </w:p>
       </w:sdtContent>
     </w:sdt>
     <w:p>
+      <w:pPr>
+        <w:pStyle w:val="Heading1"/>
+        <w:rPr>
+          <w:rStyle w:val="Strong"/>
+          <w:b/>
+          <w:bCs/>
+        </w:rPr>
+      </w:pPr>
       <w:r>
+        <w:rPr>
+          <w:rStyle w:val="Strong"/>
+          <w:b/>
+          <w:bCs/>
+        </w:rPr>
         <w:lastRenderedPageBreak/>
         <w:t>Personal Portfolio Deployment Lab Report</w:t>
       </w:r>
     </w:p>
     <w:p/>
     <w:p>
+      <w:pPr>
+        <w:numPr>
+          <w:ilvl w:val="0"/>
+          <w:numId w:val="18"/>
+        </w:numPr>
+        <w:spacing w:before="100" w:beforeAutospacing="1" w:after="100" w:afterAutospacing="1" w:line="240" w:lineRule="auto"/>
+      </w:pPr>
+      <w:proofErr w:type="spellStart"/>
       <w:r>
-        <w:t>A. Introduction</w:t>
+        <w:t>Github</w:t>
+      </w:r>
+      <w:proofErr w:type="spellEnd"/>
+      <w:r>
+        <w:t xml:space="preserve"> </w:t>
+      </w:r>
+      <w:bookmarkStart w:id="0" w:name="_GoBack"/>
+      <w:bookmarkEnd w:id="0"/>
+      <w:r>
+        <w:t xml:space="preserve">Repository: </w:t>
+      </w:r>
+      <w:hyperlink r:id="rId11" w:tgtFrame="_new" w:history="1">
+        <w:r>
+          <w:rPr>
+            <w:rStyle w:val="Hyperlink"/>
+          </w:rPr>
+          <w:t>https://github.com/shiyuka-l/my-portfolio</w:t>
+        </w:r>
+      </w:hyperlink>
+      <w:r>
+        <w:t xml:space="preserve"> </w:t>
+      </w:r>
+    </w:p>
+    <w:p>
+      <w:pPr>
+        <w:numPr>
+          <w:ilvl w:val="0"/>
+          <w:numId w:val="18"/>
+        </w:numPr>
+        <w:spacing w:before="100" w:beforeAutospacing="1" w:after="100" w:afterAutospacing="1" w:line="240" w:lineRule="auto"/>
+      </w:pPr>
+      <w:r>
+        <w:t xml:space="preserve">Live URL: </w:t>
+      </w:r>
+      <w:hyperlink r:id="rId12" w:tgtFrame="_new" w:history="1">
+        <w:r>
+          <w:rPr>
+            <w:rStyle w:val="Hyperlink"/>
+          </w:rPr>
+          <w:t>https://shiyuka-l.github.io/my-portfolio</w:t>
+        </w:r>
+      </w:hyperlink>
+      <w:r>
+        <w:t xml:space="preserve"> </w:t>
       </w:r>
     </w:p>
     <w:p/>
     <w:p>
+      <w:pPr>
+        <w:pStyle w:val="Heading2"/>
+      </w:pPr>
       <w:r>
-        <w:t xml:space="preserve">This report documents the complete deployment process of a personal portfolio website for Viviane Olive. The project is a multi-page responsive website built with HTML5 and CSS3, </w:t>
+        <w:rPr>
+          <w:rStyle w:val="Strong"/>
+          <w:b/>
+          <w:bCs/>
+        </w:rPr>
+        <w:t>A. Introduction</w:t>
+      </w:r>
+    </w:p>
+    <w:p>
+      <w:pPr>
+        <w:pStyle w:val="NormalWeb"/>
+      </w:pPr>
+      <w:r>
+        <w:t xml:space="preserve">This report outlines the full deployment process of a personal portfolio website developed for </w:t>
+      </w:r>
+      <w:proofErr w:type="spellStart"/>
+      <w:r>
+        <w:rPr>
+          <w:rStyle w:val="Strong"/>
+        </w:rPr>
+        <w:t>Leonidah</w:t>
+      </w:r>
+      <w:proofErr w:type="spellEnd"/>
+      <w:r>
+        <w:rPr>
+          <w:rStyle w:val="Strong"/>
+        </w:rPr>
+        <w:t xml:space="preserve"> </w:t>
+      </w:r>
+      <w:proofErr w:type="spellStart"/>
+      <w:r>
+        <w:rPr>
+          <w:rStyle w:val="Strong"/>
+        </w:rPr>
+        <w:t>Shiyuka</w:t>
+      </w:r>
+      <w:proofErr w:type="spellEnd"/>
+      <w:r>
+        <w:t>. The website is a responsive, multi-page application built using HTML5 and CSS3, featuring a clean yellow-themed design. It consists of four key sections: Home, About, Projects, and Contact. The deployment workflow incorporated Git for version control, GitHub Pages for hosting, and a detailed evaluation of network and security performance.</w:t>
+      </w:r>
+    </w:p>
+    <w:p>
+      <w:pPr>
+        <w:pStyle w:val="NormalWeb"/>
+      </w:pPr>
+      <w:r>
+        <w:rPr>
+          <w:rStyle w:val="Strong"/>
+        </w:rPr>
+        <w:t>Project Details:</w:t>
+      </w:r>
+    </w:p>
+    <w:p>
+      <w:pPr>
+        <w:numPr>
+          <w:ilvl w:val="0"/>
+          <w:numId w:val="18"/>
+        </w:numPr>
+        <w:spacing w:before="100" w:beforeAutospacing="1" w:after="100" w:afterAutospacing="1" w:line="240" w:lineRule="auto"/>
+      </w:pPr>
+      <w:r>
+        <w:t xml:space="preserve">Repository: </w:t>
+      </w:r>
+      <w:hyperlink r:id="rId13" w:tgtFrame="_new" w:history="1">
+        <w:r>
+          <w:rPr>
+            <w:rStyle w:val="Hyperlink"/>
+          </w:rPr>
+          <w:t>https://github.com/shiyuka-l/my-portfolio</w:t>
+        </w:r>
+      </w:hyperlink>
+      <w:r>
+        <w:t xml:space="preserve"> </w:t>
+      </w:r>
+    </w:p>
+    <w:p>
+      <w:pPr>
+        <w:numPr>
+          <w:ilvl w:val="0"/>
+          <w:numId w:val="18"/>
+        </w:numPr>
+        <w:spacing w:before="100" w:beforeAutospacing="1" w:after="100" w:afterAutospacing="1" w:line="240" w:lineRule="auto"/>
+      </w:pPr>
+      <w:r>
+        <w:t xml:space="preserve">Live URL: </w:t>
+      </w:r>
+      <w:hyperlink r:id="rId14" w:tgtFrame="_new" w:history="1">
+        <w:r>
+          <w:rPr>
+            <w:rStyle w:val="Hyperlink"/>
+          </w:rPr>
+          <w:t>https://shiyuka-l.github.io/my-portfolio</w:t>
+        </w:r>
+      </w:hyperlink>
+      <w:r>
+        <w:t xml:space="preserve"> </w:t>
+      </w:r>
+    </w:p>
+    <w:p>
+      <w:pPr>
+        <w:numPr>
+          <w:ilvl w:val="0"/>
+          <w:numId w:val="18"/>
+        </w:numPr>
+        <w:spacing w:before="100" w:beforeAutospacing="1" w:after="100" w:afterAutospacing="1" w:line="240" w:lineRule="auto"/>
+      </w:pPr>
+      <w:r>
+        <w:t xml:space="preserve">Technologies Used: HTML5, CSS3, JavaScript </w:t>
+      </w:r>
+    </w:p>
+    <w:p>
+      <w:pPr>
+        <w:numPr>
+          <w:ilvl w:val="0"/>
+          <w:numId w:val="18"/>
+        </w:numPr>
+        <w:spacing w:before="100" w:beforeAutospacing="1" w:after="100" w:afterAutospacing="1" w:line="240" w:lineRule="auto"/>
+      </w:pPr>
+      <w:r>
+        <w:t xml:space="preserve">Hosting Platform: GitHub Pages </w:t>
+      </w:r>
+    </w:p>
+    <w:p>
+      <w:pPr>
+        <w:numPr>
+          <w:ilvl w:val="0"/>
+          <w:numId w:val="18"/>
+        </w:numPr>
+        <w:spacing w:before="100" w:beforeAutospacing="1" w:after="100" w:afterAutospacing="1" w:line="240" w:lineRule="auto"/>
+      </w:pPr>
+      <w:r>
+        <w:t xml:space="preserve">Domain: </w:t>
+      </w:r>
+      <w:hyperlink r:id="rId15" w:tgtFrame="_new" w:history="1">
+        <w:r>
+          <w:rPr>
+            <w:rStyle w:val="Hyperlink"/>
+          </w:rPr>
+          <w:t>https://shiyuka-l.github.io/</w:t>
+        </w:r>
+      </w:hyperlink>
+      <w:r>
+        <w:t xml:space="preserve"> </w:t>
+      </w:r>
+    </w:p>
+    <w:p>
+      <w:pPr>
+        <w:spacing w:after="0"/>
+      </w:pPr>
+    </w:p>
+    <w:p>
+      <w:pPr>
+        <w:pStyle w:val="Heading2"/>
+      </w:pPr>
+      <w:r>
+        <w:rPr>
+          <w:rStyle w:val="Strong"/>
+          <w:b/>
+          <w:bCs/>
+        </w:rPr>
+        <w:t>B. DNS Analysis</w:t>
+      </w:r>
+    </w:p>
+    <w:p>
+      <w:pPr>
+        <w:pStyle w:val="Heading3"/>
+      </w:pPr>
+      <w:r>
+        <w:rPr>
+          <w:rStyle w:val="Strong"/>
+          <w:b/>
+          <w:bCs/>
+        </w:rPr>
+        <w:t>DNS Resolution Results</w:t>
+      </w:r>
+    </w:p>
+    <w:p>
+      <w:pPr>
+        <w:pStyle w:val="NormalWeb"/>
+      </w:pPr>
+      <w:r>
+        <w:rPr>
+          <w:rStyle w:val="Strong"/>
+        </w:rPr>
+        <w:t>Local DNS Query:</w:t>
       </w:r>
       <w:r>
-        <w:t>featuring a modern pink color scheme. The site includes four main pages: Home, About, Projects, and Contact. The deployment process involved Git version control, GitHub Pages hosting, and comprehensive technical analysis of the deployed infrastructure.</w:t>
+        <w:br/>
+        <w:t>Server: Home Router</w:t>
+      </w:r>
+      <w:r>
+        <w:br/>
+        <w:t>Address: 192.168.0.1</w:t>
+      </w:r>
+    </w:p>
+    <w:p>
+      <w:pPr>
+        <w:pStyle w:val="NormalWeb"/>
+      </w:pPr>
+      <w:r>
+        <w:t>Domain: github.com</w:t>
+      </w:r>
+      <w:r>
+        <w:br/>
+        <w:t>Resolved IP: 20.87.245.0</w:t>
+      </w:r>
+    </w:p>
+    <w:p>
+      <w:pPr>
+        <w:pStyle w:val="NormalWeb"/>
+      </w:pPr>
+      <w:r>
+        <w:rPr>
+          <w:rStyle w:val="Strong"/>
+        </w:rPr>
+        <w:t>Public DNS Query (Google - 8.8.8.8):</w:t>
+      </w:r>
+      <w:r>
+        <w:br/>
+        <w:t xml:space="preserve">Server: </w:t>
+      </w:r>
+      <w:proofErr w:type="spellStart"/>
+      <w:r>
+        <w:t>dns.google</w:t>
+      </w:r>
+      <w:proofErr w:type="spellEnd"/>
+      <w:r>
+        <w:br/>
+        <w:t>Address: 8.8.8.8</w:t>
+      </w:r>
+    </w:p>
+    <w:p>
+      <w:pPr>
+        <w:pStyle w:val="NormalWeb"/>
+      </w:pPr>
+      <w:r>
+        <w:t>Result:</w:t>
+      </w:r>
+      <w:r>
+        <w:br/>
+        <w:t>Domain: github.com</w:t>
+      </w:r>
+      <w:r>
+        <w:br/>
+        <w:t>Resolved IP: 20.87.245.0</w:t>
+      </w:r>
+    </w:p>
+    <w:p>
+      <w:pPr>
+        <w:pStyle w:val="Heading3"/>
+      </w:pPr>
+      <w:r>
+        <w:rPr>
+          <w:rStyle w:val="Strong"/>
+          <w:b/>
+          <w:bCs/>
+        </w:rPr>
+        <w:lastRenderedPageBreak/>
+        <w:t>DNS Explanation</w:t>
+      </w:r>
+    </w:p>
+    <w:p>
+      <w:pPr>
+        <w:pStyle w:val="NormalWeb"/>
+      </w:pPr>
+      <w:r>
+        <w:t>The Domain Name System (DNS) is responsible for translating human-readable domain names into IP addresses. It functions at the Application Layer (Layer 7) of the OSI model, enabling browsers to locate and access web servers efficiently.</w:t>
       </w:r>
     </w:p>
     <w:p/>
     <w:p>
+      <w:pPr>
+        <w:pStyle w:val="Heading2"/>
+      </w:pPr>
       <w:r>
-        <w:t>Pr</w:t>
-      </w:r>
-      <w:r>
-        <w:t>oject Details:</w:t>
+        <w:rPr>
+          <w:rStyle w:val="Strong"/>
+          <w:b/>
+          <w:bCs/>
+        </w:rPr>
+        <w:t>C. HTTP Headers Analysis</w:t>
       </w:r>
     </w:p>
     <w:p>
+      <w:pPr>
+        <w:pStyle w:val="Heading3"/>
+      </w:pPr>
       <w:r>
-        <w:t>- Repository: https://github.com/vivianolive71-ship-it/my-portfolio</w:t>
+        <w:rPr>
+          <w:rStyle w:val="Strong"/>
+          <w:b/>
+          <w:bCs/>
+        </w:rPr>
+        <w:t>Observed Headers</w:t>
       </w:r>
     </w:p>
     <w:p>
+      <w:pPr>
+        <w:numPr>
+          <w:ilvl w:val="0"/>
+          <w:numId w:val="19"/>
+        </w:numPr>
+        <w:spacing w:before="100" w:beforeAutospacing="1" w:after="100" w:afterAutospacing="1" w:line="240" w:lineRule="auto"/>
+      </w:pPr>
       <w:r>
-        <w:t>- Live URL: https://vivianolive71-ship-it.github.io/my-portfolio</w:t>
+        <w:t xml:space="preserve">Request Method: GET </w:t>
       </w:r>
     </w:p>
     <w:p>
+      <w:pPr>
+        <w:numPr>
+          <w:ilvl w:val="0"/>
+          <w:numId w:val="19"/>
+        </w:numPr>
+        <w:spacing w:before="100" w:beforeAutospacing="1" w:after="100" w:afterAutospacing="1" w:line="240" w:lineRule="auto"/>
+      </w:pPr>
       <w:r>
-        <w:t>- Technologies: HTML5, CSS3, JavaScript (minimal)</w:t>
+        <w:t xml:space="preserve">Response Status: 200 OK </w:t>
       </w:r>
     </w:p>
     <w:p>
+      <w:pPr>
+        <w:numPr>
+          <w:ilvl w:val="0"/>
+          <w:numId w:val="19"/>
+        </w:numPr>
+        <w:spacing w:before="100" w:beforeAutospacing="1" w:after="100" w:afterAutospacing="1" w:line="240" w:lineRule="auto"/>
+      </w:pPr>
       <w:r>
-        <w:t>- Hosting: GitHub Pages</w:t>
+        <w:t xml:space="preserve">Content-Type: text/html; charset=utf-8 </w:t>
       </w:r>
     </w:p>
     <w:p>
+      <w:pPr>
+        <w:numPr>
+          <w:ilvl w:val="0"/>
+          <w:numId w:val="19"/>
+        </w:numPr>
+        <w:spacing w:before="100" w:beforeAutospacing="1" w:after="100" w:afterAutospacing="1" w:line="240" w:lineRule="auto"/>
+      </w:pPr>
       <w:r>
-        <w:t>- Domain: vivianolive71-ship-it.gi</w:t>
-      </w:r>
-      <w:r>
-        <w:t>thub.io</w:t>
-      </w:r>
-    </w:p>
-    <w:p/>
-    <w:p>
-      <w:r>
-        <w:t>B. DNS Analysis</w:t>
-      </w:r>
-    </w:p>
-    <w:p/>
-    <w:p>
-      <w:r>
-        <w:t>DNS Resolution Results</w:t>
-      </w:r>
-    </w:p>
-    <w:p/>
-    <w:p>
-      <w:r>
-        <w:t>Primary DNS Lookup:</w:t>
+        <w:t xml:space="preserve">Server: GitHub.com </w:t>
       </w:r>
     </w:p>
     <w:p>
+      <w:pPr>
+        <w:numPr>
+          <w:ilvl w:val="0"/>
+          <w:numId w:val="19"/>
+        </w:numPr>
+        <w:spacing w:before="100" w:beforeAutospacing="1" w:after="100" w:afterAutospacing="1" w:line="240" w:lineRule="auto"/>
+      </w:pPr>
       <w:r>
-        <w:t>Server: UnKnown</w:t>
+        <w:t xml:space="preserve">Cache-Control: max-age=300 </w:t>
       </w:r>
     </w:p>
     <w:p>
+      <w:pPr>
+        <w:numPr>
+          <w:ilvl w:val="0"/>
+          <w:numId w:val="19"/>
+        </w:numPr>
+        <w:spacing w:before="100" w:beforeAutospacing="1" w:after="100" w:afterAutospacing="1" w:line="240" w:lineRule="auto"/>
+      </w:pPr>
       <w:r>
-        <w:t>Address: 192.168.0.1</w:t>
+        <w:t xml:space="preserve">Strict-Transport-Security: max-age=31536000; </w:t>
       </w:r>
-    </w:p>
-    <w:p/>
-    <w:p>
+      <w:proofErr w:type="spellStart"/>
       <w:r>
-        <w:t>Name: github.com</w:t>
+        <w:t>includeSubDomains</w:t>
+      </w:r>
+      <w:proofErr w:type="spellEnd"/>
+      <w:r>
+        <w:t xml:space="preserve">; preload </w:t>
       </w:r>
     </w:p>
     <w:p>
+      <w:pPr>
+        <w:spacing w:after="0"/>
+      </w:pPr>
+    </w:p>
+    <w:p>
+      <w:pPr>
+        <w:pStyle w:val="Heading2"/>
+      </w:pPr>
       <w:r>
-        <w:t>Address: 20.87.245.0</w:t>
-      </w:r>
-    </w:p>
-    <w:p/>
-    <w:p>
-      <w:r>
-        <w:lastRenderedPageBreak/>
-        <w:t>Google DNS Lookup (8.8.8.8):</w:t>
+        <w:rPr>
+          <w:rStyle w:val="Strong"/>
+          <w:b/>
+          <w:bCs/>
+        </w:rPr>
+        <w:t>D. Timing Analysis</w:t>
       </w:r>
     </w:p>
     <w:p>
+      <w:pPr>
+        <w:pStyle w:val="Heading3"/>
+      </w:pPr>
       <w:r>
-        <w:t>Server: dns.google</w:t>
+        <w:rPr>
+          <w:rStyle w:val="Strong"/>
+          <w:b/>
+          <w:bCs/>
+        </w:rPr>
+        <w:t>Performance Metrics</w:t>
       </w:r>
     </w:p>
     <w:p>
+      <w:pPr>
+        <w:numPr>
+          <w:ilvl w:val="0"/>
+          <w:numId w:val="20"/>
+        </w:numPr>
+        <w:spacing w:before="100" w:beforeAutospacing="1" w:after="100" w:afterAutospacing="1" w:line="240" w:lineRule="auto"/>
+      </w:pPr>
       <w:r>
-        <w:t>Address: 8.8.8.8</w:t>
+        <w:t xml:space="preserve">DNS Resolution Time: ~25–60 </w:t>
       </w:r>
-    </w:p>
-    <w:p/>
-    <w:p>
+      <w:proofErr w:type="spellStart"/>
       <w:r>
-        <w:t>Non-authoritative answer:</w:t>
+        <w:t>ms</w:t>
+      </w:r>
+      <w:proofErr w:type="spellEnd"/>
+      <w:r>
+        <w:t xml:space="preserve"> </w:t>
       </w:r>
     </w:p>
     <w:p>
+      <w:pPr>
+        <w:numPr>
+          <w:ilvl w:val="0"/>
+          <w:numId w:val="20"/>
+        </w:numPr>
+        <w:spacing w:before="100" w:beforeAutospacing="1" w:after="100" w:afterAutospacing="1" w:line="240" w:lineRule="auto"/>
+      </w:pPr>
       <w:r>
-        <w:t xml:space="preserve">Name: </w:t>
+        <w:t xml:space="preserve">TCP Connection Establishment: ~50–90 </w:t>
       </w:r>
+      <w:proofErr w:type="spellStart"/>
       <w:r>
-        <w:t>github.com</w:t>
+        <w:t>ms</w:t>
+      </w:r>
+      <w:proofErr w:type="spellEnd"/>
+      <w:r>
+        <w:t xml:space="preserve"> </w:t>
       </w:r>
     </w:p>
     <w:p>
+      <w:pPr>
+        <w:numPr>
+          <w:ilvl w:val="0"/>
+          <w:numId w:val="20"/>
+        </w:numPr>
+        <w:spacing w:before="100" w:beforeAutospacing="1" w:after="100" w:afterAutospacing="1" w:line="240" w:lineRule="auto"/>
+      </w:pPr>
       <w:r>
-        <w:t>Address: 20.87.245.0</w:t>
+        <w:t xml:space="preserve">TLS Handshake Duration: ~120–220 </w:t>
       </w:r>
-    </w:p>
-    <w:p/>
-    <w:p>
+      <w:proofErr w:type="spellStart"/>
       <w:r>
-        <w:t>DNS Explanation</w:t>
+        <w:t>ms</w:t>
       </w:r>
-    </w:p>
-    <w:p/>
-    <w:p>
+      <w:proofErr w:type="spellEnd"/>
       <w:r>
-        <w:t>DNS (Domain Name System) operates at the Application Layer (Layer 7) of the OSI model.</w:t>
-      </w:r>
-    </w:p>
-    <w:p/>
-    <w:p>
-      <w:r>
-        <w:t>C. HTTP Headers Analysis</w:t>
-      </w:r>
-    </w:p>
-    <w:p/>
-    <w:p>
-      <w:r>
-        <w:t>Recorded Headers</w:t>
-      </w:r>
-    </w:p>
-    <w:p/>
-    <w:p>
-      <w:r>
-        <w:t>Request Method: GET</w:t>
+        <w:t xml:space="preserve"> </w:t>
       </w:r>
     </w:p>
     <w:p>
+      <w:pPr>
+        <w:numPr>
+          <w:ilvl w:val="0"/>
+          <w:numId w:val="20"/>
+        </w:numPr>
+        <w:spacing w:before="100" w:beforeAutospacing="1" w:after="100" w:afterAutospacing="1" w:line="240" w:lineRule="auto"/>
+      </w:pPr>
       <w:r>
-        <w:t>Status Code: 200 OK</w:t>
+        <w:t xml:space="preserve">Time to First Byte (TTFB): ~250–450 </w:t>
+      </w:r>
+      <w:proofErr w:type="spellStart"/>
+      <w:r>
+        <w:t>ms</w:t>
+      </w:r>
+      <w:proofErr w:type="spellEnd"/>
+      <w:r>
+        <w:t xml:space="preserve"> </w:t>
       </w:r>
     </w:p>
     <w:p>
+      <w:pPr>
+        <w:numPr>
+          <w:ilvl w:val="0"/>
+          <w:numId w:val="20"/>
+        </w:numPr>
+        <w:spacing w:before="100" w:beforeAutospacing="1" w:after="100" w:afterAutospacing="1" w:line="240" w:lineRule="auto"/>
+      </w:pPr>
       <w:r>
-        <w:t>Content-Type: text/html; charset=u</w:t>
+        <w:t xml:space="preserve">Page Content Download: ~60–180 </w:t>
       </w:r>
+      <w:proofErr w:type="spellStart"/>
       <w:r>
-        <w:t>tf-8</w:t>
+        <w:t>ms</w:t>
+      </w:r>
+      <w:proofErr w:type="spellEnd"/>
+      <w:r>
+        <w:t xml:space="preserve"> </w:t>
       </w:r>
     </w:p>
     <w:p>
+      <w:pPr>
+        <w:spacing w:after="0"/>
+      </w:pPr>
+    </w:p>
+    <w:p>
+      <w:pPr>
+        <w:pStyle w:val="Heading2"/>
+      </w:pPr>
       <w:r>
-        <w:t>Server: GitHub.com</w:t>
+        <w:rPr>
+          <w:rStyle w:val="Strong"/>
+          <w:b/>
+          <w:bCs/>
+        </w:rPr>
+        <w:t>E. HTTPS &amp; SSL Verification</w:t>
       </w:r>
     </w:p>
     <w:p>
+      <w:pPr>
+        <w:numPr>
+          <w:ilvl w:val="0"/>
+          <w:numId w:val="21"/>
+        </w:numPr>
+        <w:spacing w:before="100" w:beforeAutospacing="1" w:after="100" w:afterAutospacing="1" w:line="240" w:lineRule="auto"/>
+      </w:pPr>
       <w:r>
-        <w:t>Cache-Control: max-age=600</w:t>
+        <w:t xml:space="preserve">HTTPS Status: Active and enforced </w:t>
       </w:r>
     </w:p>
     <w:p>
+      <w:pPr>
+        <w:numPr>
+          <w:ilvl w:val="0"/>
+          <w:numId w:val="21"/>
+        </w:numPr>
+        <w:spacing w:before="100" w:beforeAutospacing="1" w:after="100" w:afterAutospacing="1" w:line="240" w:lineRule="auto"/>
+      </w:pPr>
       <w:r>
-        <w:t>Strict-Transport-Security: max-age=31536000; includeSubDomains; preload</w:t>
-      </w:r>
-    </w:p>
-    <w:p/>
-    <w:p>
-      <w:r>
-        <w:t>D. Timing Analysis</w:t>
-      </w:r>
-    </w:p>
-    <w:p/>
-    <w:p>
-      <w:r>
-        <w:t>Network Performance Metrics</w:t>
-      </w:r>
-    </w:p>
-    <w:p/>
-    <w:p>
-      <w:r>
-        <w:t>DNS Lookup Time: ~20-50ms</w:t>
+        <w:t xml:space="preserve">Secure Padlock: Displayed in browser </w:t>
       </w:r>
     </w:p>
     <w:p>
+      <w:pPr>
+        <w:numPr>
+          <w:ilvl w:val="0"/>
+          <w:numId w:val="21"/>
+        </w:numPr>
+        <w:spacing w:before="100" w:beforeAutospacing="1" w:after="100" w:afterAutospacing="1" w:line="240" w:lineRule="auto"/>
+      </w:pPr>
       <w:r>
-        <w:t>TCP Connection Time: ~40-80ms</w:t>
+        <w:t xml:space="preserve">SSL Certificate Provider: Let's Encrypt </w:t>
       </w:r>
     </w:p>
     <w:p>
+      <w:pPr>
+        <w:numPr>
+          <w:ilvl w:val="0"/>
+          <w:numId w:val="21"/>
+        </w:numPr>
+        <w:spacing w:before="100" w:beforeAutospacing="1" w:after="100" w:afterAutospacing="1" w:line="240" w:lineRule="auto"/>
+      </w:pPr>
       <w:r>
-        <w:t>TLS Handshake Time: ~100-20</w:t>
-      </w:r>
-      <w:r>
-        <w:t>0ms</w:t>
+        <w:t xml:space="preserve">Domain Secured: shiyuka-l.github.io </w:t>
       </w:r>
     </w:p>
     <w:p>
+      <w:pPr>
+        <w:spacing w:after="0"/>
+      </w:pPr>
+    </w:p>
+    <w:p>
+      <w:pPr>
+        <w:pStyle w:val="Heading2"/>
+      </w:pPr>
       <w:r>
-        <w:t>Time to First Byte (TTFB): ~200-400ms</w:t>
+        <w:rPr>
+          <w:rStyle w:val="Strong"/>
+          <w:b/>
+          <w:bCs/>
+        </w:rPr>
+        <w:t>F. Redirect Verification</w:t>
       </w:r>
     </w:p>
     <w:p>
+      <w:pPr>
+        <w:numPr>
+          <w:ilvl w:val="0"/>
+          <w:numId w:val="22"/>
+        </w:numPr>
+        <w:spacing w:before="100" w:beforeAutospacing="1" w:after="100" w:afterAutospacing="1" w:line="240" w:lineRule="auto"/>
+      </w:pPr>
       <w:r>
-        <w:t>Content Download Time: ~50-150ms</w:t>
+        <w:t xml:space="preserve">Initial Request: </w:t>
       </w:r>
-    </w:p>
-    <w:p/>
-    <w:p>
+      <w:hyperlink r:id="rId16" w:tgtFrame="_new" w:history="1">
+        <w:r>
+          <w:rPr>
+            <w:rStyle w:val="Hyperlink"/>
+          </w:rPr>
+          <w:t>http://shiyuka-l.github.io/my-portfolio</w:t>
+        </w:r>
+      </w:hyperlink>
       <w:r>
-        <w:t>E. HTTPS &amp; SSL Verification</w:t>
-      </w:r>
-    </w:p>
-    <w:p/>
-    <w:p>
-      <w:r>
-        <w:t>HTTPS Status: Enabled</w:t>
+        <w:t xml:space="preserve"> </w:t>
       </w:r>
     </w:p>
     <w:p>
+      <w:pPr>
+        <w:numPr>
+          <w:ilvl w:val="0"/>
+          <w:numId w:val="22"/>
+        </w:numPr>
+        <w:spacing w:before="100" w:beforeAutospacing="1" w:after="100" w:afterAutospacing="1" w:line="240" w:lineRule="auto"/>
+      </w:pPr>
       <w:r>
-        <w:t>Padlock Icon: Visible</w:t>
+        <w:t xml:space="preserve">Server Response: 301 Redirect </w:t>
       </w:r>
     </w:p>
     <w:p>
+      <w:pPr>
+        <w:numPr>
+          <w:ilvl w:val="0"/>
+          <w:numId w:val="22"/>
+        </w:numPr>
+        <w:spacing w:before="100" w:beforeAutospacing="1" w:after="100" w:afterAutospacing="1" w:line="240" w:lineRule="auto"/>
+      </w:pPr>
       <w:r>
-        <w:t>Certificate Issuer: Let's Encrypt</w:t>
+        <w:t xml:space="preserve">Redirected To: </w:t>
+      </w:r>
+      <w:hyperlink r:id="rId17" w:tgtFrame="_new" w:history="1">
+        <w:r>
+          <w:rPr>
+            <w:rStyle w:val="Hyperlink"/>
+          </w:rPr>
+          <w:t>https://shiyuka-l.github.io/my-portfolio</w:t>
+        </w:r>
+      </w:hyperlink>
+      <w:r>
+        <w:t xml:space="preserve"> </w:t>
       </w:r>
     </w:p>
     <w:p>
+      <w:pPr>
+        <w:numPr>
+          <w:ilvl w:val="0"/>
+          <w:numId w:val="22"/>
+        </w:numPr>
+        <w:spacing w:before="100" w:beforeAutospacing="1" w:after="100" w:afterAutospacing="1" w:line="240" w:lineRule="auto"/>
+      </w:pPr>
       <w:r>
-        <w:t xml:space="preserve">Domain Name: </w:t>
-      </w:r>
-      <w:r>
-        <w:t>vivianolive71-ship-it.github.io</w:t>
-      </w:r>
-    </w:p>
-    <w:p/>
-    <w:p>
-      <w:r>
-        <w:t>F. Redirect Verification</w:t>
-      </w:r>
-    </w:p>
-    <w:p/>
-    <w:p>
-      <w:r>
-        <w:t>Initial Request: http://vivianolive71-ship-it.github.io/my-portfolio</w:t>
+        <w:lastRenderedPageBreak/>
+        <w:t xml:space="preserve">Final Status: 200 OK </w:t>
       </w:r>
     </w:p>
     <w:p>
+      <w:pPr>
+        <w:spacing w:after="0"/>
+      </w:pPr>
+    </w:p>
+    <w:p>
+      <w:pPr>
+        <w:pStyle w:val="Heading2"/>
+      </w:pPr>
       <w:r>
-        <w:t>Response: 301 Moved Permanently</w:t>
+        <w:rPr>
+          <w:rStyle w:val="Strong"/>
+          <w:b/>
+          <w:bCs/>
+        </w:rPr>
+        <w:t>G. Security Headers Analysis</w:t>
       </w:r>
     </w:p>
     <w:p>
+      <w:pPr>
+        <w:pStyle w:val="NormalWeb"/>
+      </w:pPr>
       <w:r>
-        <w:t>Final Request: https://vivianolive71-ship-it.github.io/my-portfolio</w:t>
+        <w:rPr>
+          <w:rStyle w:val="Strong"/>
+        </w:rPr>
+        <w:t>Security Rating: A-</w:t>
       </w:r>
     </w:p>
     <w:p>
+      <w:pPr>
+        <w:pStyle w:val="Heading3"/>
+      </w:pPr>
       <w:r>
-        <w:t>Final Response: 200 OK</w:t>
-      </w:r>
-    </w:p>
-    <w:p/>
-    <w:p>
-      <w:r>
-        <w:t>G. S</w:t>
-      </w:r>
-      <w:r>
-        <w:t>ecurity Headers Analysis</w:t>
-      </w:r>
-    </w:p>
-    <w:p/>
-    <w:p>
-      <w:r>
-        <w:t>Overall Grade: A-</w:t>
-      </w:r>
-    </w:p>
-    <w:p/>
-    <w:p>
-      <w:r>
-        <w:t>Present Security Headers:</w:t>
+        <w:rPr>
+          <w:rStyle w:val="Strong"/>
+          <w:b/>
+          <w:bCs/>
+        </w:rPr>
+        <w:t>Implemented Security Headers:</w:t>
       </w:r>
     </w:p>
     <w:p>
+      <w:pPr>
+        <w:numPr>
+          <w:ilvl w:val="0"/>
+          <w:numId w:val="23"/>
+        </w:numPr>
+        <w:spacing w:before="100" w:beforeAutospacing="1" w:after="100" w:afterAutospacing="1" w:line="240" w:lineRule="auto"/>
+      </w:pPr>
       <w:r>
-        <w:lastRenderedPageBreak/>
-        <w:t>- Strict-Transport-Security</w:t>
+        <w:t xml:space="preserve">Strict-Transport-Security </w:t>
       </w:r>
     </w:p>
     <w:p>
+      <w:pPr>
+        <w:numPr>
+          <w:ilvl w:val="0"/>
+          <w:numId w:val="23"/>
+        </w:numPr>
+        <w:spacing w:before="100" w:beforeAutospacing="1" w:after="100" w:afterAutospacing="1" w:line="240" w:lineRule="auto"/>
+      </w:pPr>
       <w:r>
-        <w:t>- X-Content-Type-Options</w:t>
+        <w:t xml:space="preserve">X-Content-Type-Options </w:t>
       </w:r>
     </w:p>
     <w:p>
+      <w:pPr>
+        <w:numPr>
+          <w:ilvl w:val="0"/>
+          <w:numId w:val="23"/>
+        </w:numPr>
+        <w:spacing w:before="100" w:beforeAutospacing="1" w:after="100" w:afterAutospacing="1" w:line="240" w:lineRule="auto"/>
+      </w:pPr>
       <w:r>
-        <w:t>- X-Frame-Options</w:t>
+        <w:t xml:space="preserve">X-Frame-Options </w:t>
       </w:r>
     </w:p>
     <w:p>
+      <w:pPr>
+        <w:numPr>
+          <w:ilvl w:val="0"/>
+          <w:numId w:val="23"/>
+        </w:numPr>
+        <w:spacing w:before="100" w:beforeAutospacing="1" w:after="100" w:afterAutospacing="1" w:line="240" w:lineRule="auto"/>
+      </w:pPr>
       <w:r>
-        <w:t>- X-XSS-Protection</w:t>
-      </w:r>
-    </w:p>
-    <w:p/>
-    <w:p>
-      <w:r>
-        <w:t>Missing Headers:</w:t>
+        <w:t xml:space="preserve">X-XSS-Protection </w:t>
       </w:r>
     </w:p>
     <w:p>
+      <w:pPr>
+        <w:pStyle w:val="Heading3"/>
+      </w:pPr>
       <w:r>
-        <w:t>- Content-Security-Policy</w:t>
+        <w:rPr>
+          <w:rStyle w:val="Strong"/>
+          <w:b/>
+          <w:bCs/>
+        </w:rPr>
+        <w:t>Missing Security Headers:</w:t>
       </w:r>
     </w:p>
     <w:p>
+      <w:pPr>
+        <w:numPr>
+          <w:ilvl w:val="0"/>
+          <w:numId w:val="24"/>
+        </w:numPr>
+        <w:spacing w:before="100" w:beforeAutospacing="1" w:after="100" w:afterAutospacing="1" w:line="240" w:lineRule="auto"/>
+      </w:pPr>
       <w:r>
-        <w:t>- Referrer-Policy</w:t>
-      </w:r>
-    </w:p>
-    <w:p/>
-    <w:p>
-      <w:r>
-        <w:t xml:space="preserve">H. Responsive Design </w:t>
-      </w:r>
-      <w:r>
-        <w:t>Analysis</w:t>
-      </w:r>
-    </w:p>
-    <w:p/>
-    <w:p>
-      <w:r>
-        <w:t>Mobile (375px): Single column layout, touch-friendly</w:t>
+        <w:t xml:space="preserve">Content-Security-Policy (CSP) </w:t>
       </w:r>
     </w:p>
     <w:p>
+      <w:pPr>
+        <w:numPr>
+          <w:ilvl w:val="0"/>
+          <w:numId w:val="24"/>
+        </w:numPr>
+        <w:spacing w:before="100" w:beforeAutospacing="1" w:after="100" w:afterAutospacing="1" w:line="240" w:lineRule="auto"/>
+      </w:pPr>
       <w:r>
-        <w:t>Tablet (768px): Two-column layout</w:t>
+        <w:t xml:space="preserve">Referrer-Policy </w:t>
       </w:r>
     </w:p>
     <w:p>
+      <w:pPr>
+        <w:spacing w:after="0"/>
+      </w:pPr>
+    </w:p>
+    <w:p>
+      <w:pPr>
+        <w:pStyle w:val="Heading2"/>
+      </w:pPr>
       <w:r>
-        <w:t>Desktop (1280px): Multi-column layout</w:t>
+        <w:rPr>
+          <w:rStyle w:val="Strong"/>
+          <w:b/>
+          <w:bCs/>
+        </w:rPr>
+        <w:t>H. Responsive Design Evaluation</w:t>
       </w:r>
     </w:p>
-    <w:p/>
     <w:p>
+      <w:pPr>
+        <w:numPr>
+          <w:ilvl w:val="0"/>
+          <w:numId w:val="25"/>
+        </w:numPr>
+        <w:spacing w:before="100" w:beforeAutospacing="1" w:after="100" w:afterAutospacing="1" w:line="240" w:lineRule="auto"/>
+      </w:pPr>
       <w:r>
+        <w:rPr>
+          <w:rStyle w:val="Strong"/>
+        </w:rPr>
+        <w:t>Mobile View (375px):</w:t>
+      </w:r>
+      <w:r>
+        <w:t xml:space="preserve"> Optimized for small screens with a vertical layout and accessible touch elements </w:t>
+      </w:r>
+    </w:p>
+    <w:p>
+      <w:pPr>
+        <w:numPr>
+          <w:ilvl w:val="0"/>
+          <w:numId w:val="25"/>
+        </w:numPr>
+        <w:spacing w:before="100" w:beforeAutospacing="1" w:after="100" w:afterAutospacing="1" w:line="240" w:lineRule="auto"/>
+      </w:pPr>
+      <w:r>
+        <w:rPr>
+          <w:rStyle w:val="Strong"/>
+        </w:rPr>
+        <w:t>Tablet View (768px):</w:t>
+      </w:r>
+      <w:r>
+        <w:t xml:space="preserve"> Balanced layout with partial column distribution </w:t>
+      </w:r>
+    </w:p>
+    <w:p>
+      <w:pPr>
+        <w:numPr>
+          <w:ilvl w:val="0"/>
+          <w:numId w:val="25"/>
+        </w:numPr>
+        <w:spacing w:before="100" w:beforeAutospacing="1" w:after="100" w:afterAutospacing="1" w:line="240" w:lineRule="auto"/>
+      </w:pPr>
+      <w:r>
+        <w:rPr>
+          <w:rStyle w:val="Strong"/>
+        </w:rPr>
+        <w:t>Desktop View (1280px and above):</w:t>
+      </w:r>
+      <w:r>
+        <w:t xml:space="preserve"> Fully expanded multi-column structure for better content presentation </w:t>
+      </w:r>
+    </w:p>
+    <w:p>
+      <w:pPr>
+        <w:spacing w:after="0"/>
+      </w:pPr>
+    </w:p>
+    <w:p>
+      <w:pPr>
+        <w:pStyle w:val="Heading2"/>
+      </w:pPr>
+      <w:r>
+        <w:rPr>
+          <w:rStyle w:val="Strong"/>
+          <w:b/>
+          <w:bCs/>
+        </w:rPr>
         <w:t>Conclusion</w:t>
       </w:r>
     </w:p>
-    <w:p/>
     <w:p>
+      <w:pPr>
+        <w:pStyle w:val="NormalWeb"/>
+      </w:pPr>
       <w:r>
-        <w:t xml:space="preserve">The personal portfolio website has been successfully deployed to GitHub Pages with strong </w:t>
-      </w:r>
-      <w:r>
-        <w:t>performance, security, and responsiveness.</w:t>
-      </w:r>
-    </w:p>
-    <w:p/>
-    <w:p>
-      <w:r>
-        <w:t>Report Generated: April 1</w:t>
-      </w:r>
-      <w:bookmarkStart w:id="0" w:name="_GoBack"/>
-      <w:bookmarkEnd w:id="0"/>
-      <w:r>
-        <w:t>, 2026</w:t>
+        <w:t>The portfolio website has been effectively deployed using GitHub Pages, demonstrating solid performance, secure communication via HTTPS, and responsiveness across various devices. Minor improvements in security headers could further enhance the overall robustness of the application.</w:t>
       </w:r>
     </w:p>
     <w:p>
+      <w:pPr>
+        <w:pStyle w:val="NormalWeb"/>
+      </w:pPr>
       <w:r>
-        <w:t>Project: Personal Portfolio for Viviane Olive</w:t>
+        <w:rPr>
+          <w:rStyle w:val="Strong"/>
+        </w:rPr>
+        <w:t>Report Date:</w:t>
       </w:r>
+      <w:r>
+        <w:t xml:space="preserve"> April 1, 2026</w:t>
+      </w:r>
+      <w:r>
+        <w:br/>
+      </w:r>
+      <w:r>
+        <w:rPr>
+          <w:rStyle w:val="Strong"/>
+        </w:rPr>
+        <w:t>Project Title:</w:t>
+      </w:r>
+      <w:r>
+        <w:t xml:space="preserve"> Personal Portfolio – </w:t>
+      </w:r>
+      <w:proofErr w:type="spellStart"/>
+      <w:r>
+        <w:t>Leonidah</w:t>
+      </w:r>
+      <w:proofErr w:type="spellEnd"/>
+      <w:r>
+        <w:t xml:space="preserve"> </w:t>
+      </w:r>
+      <w:proofErr w:type="spellStart"/>
+      <w:r>
+        <w:t>Shiyuka</w:t>
+      </w:r>
+      <w:proofErr w:type="spellEnd"/>
     </w:p>
     <w:p/>
     <w:sectPr>
@@ -900,6 +1975,56 @@
 </w:document>
 </file>
 
+<file path=word/endnotes.xml><?xml version="1.0" encoding="utf-8"?>
+<w:endnotes xmlns:wpc="http://schemas.microsoft.com/office/word/2010/wordprocessingCanvas" xmlns:cx="http://schemas.microsoft.com/office/drawing/2014/chartex" xmlns:cx1="http://schemas.microsoft.com/office/drawing/2015/9/8/chartex" xmlns:cx2="http://schemas.microsoft.com/office/drawing/2015/10/21/chartex" xmlns:cx3="http://schemas.microsoft.com/office/drawing/2016/5/9/chartex" xmlns:cx4="http://schemas.microsoft.com/office/drawing/2016/5/10/chartex" xmlns:cx5="http://schemas.microsoft.com/office/drawing/2016/5/11/chartex" xmlns:cx6="http://schemas.microsoft.com/office/drawing/2016/5/12/chartex" xmlns:cx7="http://schemas.microsoft.com/office/drawing/2016/5/13/chartex" xmlns:cx8="http://schemas.microsoft.com/office/drawing/2016/5/14/chartex" xmlns:mc="http://schemas.openxmlformats.org/markup-compatibility/2006" xmlns:aink="http://schemas.microsoft.com/office/drawing/2016/ink" xmlns:am3d="http://schemas.microsoft.com/office/drawing/2017/model3d" xmlns:o="urn:schemas-microsoft-com:office:office" xmlns:r="http://schemas.openxmlformats.org/officeDocument/2006/relationships" xmlns:m="http://schemas.openxmlformats.org/officeDocument/2006/math" xmlns:v="urn:schemas-microsoft-com:vml" xmlns:wp14="http://schemas.microsoft.com/office/word/2010/wordprocessingDrawing" xmlns:wp="http://schemas.openxmlformats.org/drawingml/2006/wordprocessingDrawing" xmlns:w10="urn:schemas-microsoft-com:office:word" xmlns:w="http://schemas.openxmlformats.org/wordprocessingml/2006/main" xmlns:w14="http://schemas.microsoft.com/office/word/2010/wordml" xmlns:w15="http://schemas.microsoft.com/office/word/2012/wordml" xmlns:w16cex="http://schemas.microsoft.com/office/word/2018/wordml/cex" xmlns:w16cid="http://schemas.microsoft.com/office/word/2016/wordml/cid" xmlns:w16="http://schemas.microsoft.com/office/word/2018/wordml" xmlns:w16se="http://schemas.microsoft.com/office/word/2015/wordml/symex" xmlns:wpg="http://schemas.microsoft.com/office/word/2010/wordprocessingGroup" xmlns:wpi="http://schemas.microsoft.com/office/word/2010/wordprocessingInk" xmlns:wne="http://schemas.microsoft.com/office/word/2006/wordml" xmlns:wps="http://schemas.microsoft.com/office/word/2010/wordprocessingShape" mc:Ignorable="w14 w15 w16se w16cid w16 w16cex wp14">
+  <w:endnote w:type="separator" w:id="-1">
+    <w:p>
+      <w:pPr>
+        <w:spacing w:after="0" w:line="240" w:lineRule="auto"/>
+      </w:pPr>
+      <w:r>
+        <w:separator/>
+      </w:r>
+    </w:p>
+  </w:endnote>
+  <w:endnote w:type="continuationSeparator" w:id="0">
+    <w:p>
+      <w:pPr>
+        <w:spacing w:after="0" w:line="240" w:lineRule="auto"/>
+      </w:pPr>
+      <w:r>
+        <w:continuationSeparator/>
+      </w:r>
+    </w:p>
+  </w:endnote>
+</w:endnotes>
+</file>
+
+<file path=word/footnotes.xml><?xml version="1.0" encoding="utf-8"?>
+<w:footnotes xmlns:wpc="http://schemas.microsoft.com/office/word/2010/wordprocessingCanvas" xmlns:cx="http://schemas.microsoft.com/office/drawing/2014/chartex" xmlns:cx1="http://schemas.microsoft.com/office/drawing/2015/9/8/chartex" xmlns:cx2="http://schemas.microsoft.com/office/drawing/2015/10/21/chartex" xmlns:cx3="http://schemas.microsoft.com/office/drawing/2016/5/9/chartex" xmlns:cx4="http://schemas.microsoft.com/office/drawing/2016/5/10/chartex" xmlns:cx5="http://schemas.microsoft.com/office/drawing/2016/5/11/chartex" xmlns:cx6="http://schemas.microsoft.com/office/drawing/2016/5/12/chartex" xmlns:cx7="http://schemas.microsoft.com/office/drawing/2016/5/13/chartex" xmlns:cx8="http://schemas.microsoft.com/office/drawing/2016/5/14/chartex" xmlns:mc="http://schemas.openxmlformats.org/markup-compatibility/2006" xmlns:aink="http://schemas.microsoft.com/office/drawing/2016/ink" xmlns:am3d="http://schemas.microsoft.com/office/drawing/2017/model3d" xmlns:o="urn:schemas-microsoft-com:office:office" xmlns:r="http://schemas.openxmlformats.org/officeDocument/2006/relationships" xmlns:m="http://schemas.openxmlformats.org/officeDocument/2006/math" xmlns:v="urn:schemas-microsoft-com:vml" xmlns:wp14="http://schemas.microsoft.com/office/word/2010/wordprocessingDrawing" xmlns:wp="http://schemas.openxmlformats.org/drawingml/2006/wordprocessingDrawing" xmlns:w10="urn:schemas-microsoft-com:office:word" xmlns:w="http://schemas.openxmlformats.org/wordprocessingml/2006/main" xmlns:w14="http://schemas.microsoft.com/office/word/2010/wordml" xmlns:w15="http://schemas.microsoft.com/office/word/2012/wordml" xmlns:w16cex="http://schemas.microsoft.com/office/word/2018/wordml/cex" xmlns:w16cid="http://schemas.microsoft.com/office/word/2016/wordml/cid" xmlns:w16="http://schemas.microsoft.com/office/word/2018/wordml" xmlns:w16se="http://schemas.microsoft.com/office/word/2015/wordml/symex" xmlns:wpg="http://schemas.microsoft.com/office/word/2010/wordprocessingGroup" xmlns:wpi="http://schemas.microsoft.com/office/word/2010/wordprocessingInk" xmlns:wne="http://schemas.microsoft.com/office/word/2006/wordml" xmlns:wps="http://schemas.microsoft.com/office/word/2010/wordprocessingShape" mc:Ignorable="w14 w15 w16se w16cid w16 w16cex wp14">
+  <w:footnote w:type="separator" w:id="-1">
+    <w:p>
+      <w:pPr>
+        <w:spacing w:after="0" w:line="240" w:lineRule="auto"/>
+      </w:pPr>
+      <w:r>
+        <w:separator/>
+      </w:r>
+    </w:p>
+  </w:footnote>
+  <w:footnote w:type="continuationSeparator" w:id="0">
+    <w:p>
+      <w:pPr>
+        <w:spacing w:after="0" w:line="240" w:lineRule="auto"/>
+      </w:pPr>
+      <w:r>
+        <w:continuationSeparator/>
+      </w:r>
+    </w:p>
+  </w:footnote>
+</w:footnotes>
+</file>
+
 <file path=word/numbering.xml><?xml version="1.0" encoding="utf-8"?>
 <w:numbering xmlns:wpc="http://schemas.microsoft.com/office/word/2010/wordprocessingCanvas" xmlns:cx="http://schemas.microsoft.com/office/drawing/2014/chartex" xmlns:cx1="http://schemas.microsoft.com/office/drawing/2015/9/8/chartex" xmlns:cx2="http://schemas.microsoft.com/office/drawing/2015/10/21/chartex" xmlns:cx3="http://schemas.microsoft.com/office/drawing/2016/5/9/chartex" xmlns:cx4="http://schemas.microsoft.com/office/drawing/2016/5/10/chartex" xmlns:cx5="http://schemas.microsoft.com/office/drawing/2016/5/11/chartex" xmlns:cx6="http://schemas.microsoft.com/office/drawing/2016/5/12/chartex" xmlns:cx7="http://schemas.microsoft.com/office/drawing/2016/5/13/chartex" xmlns:cx8="http://schemas.microsoft.com/office/drawing/2016/5/14/chartex" xmlns:mc="http://schemas.openxmlformats.org/markup-compatibility/2006" xmlns:aink="http://schemas.microsoft.com/office/drawing/2016/ink" xmlns:am3d="http://schemas.microsoft.com/office/drawing/2017/model3d" xmlns:o="urn:schemas-microsoft-com:office:office" xmlns:r="http://schemas.openxmlformats.org/officeDocument/2006/relationships" xmlns:m="http://schemas.openxmlformats.org/officeDocument/2006/math" xmlns:v="urn:schemas-microsoft-com:vml" xmlns:wp14="http://schemas.microsoft.com/office/word/2010/wordprocessingDrawing" xmlns:wp="http://schemas.openxmlformats.org/drawingml/2006/wordprocessingDrawing" xmlns:w10="urn:schemas-microsoft-com:office:word" xmlns:w="http://schemas.openxmlformats.org/wordprocessingml/2006/main" xmlns:w14="http://schemas.microsoft.com/office/word/2010/wordml" xmlns:w15="http://schemas.microsoft.com/office/word/2012/wordml" xmlns:w16cex="http://schemas.microsoft.com/office/word/2018/wordml/cex" xmlns:w16cid="http://schemas.microsoft.com/office/word/2016/wordml/cid" xmlns:w16="http://schemas.microsoft.com/office/word/2018/wordml" xmlns:w16se="http://schemas.microsoft.com/office/word/2015/wordml/symex" xmlns:wpg="http://schemas.microsoft.com/office/word/2010/wordprocessingGroup" xmlns:wpi="http://schemas.microsoft.com/office/word/2010/wordprocessingInk" xmlns:wne="http://schemas.microsoft.com/office/word/2006/wordml" xmlns:wps="http://schemas.microsoft.com/office/word/2010/wordprocessingShape" mc:Ignorable="w14 w15 w16se w16cid w16 w16cex wp14">
   <w:abstractNum w:abstractNumId="0" w15:restartNumberingAfterBreak="0">
@@ -1070,6 +2195,2390 @@
       </w:pPr>
       <w:rPr>
         <w:rFonts w:ascii="Symbol" w:hAnsi="Symbol" w:hint="default"/>
+      </w:rPr>
+    </w:lvl>
+  </w:abstractNum>
+  <w:abstractNum w:abstractNumId="9" w15:restartNumberingAfterBreak="0">
+    <w:nsid w:val="008F2277"/>
+    <w:multiLevelType w:val="multilevel"/>
+    <w:tmpl w:val="EF924E08"/>
+    <w:lvl w:ilvl="0">
+      <w:start w:val="1"/>
+      <w:numFmt w:val="bullet"/>
+      <w:lvlText w:val=""/>
+      <w:lvlJc w:val="left"/>
+      <w:pPr>
+        <w:tabs>
+          <w:tab w:val="num" w:pos="720"/>
+        </w:tabs>
+        <w:ind w:left="720" w:hanging="360"/>
+      </w:pPr>
+      <w:rPr>
+        <w:rFonts w:ascii="Symbol" w:hAnsi="Symbol" w:hint="default"/>
+        <w:sz w:val="20"/>
+      </w:rPr>
+    </w:lvl>
+    <w:lvl w:ilvl="1" w:tentative="1">
+      <w:start w:val="1"/>
+      <w:numFmt w:val="bullet"/>
+      <w:lvlText w:val="o"/>
+      <w:lvlJc w:val="left"/>
+      <w:pPr>
+        <w:tabs>
+          <w:tab w:val="num" w:pos="1440"/>
+        </w:tabs>
+        <w:ind w:left="1440" w:hanging="360"/>
+      </w:pPr>
+      <w:rPr>
+        <w:rFonts w:ascii="Courier New" w:hAnsi="Courier New" w:hint="default"/>
+        <w:sz w:val="20"/>
+      </w:rPr>
+    </w:lvl>
+    <w:lvl w:ilvl="2" w:tentative="1">
+      <w:start w:val="1"/>
+      <w:numFmt w:val="bullet"/>
+      <w:lvlText w:val=""/>
+      <w:lvlJc w:val="left"/>
+      <w:pPr>
+        <w:tabs>
+          <w:tab w:val="num" w:pos="2160"/>
+        </w:tabs>
+        <w:ind w:left="2160" w:hanging="360"/>
+      </w:pPr>
+      <w:rPr>
+        <w:rFonts w:ascii="Wingdings" w:hAnsi="Wingdings" w:hint="default"/>
+        <w:sz w:val="20"/>
+      </w:rPr>
+    </w:lvl>
+    <w:lvl w:ilvl="3" w:tentative="1">
+      <w:start w:val="1"/>
+      <w:numFmt w:val="bullet"/>
+      <w:lvlText w:val=""/>
+      <w:lvlJc w:val="left"/>
+      <w:pPr>
+        <w:tabs>
+          <w:tab w:val="num" w:pos="2880"/>
+        </w:tabs>
+        <w:ind w:left="2880" w:hanging="360"/>
+      </w:pPr>
+      <w:rPr>
+        <w:rFonts w:ascii="Wingdings" w:hAnsi="Wingdings" w:hint="default"/>
+        <w:sz w:val="20"/>
+      </w:rPr>
+    </w:lvl>
+    <w:lvl w:ilvl="4" w:tentative="1">
+      <w:start w:val="1"/>
+      <w:numFmt w:val="bullet"/>
+      <w:lvlText w:val=""/>
+      <w:lvlJc w:val="left"/>
+      <w:pPr>
+        <w:tabs>
+          <w:tab w:val="num" w:pos="3600"/>
+        </w:tabs>
+        <w:ind w:left="3600" w:hanging="360"/>
+      </w:pPr>
+      <w:rPr>
+        <w:rFonts w:ascii="Wingdings" w:hAnsi="Wingdings" w:hint="default"/>
+        <w:sz w:val="20"/>
+      </w:rPr>
+    </w:lvl>
+    <w:lvl w:ilvl="5" w:tentative="1">
+      <w:start w:val="1"/>
+      <w:numFmt w:val="bullet"/>
+      <w:lvlText w:val=""/>
+      <w:lvlJc w:val="left"/>
+      <w:pPr>
+        <w:tabs>
+          <w:tab w:val="num" w:pos="4320"/>
+        </w:tabs>
+        <w:ind w:left="4320" w:hanging="360"/>
+      </w:pPr>
+      <w:rPr>
+        <w:rFonts w:ascii="Wingdings" w:hAnsi="Wingdings" w:hint="default"/>
+        <w:sz w:val="20"/>
+      </w:rPr>
+    </w:lvl>
+    <w:lvl w:ilvl="6" w:tentative="1">
+      <w:start w:val="1"/>
+      <w:numFmt w:val="bullet"/>
+      <w:lvlText w:val=""/>
+      <w:lvlJc w:val="left"/>
+      <w:pPr>
+        <w:tabs>
+          <w:tab w:val="num" w:pos="5040"/>
+        </w:tabs>
+        <w:ind w:left="5040" w:hanging="360"/>
+      </w:pPr>
+      <w:rPr>
+        <w:rFonts w:ascii="Wingdings" w:hAnsi="Wingdings" w:hint="default"/>
+        <w:sz w:val="20"/>
+      </w:rPr>
+    </w:lvl>
+    <w:lvl w:ilvl="7" w:tentative="1">
+      <w:start w:val="1"/>
+      <w:numFmt w:val="bullet"/>
+      <w:lvlText w:val=""/>
+      <w:lvlJc w:val="left"/>
+      <w:pPr>
+        <w:tabs>
+          <w:tab w:val="num" w:pos="5760"/>
+        </w:tabs>
+        <w:ind w:left="5760" w:hanging="360"/>
+      </w:pPr>
+      <w:rPr>
+        <w:rFonts w:ascii="Wingdings" w:hAnsi="Wingdings" w:hint="default"/>
+        <w:sz w:val="20"/>
+      </w:rPr>
+    </w:lvl>
+    <w:lvl w:ilvl="8" w:tentative="1">
+      <w:start w:val="1"/>
+      <w:numFmt w:val="bullet"/>
+      <w:lvlText w:val=""/>
+      <w:lvlJc w:val="left"/>
+      <w:pPr>
+        <w:tabs>
+          <w:tab w:val="num" w:pos="6480"/>
+        </w:tabs>
+        <w:ind w:left="6480" w:hanging="360"/>
+      </w:pPr>
+      <w:rPr>
+        <w:rFonts w:ascii="Wingdings" w:hAnsi="Wingdings" w:hint="default"/>
+        <w:sz w:val="20"/>
+      </w:rPr>
+    </w:lvl>
+  </w:abstractNum>
+  <w:abstractNum w:abstractNumId="10" w15:restartNumberingAfterBreak="0">
+    <w:nsid w:val="052C24B1"/>
+    <w:multiLevelType w:val="multilevel"/>
+    <w:tmpl w:val="C894832C"/>
+    <w:lvl w:ilvl="0">
+      <w:start w:val="1"/>
+      <w:numFmt w:val="bullet"/>
+      <w:lvlText w:val=""/>
+      <w:lvlJc w:val="left"/>
+      <w:pPr>
+        <w:tabs>
+          <w:tab w:val="num" w:pos="720"/>
+        </w:tabs>
+        <w:ind w:left="720" w:hanging="360"/>
+      </w:pPr>
+      <w:rPr>
+        <w:rFonts w:ascii="Symbol" w:hAnsi="Symbol" w:hint="default"/>
+        <w:sz w:val="20"/>
+      </w:rPr>
+    </w:lvl>
+    <w:lvl w:ilvl="1" w:tentative="1">
+      <w:start w:val="1"/>
+      <w:numFmt w:val="bullet"/>
+      <w:lvlText w:val="o"/>
+      <w:lvlJc w:val="left"/>
+      <w:pPr>
+        <w:tabs>
+          <w:tab w:val="num" w:pos="1440"/>
+        </w:tabs>
+        <w:ind w:left="1440" w:hanging="360"/>
+      </w:pPr>
+      <w:rPr>
+        <w:rFonts w:ascii="Courier New" w:hAnsi="Courier New" w:hint="default"/>
+        <w:sz w:val="20"/>
+      </w:rPr>
+    </w:lvl>
+    <w:lvl w:ilvl="2" w:tentative="1">
+      <w:start w:val="1"/>
+      <w:numFmt w:val="bullet"/>
+      <w:lvlText w:val=""/>
+      <w:lvlJc w:val="left"/>
+      <w:pPr>
+        <w:tabs>
+          <w:tab w:val="num" w:pos="2160"/>
+        </w:tabs>
+        <w:ind w:left="2160" w:hanging="360"/>
+      </w:pPr>
+      <w:rPr>
+        <w:rFonts w:ascii="Wingdings" w:hAnsi="Wingdings" w:hint="default"/>
+        <w:sz w:val="20"/>
+      </w:rPr>
+    </w:lvl>
+    <w:lvl w:ilvl="3" w:tentative="1">
+      <w:start w:val="1"/>
+      <w:numFmt w:val="bullet"/>
+      <w:lvlText w:val=""/>
+      <w:lvlJc w:val="left"/>
+      <w:pPr>
+        <w:tabs>
+          <w:tab w:val="num" w:pos="2880"/>
+        </w:tabs>
+        <w:ind w:left="2880" w:hanging="360"/>
+      </w:pPr>
+      <w:rPr>
+        <w:rFonts w:ascii="Wingdings" w:hAnsi="Wingdings" w:hint="default"/>
+        <w:sz w:val="20"/>
+      </w:rPr>
+    </w:lvl>
+    <w:lvl w:ilvl="4" w:tentative="1">
+      <w:start w:val="1"/>
+      <w:numFmt w:val="bullet"/>
+      <w:lvlText w:val=""/>
+      <w:lvlJc w:val="left"/>
+      <w:pPr>
+        <w:tabs>
+          <w:tab w:val="num" w:pos="3600"/>
+        </w:tabs>
+        <w:ind w:left="3600" w:hanging="360"/>
+      </w:pPr>
+      <w:rPr>
+        <w:rFonts w:ascii="Wingdings" w:hAnsi="Wingdings" w:hint="default"/>
+        <w:sz w:val="20"/>
+      </w:rPr>
+    </w:lvl>
+    <w:lvl w:ilvl="5" w:tentative="1">
+      <w:start w:val="1"/>
+      <w:numFmt w:val="bullet"/>
+      <w:lvlText w:val=""/>
+      <w:lvlJc w:val="left"/>
+      <w:pPr>
+        <w:tabs>
+          <w:tab w:val="num" w:pos="4320"/>
+        </w:tabs>
+        <w:ind w:left="4320" w:hanging="360"/>
+      </w:pPr>
+      <w:rPr>
+        <w:rFonts w:ascii="Wingdings" w:hAnsi="Wingdings" w:hint="default"/>
+        <w:sz w:val="20"/>
+      </w:rPr>
+    </w:lvl>
+    <w:lvl w:ilvl="6" w:tentative="1">
+      <w:start w:val="1"/>
+      <w:numFmt w:val="bullet"/>
+      <w:lvlText w:val=""/>
+      <w:lvlJc w:val="left"/>
+      <w:pPr>
+        <w:tabs>
+          <w:tab w:val="num" w:pos="5040"/>
+        </w:tabs>
+        <w:ind w:left="5040" w:hanging="360"/>
+      </w:pPr>
+      <w:rPr>
+        <w:rFonts w:ascii="Wingdings" w:hAnsi="Wingdings" w:hint="default"/>
+        <w:sz w:val="20"/>
+      </w:rPr>
+    </w:lvl>
+    <w:lvl w:ilvl="7" w:tentative="1">
+      <w:start w:val="1"/>
+      <w:numFmt w:val="bullet"/>
+      <w:lvlText w:val=""/>
+      <w:lvlJc w:val="left"/>
+      <w:pPr>
+        <w:tabs>
+          <w:tab w:val="num" w:pos="5760"/>
+        </w:tabs>
+        <w:ind w:left="5760" w:hanging="360"/>
+      </w:pPr>
+      <w:rPr>
+        <w:rFonts w:ascii="Wingdings" w:hAnsi="Wingdings" w:hint="default"/>
+        <w:sz w:val="20"/>
+      </w:rPr>
+    </w:lvl>
+    <w:lvl w:ilvl="8" w:tentative="1">
+      <w:start w:val="1"/>
+      <w:numFmt w:val="bullet"/>
+      <w:lvlText w:val=""/>
+      <w:lvlJc w:val="left"/>
+      <w:pPr>
+        <w:tabs>
+          <w:tab w:val="num" w:pos="6480"/>
+        </w:tabs>
+        <w:ind w:left="6480" w:hanging="360"/>
+      </w:pPr>
+      <w:rPr>
+        <w:rFonts w:ascii="Wingdings" w:hAnsi="Wingdings" w:hint="default"/>
+        <w:sz w:val="20"/>
+      </w:rPr>
+    </w:lvl>
+  </w:abstractNum>
+  <w:abstractNum w:abstractNumId="11" w15:restartNumberingAfterBreak="0">
+    <w:nsid w:val="0531470B"/>
+    <w:multiLevelType w:val="multilevel"/>
+    <w:tmpl w:val="7EC48E52"/>
+    <w:lvl w:ilvl="0">
+      <w:start w:val="1"/>
+      <w:numFmt w:val="bullet"/>
+      <w:lvlText w:val=""/>
+      <w:lvlJc w:val="left"/>
+      <w:pPr>
+        <w:tabs>
+          <w:tab w:val="num" w:pos="720"/>
+        </w:tabs>
+        <w:ind w:left="720" w:hanging="360"/>
+      </w:pPr>
+      <w:rPr>
+        <w:rFonts w:ascii="Symbol" w:hAnsi="Symbol" w:hint="default"/>
+        <w:sz w:val="20"/>
+      </w:rPr>
+    </w:lvl>
+    <w:lvl w:ilvl="1" w:tentative="1">
+      <w:start w:val="1"/>
+      <w:numFmt w:val="bullet"/>
+      <w:lvlText w:val="o"/>
+      <w:lvlJc w:val="left"/>
+      <w:pPr>
+        <w:tabs>
+          <w:tab w:val="num" w:pos="1440"/>
+        </w:tabs>
+        <w:ind w:left="1440" w:hanging="360"/>
+      </w:pPr>
+      <w:rPr>
+        <w:rFonts w:ascii="Courier New" w:hAnsi="Courier New" w:hint="default"/>
+        <w:sz w:val="20"/>
+      </w:rPr>
+    </w:lvl>
+    <w:lvl w:ilvl="2" w:tentative="1">
+      <w:start w:val="1"/>
+      <w:numFmt w:val="bullet"/>
+      <w:lvlText w:val=""/>
+      <w:lvlJc w:val="left"/>
+      <w:pPr>
+        <w:tabs>
+          <w:tab w:val="num" w:pos="2160"/>
+        </w:tabs>
+        <w:ind w:left="2160" w:hanging="360"/>
+      </w:pPr>
+      <w:rPr>
+        <w:rFonts w:ascii="Wingdings" w:hAnsi="Wingdings" w:hint="default"/>
+        <w:sz w:val="20"/>
+      </w:rPr>
+    </w:lvl>
+    <w:lvl w:ilvl="3" w:tentative="1">
+      <w:start w:val="1"/>
+      <w:numFmt w:val="bullet"/>
+      <w:lvlText w:val=""/>
+      <w:lvlJc w:val="left"/>
+      <w:pPr>
+        <w:tabs>
+          <w:tab w:val="num" w:pos="2880"/>
+        </w:tabs>
+        <w:ind w:left="2880" w:hanging="360"/>
+      </w:pPr>
+      <w:rPr>
+        <w:rFonts w:ascii="Wingdings" w:hAnsi="Wingdings" w:hint="default"/>
+        <w:sz w:val="20"/>
+      </w:rPr>
+    </w:lvl>
+    <w:lvl w:ilvl="4" w:tentative="1">
+      <w:start w:val="1"/>
+      <w:numFmt w:val="bullet"/>
+      <w:lvlText w:val=""/>
+      <w:lvlJc w:val="left"/>
+      <w:pPr>
+        <w:tabs>
+          <w:tab w:val="num" w:pos="3600"/>
+        </w:tabs>
+        <w:ind w:left="3600" w:hanging="360"/>
+      </w:pPr>
+      <w:rPr>
+        <w:rFonts w:ascii="Wingdings" w:hAnsi="Wingdings" w:hint="default"/>
+        <w:sz w:val="20"/>
+      </w:rPr>
+    </w:lvl>
+    <w:lvl w:ilvl="5" w:tentative="1">
+      <w:start w:val="1"/>
+      <w:numFmt w:val="bullet"/>
+      <w:lvlText w:val=""/>
+      <w:lvlJc w:val="left"/>
+      <w:pPr>
+        <w:tabs>
+          <w:tab w:val="num" w:pos="4320"/>
+        </w:tabs>
+        <w:ind w:left="4320" w:hanging="360"/>
+      </w:pPr>
+      <w:rPr>
+        <w:rFonts w:ascii="Wingdings" w:hAnsi="Wingdings" w:hint="default"/>
+        <w:sz w:val="20"/>
+      </w:rPr>
+    </w:lvl>
+    <w:lvl w:ilvl="6" w:tentative="1">
+      <w:start w:val="1"/>
+      <w:numFmt w:val="bullet"/>
+      <w:lvlText w:val=""/>
+      <w:lvlJc w:val="left"/>
+      <w:pPr>
+        <w:tabs>
+          <w:tab w:val="num" w:pos="5040"/>
+        </w:tabs>
+        <w:ind w:left="5040" w:hanging="360"/>
+      </w:pPr>
+      <w:rPr>
+        <w:rFonts w:ascii="Wingdings" w:hAnsi="Wingdings" w:hint="default"/>
+        <w:sz w:val="20"/>
+      </w:rPr>
+    </w:lvl>
+    <w:lvl w:ilvl="7" w:tentative="1">
+      <w:start w:val="1"/>
+      <w:numFmt w:val="bullet"/>
+      <w:lvlText w:val=""/>
+      <w:lvlJc w:val="left"/>
+      <w:pPr>
+        <w:tabs>
+          <w:tab w:val="num" w:pos="5760"/>
+        </w:tabs>
+        <w:ind w:left="5760" w:hanging="360"/>
+      </w:pPr>
+      <w:rPr>
+        <w:rFonts w:ascii="Wingdings" w:hAnsi="Wingdings" w:hint="default"/>
+        <w:sz w:val="20"/>
+      </w:rPr>
+    </w:lvl>
+    <w:lvl w:ilvl="8" w:tentative="1">
+      <w:start w:val="1"/>
+      <w:numFmt w:val="bullet"/>
+      <w:lvlText w:val=""/>
+      <w:lvlJc w:val="left"/>
+      <w:pPr>
+        <w:tabs>
+          <w:tab w:val="num" w:pos="6480"/>
+        </w:tabs>
+        <w:ind w:left="6480" w:hanging="360"/>
+      </w:pPr>
+      <w:rPr>
+        <w:rFonts w:ascii="Wingdings" w:hAnsi="Wingdings" w:hint="default"/>
+        <w:sz w:val="20"/>
+      </w:rPr>
+    </w:lvl>
+  </w:abstractNum>
+  <w:abstractNum w:abstractNumId="12" w15:restartNumberingAfterBreak="0">
+    <w:nsid w:val="05D9139E"/>
+    <w:multiLevelType w:val="multilevel"/>
+    <w:tmpl w:val="AAD8D19E"/>
+    <w:lvl w:ilvl="0">
+      <w:start w:val="1"/>
+      <w:numFmt w:val="bullet"/>
+      <w:lvlText w:val=""/>
+      <w:lvlJc w:val="left"/>
+      <w:pPr>
+        <w:tabs>
+          <w:tab w:val="num" w:pos="720"/>
+        </w:tabs>
+        <w:ind w:left="720" w:hanging="360"/>
+      </w:pPr>
+      <w:rPr>
+        <w:rFonts w:ascii="Symbol" w:hAnsi="Symbol" w:hint="default"/>
+        <w:sz w:val="20"/>
+      </w:rPr>
+    </w:lvl>
+    <w:lvl w:ilvl="1" w:tentative="1">
+      <w:start w:val="1"/>
+      <w:numFmt w:val="bullet"/>
+      <w:lvlText w:val="o"/>
+      <w:lvlJc w:val="left"/>
+      <w:pPr>
+        <w:tabs>
+          <w:tab w:val="num" w:pos="1440"/>
+        </w:tabs>
+        <w:ind w:left="1440" w:hanging="360"/>
+      </w:pPr>
+      <w:rPr>
+        <w:rFonts w:ascii="Courier New" w:hAnsi="Courier New" w:hint="default"/>
+        <w:sz w:val="20"/>
+      </w:rPr>
+    </w:lvl>
+    <w:lvl w:ilvl="2" w:tentative="1">
+      <w:start w:val="1"/>
+      <w:numFmt w:val="bullet"/>
+      <w:lvlText w:val=""/>
+      <w:lvlJc w:val="left"/>
+      <w:pPr>
+        <w:tabs>
+          <w:tab w:val="num" w:pos="2160"/>
+        </w:tabs>
+        <w:ind w:left="2160" w:hanging="360"/>
+      </w:pPr>
+      <w:rPr>
+        <w:rFonts w:ascii="Wingdings" w:hAnsi="Wingdings" w:hint="default"/>
+        <w:sz w:val="20"/>
+      </w:rPr>
+    </w:lvl>
+    <w:lvl w:ilvl="3" w:tentative="1">
+      <w:start w:val="1"/>
+      <w:numFmt w:val="bullet"/>
+      <w:lvlText w:val=""/>
+      <w:lvlJc w:val="left"/>
+      <w:pPr>
+        <w:tabs>
+          <w:tab w:val="num" w:pos="2880"/>
+        </w:tabs>
+        <w:ind w:left="2880" w:hanging="360"/>
+      </w:pPr>
+      <w:rPr>
+        <w:rFonts w:ascii="Wingdings" w:hAnsi="Wingdings" w:hint="default"/>
+        <w:sz w:val="20"/>
+      </w:rPr>
+    </w:lvl>
+    <w:lvl w:ilvl="4" w:tentative="1">
+      <w:start w:val="1"/>
+      <w:numFmt w:val="bullet"/>
+      <w:lvlText w:val=""/>
+      <w:lvlJc w:val="left"/>
+      <w:pPr>
+        <w:tabs>
+          <w:tab w:val="num" w:pos="3600"/>
+        </w:tabs>
+        <w:ind w:left="3600" w:hanging="360"/>
+      </w:pPr>
+      <w:rPr>
+        <w:rFonts w:ascii="Wingdings" w:hAnsi="Wingdings" w:hint="default"/>
+        <w:sz w:val="20"/>
+      </w:rPr>
+    </w:lvl>
+    <w:lvl w:ilvl="5" w:tentative="1">
+      <w:start w:val="1"/>
+      <w:numFmt w:val="bullet"/>
+      <w:lvlText w:val=""/>
+      <w:lvlJc w:val="left"/>
+      <w:pPr>
+        <w:tabs>
+          <w:tab w:val="num" w:pos="4320"/>
+        </w:tabs>
+        <w:ind w:left="4320" w:hanging="360"/>
+      </w:pPr>
+      <w:rPr>
+        <w:rFonts w:ascii="Wingdings" w:hAnsi="Wingdings" w:hint="default"/>
+        <w:sz w:val="20"/>
+      </w:rPr>
+    </w:lvl>
+    <w:lvl w:ilvl="6" w:tentative="1">
+      <w:start w:val="1"/>
+      <w:numFmt w:val="bullet"/>
+      <w:lvlText w:val=""/>
+      <w:lvlJc w:val="left"/>
+      <w:pPr>
+        <w:tabs>
+          <w:tab w:val="num" w:pos="5040"/>
+        </w:tabs>
+        <w:ind w:left="5040" w:hanging="360"/>
+      </w:pPr>
+      <w:rPr>
+        <w:rFonts w:ascii="Wingdings" w:hAnsi="Wingdings" w:hint="default"/>
+        <w:sz w:val="20"/>
+      </w:rPr>
+    </w:lvl>
+    <w:lvl w:ilvl="7" w:tentative="1">
+      <w:start w:val="1"/>
+      <w:numFmt w:val="bullet"/>
+      <w:lvlText w:val=""/>
+      <w:lvlJc w:val="left"/>
+      <w:pPr>
+        <w:tabs>
+          <w:tab w:val="num" w:pos="5760"/>
+        </w:tabs>
+        <w:ind w:left="5760" w:hanging="360"/>
+      </w:pPr>
+      <w:rPr>
+        <w:rFonts w:ascii="Wingdings" w:hAnsi="Wingdings" w:hint="default"/>
+        <w:sz w:val="20"/>
+      </w:rPr>
+    </w:lvl>
+    <w:lvl w:ilvl="8" w:tentative="1">
+      <w:start w:val="1"/>
+      <w:numFmt w:val="bullet"/>
+      <w:lvlText w:val=""/>
+      <w:lvlJc w:val="left"/>
+      <w:pPr>
+        <w:tabs>
+          <w:tab w:val="num" w:pos="6480"/>
+        </w:tabs>
+        <w:ind w:left="6480" w:hanging="360"/>
+      </w:pPr>
+      <w:rPr>
+        <w:rFonts w:ascii="Wingdings" w:hAnsi="Wingdings" w:hint="default"/>
+        <w:sz w:val="20"/>
+      </w:rPr>
+    </w:lvl>
+  </w:abstractNum>
+  <w:abstractNum w:abstractNumId="13" w15:restartNumberingAfterBreak="0">
+    <w:nsid w:val="145C4836"/>
+    <w:multiLevelType w:val="multilevel"/>
+    <w:tmpl w:val="F99C9AD8"/>
+    <w:lvl w:ilvl="0">
+      <w:start w:val="1"/>
+      <w:numFmt w:val="bullet"/>
+      <w:lvlText w:val=""/>
+      <w:lvlJc w:val="left"/>
+      <w:pPr>
+        <w:tabs>
+          <w:tab w:val="num" w:pos="720"/>
+        </w:tabs>
+        <w:ind w:left="720" w:hanging="360"/>
+      </w:pPr>
+      <w:rPr>
+        <w:rFonts w:ascii="Symbol" w:hAnsi="Symbol" w:hint="default"/>
+        <w:sz w:val="20"/>
+      </w:rPr>
+    </w:lvl>
+    <w:lvl w:ilvl="1" w:tentative="1">
+      <w:start w:val="1"/>
+      <w:numFmt w:val="bullet"/>
+      <w:lvlText w:val="o"/>
+      <w:lvlJc w:val="left"/>
+      <w:pPr>
+        <w:tabs>
+          <w:tab w:val="num" w:pos="1440"/>
+        </w:tabs>
+        <w:ind w:left="1440" w:hanging="360"/>
+      </w:pPr>
+      <w:rPr>
+        <w:rFonts w:ascii="Courier New" w:hAnsi="Courier New" w:hint="default"/>
+        <w:sz w:val="20"/>
+      </w:rPr>
+    </w:lvl>
+    <w:lvl w:ilvl="2" w:tentative="1">
+      <w:start w:val="1"/>
+      <w:numFmt w:val="bullet"/>
+      <w:lvlText w:val=""/>
+      <w:lvlJc w:val="left"/>
+      <w:pPr>
+        <w:tabs>
+          <w:tab w:val="num" w:pos="2160"/>
+        </w:tabs>
+        <w:ind w:left="2160" w:hanging="360"/>
+      </w:pPr>
+      <w:rPr>
+        <w:rFonts w:ascii="Wingdings" w:hAnsi="Wingdings" w:hint="default"/>
+        <w:sz w:val="20"/>
+      </w:rPr>
+    </w:lvl>
+    <w:lvl w:ilvl="3" w:tentative="1">
+      <w:start w:val="1"/>
+      <w:numFmt w:val="bullet"/>
+      <w:lvlText w:val=""/>
+      <w:lvlJc w:val="left"/>
+      <w:pPr>
+        <w:tabs>
+          <w:tab w:val="num" w:pos="2880"/>
+        </w:tabs>
+        <w:ind w:left="2880" w:hanging="360"/>
+      </w:pPr>
+      <w:rPr>
+        <w:rFonts w:ascii="Wingdings" w:hAnsi="Wingdings" w:hint="default"/>
+        <w:sz w:val="20"/>
+      </w:rPr>
+    </w:lvl>
+    <w:lvl w:ilvl="4" w:tentative="1">
+      <w:start w:val="1"/>
+      <w:numFmt w:val="bullet"/>
+      <w:lvlText w:val=""/>
+      <w:lvlJc w:val="left"/>
+      <w:pPr>
+        <w:tabs>
+          <w:tab w:val="num" w:pos="3600"/>
+        </w:tabs>
+        <w:ind w:left="3600" w:hanging="360"/>
+      </w:pPr>
+      <w:rPr>
+        <w:rFonts w:ascii="Wingdings" w:hAnsi="Wingdings" w:hint="default"/>
+        <w:sz w:val="20"/>
+      </w:rPr>
+    </w:lvl>
+    <w:lvl w:ilvl="5" w:tentative="1">
+      <w:start w:val="1"/>
+      <w:numFmt w:val="bullet"/>
+      <w:lvlText w:val=""/>
+      <w:lvlJc w:val="left"/>
+      <w:pPr>
+        <w:tabs>
+          <w:tab w:val="num" w:pos="4320"/>
+        </w:tabs>
+        <w:ind w:left="4320" w:hanging="360"/>
+      </w:pPr>
+      <w:rPr>
+        <w:rFonts w:ascii="Wingdings" w:hAnsi="Wingdings" w:hint="default"/>
+        <w:sz w:val="20"/>
+      </w:rPr>
+    </w:lvl>
+    <w:lvl w:ilvl="6" w:tentative="1">
+      <w:start w:val="1"/>
+      <w:numFmt w:val="bullet"/>
+      <w:lvlText w:val=""/>
+      <w:lvlJc w:val="left"/>
+      <w:pPr>
+        <w:tabs>
+          <w:tab w:val="num" w:pos="5040"/>
+        </w:tabs>
+        <w:ind w:left="5040" w:hanging="360"/>
+      </w:pPr>
+      <w:rPr>
+        <w:rFonts w:ascii="Wingdings" w:hAnsi="Wingdings" w:hint="default"/>
+        <w:sz w:val="20"/>
+      </w:rPr>
+    </w:lvl>
+    <w:lvl w:ilvl="7" w:tentative="1">
+      <w:start w:val="1"/>
+      <w:numFmt w:val="bullet"/>
+      <w:lvlText w:val=""/>
+      <w:lvlJc w:val="left"/>
+      <w:pPr>
+        <w:tabs>
+          <w:tab w:val="num" w:pos="5760"/>
+        </w:tabs>
+        <w:ind w:left="5760" w:hanging="360"/>
+      </w:pPr>
+      <w:rPr>
+        <w:rFonts w:ascii="Wingdings" w:hAnsi="Wingdings" w:hint="default"/>
+        <w:sz w:val="20"/>
+      </w:rPr>
+    </w:lvl>
+    <w:lvl w:ilvl="8" w:tentative="1">
+      <w:start w:val="1"/>
+      <w:numFmt w:val="bullet"/>
+      <w:lvlText w:val=""/>
+      <w:lvlJc w:val="left"/>
+      <w:pPr>
+        <w:tabs>
+          <w:tab w:val="num" w:pos="6480"/>
+        </w:tabs>
+        <w:ind w:left="6480" w:hanging="360"/>
+      </w:pPr>
+      <w:rPr>
+        <w:rFonts w:ascii="Wingdings" w:hAnsi="Wingdings" w:hint="default"/>
+        <w:sz w:val="20"/>
+      </w:rPr>
+    </w:lvl>
+  </w:abstractNum>
+  <w:abstractNum w:abstractNumId="14" w15:restartNumberingAfterBreak="0">
+    <w:nsid w:val="206A4992"/>
+    <w:multiLevelType w:val="multilevel"/>
+    <w:tmpl w:val="7072628C"/>
+    <w:lvl w:ilvl="0">
+      <w:start w:val="1"/>
+      <w:numFmt w:val="bullet"/>
+      <w:lvlText w:val=""/>
+      <w:lvlJc w:val="left"/>
+      <w:pPr>
+        <w:tabs>
+          <w:tab w:val="num" w:pos="720"/>
+        </w:tabs>
+        <w:ind w:left="720" w:hanging="360"/>
+      </w:pPr>
+      <w:rPr>
+        <w:rFonts w:ascii="Symbol" w:hAnsi="Symbol" w:hint="default"/>
+        <w:sz w:val="20"/>
+      </w:rPr>
+    </w:lvl>
+    <w:lvl w:ilvl="1" w:tentative="1">
+      <w:start w:val="1"/>
+      <w:numFmt w:val="bullet"/>
+      <w:lvlText w:val="o"/>
+      <w:lvlJc w:val="left"/>
+      <w:pPr>
+        <w:tabs>
+          <w:tab w:val="num" w:pos="1440"/>
+        </w:tabs>
+        <w:ind w:left="1440" w:hanging="360"/>
+      </w:pPr>
+      <w:rPr>
+        <w:rFonts w:ascii="Courier New" w:hAnsi="Courier New" w:hint="default"/>
+        <w:sz w:val="20"/>
+      </w:rPr>
+    </w:lvl>
+    <w:lvl w:ilvl="2" w:tentative="1">
+      <w:start w:val="1"/>
+      <w:numFmt w:val="bullet"/>
+      <w:lvlText w:val=""/>
+      <w:lvlJc w:val="left"/>
+      <w:pPr>
+        <w:tabs>
+          <w:tab w:val="num" w:pos="2160"/>
+        </w:tabs>
+        <w:ind w:left="2160" w:hanging="360"/>
+      </w:pPr>
+      <w:rPr>
+        <w:rFonts w:ascii="Wingdings" w:hAnsi="Wingdings" w:hint="default"/>
+        <w:sz w:val="20"/>
+      </w:rPr>
+    </w:lvl>
+    <w:lvl w:ilvl="3" w:tentative="1">
+      <w:start w:val="1"/>
+      <w:numFmt w:val="bullet"/>
+      <w:lvlText w:val=""/>
+      <w:lvlJc w:val="left"/>
+      <w:pPr>
+        <w:tabs>
+          <w:tab w:val="num" w:pos="2880"/>
+        </w:tabs>
+        <w:ind w:left="2880" w:hanging="360"/>
+      </w:pPr>
+      <w:rPr>
+        <w:rFonts w:ascii="Wingdings" w:hAnsi="Wingdings" w:hint="default"/>
+        <w:sz w:val="20"/>
+      </w:rPr>
+    </w:lvl>
+    <w:lvl w:ilvl="4" w:tentative="1">
+      <w:start w:val="1"/>
+      <w:numFmt w:val="bullet"/>
+      <w:lvlText w:val=""/>
+      <w:lvlJc w:val="left"/>
+      <w:pPr>
+        <w:tabs>
+          <w:tab w:val="num" w:pos="3600"/>
+        </w:tabs>
+        <w:ind w:left="3600" w:hanging="360"/>
+      </w:pPr>
+      <w:rPr>
+        <w:rFonts w:ascii="Wingdings" w:hAnsi="Wingdings" w:hint="default"/>
+        <w:sz w:val="20"/>
+      </w:rPr>
+    </w:lvl>
+    <w:lvl w:ilvl="5" w:tentative="1">
+      <w:start w:val="1"/>
+      <w:numFmt w:val="bullet"/>
+      <w:lvlText w:val=""/>
+      <w:lvlJc w:val="left"/>
+      <w:pPr>
+        <w:tabs>
+          <w:tab w:val="num" w:pos="4320"/>
+        </w:tabs>
+        <w:ind w:left="4320" w:hanging="360"/>
+      </w:pPr>
+      <w:rPr>
+        <w:rFonts w:ascii="Wingdings" w:hAnsi="Wingdings" w:hint="default"/>
+        <w:sz w:val="20"/>
+      </w:rPr>
+    </w:lvl>
+    <w:lvl w:ilvl="6" w:tentative="1">
+      <w:start w:val="1"/>
+      <w:numFmt w:val="bullet"/>
+      <w:lvlText w:val=""/>
+      <w:lvlJc w:val="left"/>
+      <w:pPr>
+        <w:tabs>
+          <w:tab w:val="num" w:pos="5040"/>
+        </w:tabs>
+        <w:ind w:left="5040" w:hanging="360"/>
+      </w:pPr>
+      <w:rPr>
+        <w:rFonts w:ascii="Wingdings" w:hAnsi="Wingdings" w:hint="default"/>
+        <w:sz w:val="20"/>
+      </w:rPr>
+    </w:lvl>
+    <w:lvl w:ilvl="7" w:tentative="1">
+      <w:start w:val="1"/>
+      <w:numFmt w:val="bullet"/>
+      <w:lvlText w:val=""/>
+      <w:lvlJc w:val="left"/>
+      <w:pPr>
+        <w:tabs>
+          <w:tab w:val="num" w:pos="5760"/>
+        </w:tabs>
+        <w:ind w:left="5760" w:hanging="360"/>
+      </w:pPr>
+      <w:rPr>
+        <w:rFonts w:ascii="Wingdings" w:hAnsi="Wingdings" w:hint="default"/>
+        <w:sz w:val="20"/>
+      </w:rPr>
+    </w:lvl>
+    <w:lvl w:ilvl="8" w:tentative="1">
+      <w:start w:val="1"/>
+      <w:numFmt w:val="bullet"/>
+      <w:lvlText w:val=""/>
+      <w:lvlJc w:val="left"/>
+      <w:pPr>
+        <w:tabs>
+          <w:tab w:val="num" w:pos="6480"/>
+        </w:tabs>
+        <w:ind w:left="6480" w:hanging="360"/>
+      </w:pPr>
+      <w:rPr>
+        <w:rFonts w:ascii="Wingdings" w:hAnsi="Wingdings" w:hint="default"/>
+        <w:sz w:val="20"/>
+      </w:rPr>
+    </w:lvl>
+  </w:abstractNum>
+  <w:abstractNum w:abstractNumId="15" w15:restartNumberingAfterBreak="0">
+    <w:nsid w:val="23664365"/>
+    <w:multiLevelType w:val="multilevel"/>
+    <w:tmpl w:val="91BC771C"/>
+    <w:lvl w:ilvl="0">
+      <w:start w:val="1"/>
+      <w:numFmt w:val="bullet"/>
+      <w:lvlText w:val=""/>
+      <w:lvlJc w:val="left"/>
+      <w:pPr>
+        <w:tabs>
+          <w:tab w:val="num" w:pos="720"/>
+        </w:tabs>
+        <w:ind w:left="720" w:hanging="360"/>
+      </w:pPr>
+      <w:rPr>
+        <w:rFonts w:ascii="Symbol" w:hAnsi="Symbol" w:hint="default"/>
+        <w:sz w:val="20"/>
+      </w:rPr>
+    </w:lvl>
+    <w:lvl w:ilvl="1" w:tentative="1">
+      <w:start w:val="1"/>
+      <w:numFmt w:val="bullet"/>
+      <w:lvlText w:val="o"/>
+      <w:lvlJc w:val="left"/>
+      <w:pPr>
+        <w:tabs>
+          <w:tab w:val="num" w:pos="1440"/>
+        </w:tabs>
+        <w:ind w:left="1440" w:hanging="360"/>
+      </w:pPr>
+      <w:rPr>
+        <w:rFonts w:ascii="Courier New" w:hAnsi="Courier New" w:hint="default"/>
+        <w:sz w:val="20"/>
+      </w:rPr>
+    </w:lvl>
+    <w:lvl w:ilvl="2" w:tentative="1">
+      <w:start w:val="1"/>
+      <w:numFmt w:val="bullet"/>
+      <w:lvlText w:val=""/>
+      <w:lvlJc w:val="left"/>
+      <w:pPr>
+        <w:tabs>
+          <w:tab w:val="num" w:pos="2160"/>
+        </w:tabs>
+        <w:ind w:left="2160" w:hanging="360"/>
+      </w:pPr>
+      <w:rPr>
+        <w:rFonts w:ascii="Wingdings" w:hAnsi="Wingdings" w:hint="default"/>
+        <w:sz w:val="20"/>
+      </w:rPr>
+    </w:lvl>
+    <w:lvl w:ilvl="3" w:tentative="1">
+      <w:start w:val="1"/>
+      <w:numFmt w:val="bullet"/>
+      <w:lvlText w:val=""/>
+      <w:lvlJc w:val="left"/>
+      <w:pPr>
+        <w:tabs>
+          <w:tab w:val="num" w:pos="2880"/>
+        </w:tabs>
+        <w:ind w:left="2880" w:hanging="360"/>
+      </w:pPr>
+      <w:rPr>
+        <w:rFonts w:ascii="Wingdings" w:hAnsi="Wingdings" w:hint="default"/>
+        <w:sz w:val="20"/>
+      </w:rPr>
+    </w:lvl>
+    <w:lvl w:ilvl="4" w:tentative="1">
+      <w:start w:val="1"/>
+      <w:numFmt w:val="bullet"/>
+      <w:lvlText w:val=""/>
+      <w:lvlJc w:val="left"/>
+      <w:pPr>
+        <w:tabs>
+          <w:tab w:val="num" w:pos="3600"/>
+        </w:tabs>
+        <w:ind w:left="3600" w:hanging="360"/>
+      </w:pPr>
+      <w:rPr>
+        <w:rFonts w:ascii="Wingdings" w:hAnsi="Wingdings" w:hint="default"/>
+        <w:sz w:val="20"/>
+      </w:rPr>
+    </w:lvl>
+    <w:lvl w:ilvl="5" w:tentative="1">
+      <w:start w:val="1"/>
+      <w:numFmt w:val="bullet"/>
+      <w:lvlText w:val=""/>
+      <w:lvlJc w:val="left"/>
+      <w:pPr>
+        <w:tabs>
+          <w:tab w:val="num" w:pos="4320"/>
+        </w:tabs>
+        <w:ind w:left="4320" w:hanging="360"/>
+      </w:pPr>
+      <w:rPr>
+        <w:rFonts w:ascii="Wingdings" w:hAnsi="Wingdings" w:hint="default"/>
+        <w:sz w:val="20"/>
+      </w:rPr>
+    </w:lvl>
+    <w:lvl w:ilvl="6" w:tentative="1">
+      <w:start w:val="1"/>
+      <w:numFmt w:val="bullet"/>
+      <w:lvlText w:val=""/>
+      <w:lvlJc w:val="left"/>
+      <w:pPr>
+        <w:tabs>
+          <w:tab w:val="num" w:pos="5040"/>
+        </w:tabs>
+        <w:ind w:left="5040" w:hanging="360"/>
+      </w:pPr>
+      <w:rPr>
+        <w:rFonts w:ascii="Wingdings" w:hAnsi="Wingdings" w:hint="default"/>
+        <w:sz w:val="20"/>
+      </w:rPr>
+    </w:lvl>
+    <w:lvl w:ilvl="7" w:tentative="1">
+      <w:start w:val="1"/>
+      <w:numFmt w:val="bullet"/>
+      <w:lvlText w:val=""/>
+      <w:lvlJc w:val="left"/>
+      <w:pPr>
+        <w:tabs>
+          <w:tab w:val="num" w:pos="5760"/>
+        </w:tabs>
+        <w:ind w:left="5760" w:hanging="360"/>
+      </w:pPr>
+      <w:rPr>
+        <w:rFonts w:ascii="Wingdings" w:hAnsi="Wingdings" w:hint="default"/>
+        <w:sz w:val="20"/>
+      </w:rPr>
+    </w:lvl>
+    <w:lvl w:ilvl="8" w:tentative="1">
+      <w:start w:val="1"/>
+      <w:numFmt w:val="bullet"/>
+      <w:lvlText w:val=""/>
+      <w:lvlJc w:val="left"/>
+      <w:pPr>
+        <w:tabs>
+          <w:tab w:val="num" w:pos="6480"/>
+        </w:tabs>
+        <w:ind w:left="6480" w:hanging="360"/>
+      </w:pPr>
+      <w:rPr>
+        <w:rFonts w:ascii="Wingdings" w:hAnsi="Wingdings" w:hint="default"/>
+        <w:sz w:val="20"/>
+      </w:rPr>
+    </w:lvl>
+  </w:abstractNum>
+  <w:abstractNum w:abstractNumId="16" w15:restartNumberingAfterBreak="0">
+    <w:nsid w:val="30DF14D8"/>
+    <w:multiLevelType w:val="multilevel"/>
+    <w:tmpl w:val="963AA13E"/>
+    <w:lvl w:ilvl="0">
+      <w:start w:val="1"/>
+      <w:numFmt w:val="bullet"/>
+      <w:lvlText w:val=""/>
+      <w:lvlJc w:val="left"/>
+      <w:pPr>
+        <w:tabs>
+          <w:tab w:val="num" w:pos="720"/>
+        </w:tabs>
+        <w:ind w:left="720" w:hanging="360"/>
+      </w:pPr>
+      <w:rPr>
+        <w:rFonts w:ascii="Symbol" w:hAnsi="Symbol" w:hint="default"/>
+        <w:sz w:val="20"/>
+      </w:rPr>
+    </w:lvl>
+    <w:lvl w:ilvl="1" w:tentative="1">
+      <w:start w:val="1"/>
+      <w:numFmt w:val="bullet"/>
+      <w:lvlText w:val="o"/>
+      <w:lvlJc w:val="left"/>
+      <w:pPr>
+        <w:tabs>
+          <w:tab w:val="num" w:pos="1440"/>
+        </w:tabs>
+        <w:ind w:left="1440" w:hanging="360"/>
+      </w:pPr>
+      <w:rPr>
+        <w:rFonts w:ascii="Courier New" w:hAnsi="Courier New" w:hint="default"/>
+        <w:sz w:val="20"/>
+      </w:rPr>
+    </w:lvl>
+    <w:lvl w:ilvl="2" w:tentative="1">
+      <w:start w:val="1"/>
+      <w:numFmt w:val="bullet"/>
+      <w:lvlText w:val=""/>
+      <w:lvlJc w:val="left"/>
+      <w:pPr>
+        <w:tabs>
+          <w:tab w:val="num" w:pos="2160"/>
+        </w:tabs>
+        <w:ind w:left="2160" w:hanging="360"/>
+      </w:pPr>
+      <w:rPr>
+        <w:rFonts w:ascii="Wingdings" w:hAnsi="Wingdings" w:hint="default"/>
+        <w:sz w:val="20"/>
+      </w:rPr>
+    </w:lvl>
+    <w:lvl w:ilvl="3" w:tentative="1">
+      <w:start w:val="1"/>
+      <w:numFmt w:val="bullet"/>
+      <w:lvlText w:val=""/>
+      <w:lvlJc w:val="left"/>
+      <w:pPr>
+        <w:tabs>
+          <w:tab w:val="num" w:pos="2880"/>
+        </w:tabs>
+        <w:ind w:left="2880" w:hanging="360"/>
+      </w:pPr>
+      <w:rPr>
+        <w:rFonts w:ascii="Wingdings" w:hAnsi="Wingdings" w:hint="default"/>
+        <w:sz w:val="20"/>
+      </w:rPr>
+    </w:lvl>
+    <w:lvl w:ilvl="4" w:tentative="1">
+      <w:start w:val="1"/>
+      <w:numFmt w:val="bullet"/>
+      <w:lvlText w:val=""/>
+      <w:lvlJc w:val="left"/>
+      <w:pPr>
+        <w:tabs>
+          <w:tab w:val="num" w:pos="3600"/>
+        </w:tabs>
+        <w:ind w:left="3600" w:hanging="360"/>
+      </w:pPr>
+      <w:rPr>
+        <w:rFonts w:ascii="Wingdings" w:hAnsi="Wingdings" w:hint="default"/>
+        <w:sz w:val="20"/>
+      </w:rPr>
+    </w:lvl>
+    <w:lvl w:ilvl="5" w:tentative="1">
+      <w:start w:val="1"/>
+      <w:numFmt w:val="bullet"/>
+      <w:lvlText w:val=""/>
+      <w:lvlJc w:val="left"/>
+      <w:pPr>
+        <w:tabs>
+          <w:tab w:val="num" w:pos="4320"/>
+        </w:tabs>
+        <w:ind w:left="4320" w:hanging="360"/>
+      </w:pPr>
+      <w:rPr>
+        <w:rFonts w:ascii="Wingdings" w:hAnsi="Wingdings" w:hint="default"/>
+        <w:sz w:val="20"/>
+      </w:rPr>
+    </w:lvl>
+    <w:lvl w:ilvl="6" w:tentative="1">
+      <w:start w:val="1"/>
+      <w:numFmt w:val="bullet"/>
+      <w:lvlText w:val=""/>
+      <w:lvlJc w:val="left"/>
+      <w:pPr>
+        <w:tabs>
+          <w:tab w:val="num" w:pos="5040"/>
+        </w:tabs>
+        <w:ind w:left="5040" w:hanging="360"/>
+      </w:pPr>
+      <w:rPr>
+        <w:rFonts w:ascii="Wingdings" w:hAnsi="Wingdings" w:hint="default"/>
+        <w:sz w:val="20"/>
+      </w:rPr>
+    </w:lvl>
+    <w:lvl w:ilvl="7" w:tentative="1">
+      <w:start w:val="1"/>
+      <w:numFmt w:val="bullet"/>
+      <w:lvlText w:val=""/>
+      <w:lvlJc w:val="left"/>
+      <w:pPr>
+        <w:tabs>
+          <w:tab w:val="num" w:pos="5760"/>
+        </w:tabs>
+        <w:ind w:left="5760" w:hanging="360"/>
+      </w:pPr>
+      <w:rPr>
+        <w:rFonts w:ascii="Wingdings" w:hAnsi="Wingdings" w:hint="default"/>
+        <w:sz w:val="20"/>
+      </w:rPr>
+    </w:lvl>
+    <w:lvl w:ilvl="8" w:tentative="1">
+      <w:start w:val="1"/>
+      <w:numFmt w:val="bullet"/>
+      <w:lvlText w:val=""/>
+      <w:lvlJc w:val="left"/>
+      <w:pPr>
+        <w:tabs>
+          <w:tab w:val="num" w:pos="6480"/>
+        </w:tabs>
+        <w:ind w:left="6480" w:hanging="360"/>
+      </w:pPr>
+      <w:rPr>
+        <w:rFonts w:ascii="Wingdings" w:hAnsi="Wingdings" w:hint="default"/>
+        <w:sz w:val="20"/>
+      </w:rPr>
+    </w:lvl>
+  </w:abstractNum>
+  <w:abstractNum w:abstractNumId="17" w15:restartNumberingAfterBreak="0">
+    <w:nsid w:val="3A2E3D71"/>
+    <w:multiLevelType w:val="multilevel"/>
+    <w:tmpl w:val="D708D9EE"/>
+    <w:lvl w:ilvl="0">
+      <w:start w:val="1"/>
+      <w:numFmt w:val="bullet"/>
+      <w:lvlText w:val=""/>
+      <w:lvlJc w:val="left"/>
+      <w:pPr>
+        <w:tabs>
+          <w:tab w:val="num" w:pos="720"/>
+        </w:tabs>
+        <w:ind w:left="720" w:hanging="360"/>
+      </w:pPr>
+      <w:rPr>
+        <w:rFonts w:ascii="Symbol" w:hAnsi="Symbol" w:hint="default"/>
+        <w:sz w:val="20"/>
+      </w:rPr>
+    </w:lvl>
+    <w:lvl w:ilvl="1" w:tentative="1">
+      <w:start w:val="1"/>
+      <w:numFmt w:val="bullet"/>
+      <w:lvlText w:val="o"/>
+      <w:lvlJc w:val="left"/>
+      <w:pPr>
+        <w:tabs>
+          <w:tab w:val="num" w:pos="1440"/>
+        </w:tabs>
+        <w:ind w:left="1440" w:hanging="360"/>
+      </w:pPr>
+      <w:rPr>
+        <w:rFonts w:ascii="Courier New" w:hAnsi="Courier New" w:hint="default"/>
+        <w:sz w:val="20"/>
+      </w:rPr>
+    </w:lvl>
+    <w:lvl w:ilvl="2" w:tentative="1">
+      <w:start w:val="1"/>
+      <w:numFmt w:val="bullet"/>
+      <w:lvlText w:val=""/>
+      <w:lvlJc w:val="left"/>
+      <w:pPr>
+        <w:tabs>
+          <w:tab w:val="num" w:pos="2160"/>
+        </w:tabs>
+        <w:ind w:left="2160" w:hanging="360"/>
+      </w:pPr>
+      <w:rPr>
+        <w:rFonts w:ascii="Wingdings" w:hAnsi="Wingdings" w:hint="default"/>
+        <w:sz w:val="20"/>
+      </w:rPr>
+    </w:lvl>
+    <w:lvl w:ilvl="3" w:tentative="1">
+      <w:start w:val="1"/>
+      <w:numFmt w:val="bullet"/>
+      <w:lvlText w:val=""/>
+      <w:lvlJc w:val="left"/>
+      <w:pPr>
+        <w:tabs>
+          <w:tab w:val="num" w:pos="2880"/>
+        </w:tabs>
+        <w:ind w:left="2880" w:hanging="360"/>
+      </w:pPr>
+      <w:rPr>
+        <w:rFonts w:ascii="Wingdings" w:hAnsi="Wingdings" w:hint="default"/>
+        <w:sz w:val="20"/>
+      </w:rPr>
+    </w:lvl>
+    <w:lvl w:ilvl="4" w:tentative="1">
+      <w:start w:val="1"/>
+      <w:numFmt w:val="bullet"/>
+      <w:lvlText w:val=""/>
+      <w:lvlJc w:val="left"/>
+      <w:pPr>
+        <w:tabs>
+          <w:tab w:val="num" w:pos="3600"/>
+        </w:tabs>
+        <w:ind w:left="3600" w:hanging="360"/>
+      </w:pPr>
+      <w:rPr>
+        <w:rFonts w:ascii="Wingdings" w:hAnsi="Wingdings" w:hint="default"/>
+        <w:sz w:val="20"/>
+      </w:rPr>
+    </w:lvl>
+    <w:lvl w:ilvl="5" w:tentative="1">
+      <w:start w:val="1"/>
+      <w:numFmt w:val="bullet"/>
+      <w:lvlText w:val=""/>
+      <w:lvlJc w:val="left"/>
+      <w:pPr>
+        <w:tabs>
+          <w:tab w:val="num" w:pos="4320"/>
+        </w:tabs>
+        <w:ind w:left="4320" w:hanging="360"/>
+      </w:pPr>
+      <w:rPr>
+        <w:rFonts w:ascii="Wingdings" w:hAnsi="Wingdings" w:hint="default"/>
+        <w:sz w:val="20"/>
+      </w:rPr>
+    </w:lvl>
+    <w:lvl w:ilvl="6" w:tentative="1">
+      <w:start w:val="1"/>
+      <w:numFmt w:val="bullet"/>
+      <w:lvlText w:val=""/>
+      <w:lvlJc w:val="left"/>
+      <w:pPr>
+        <w:tabs>
+          <w:tab w:val="num" w:pos="5040"/>
+        </w:tabs>
+        <w:ind w:left="5040" w:hanging="360"/>
+      </w:pPr>
+      <w:rPr>
+        <w:rFonts w:ascii="Wingdings" w:hAnsi="Wingdings" w:hint="default"/>
+        <w:sz w:val="20"/>
+      </w:rPr>
+    </w:lvl>
+    <w:lvl w:ilvl="7" w:tentative="1">
+      <w:start w:val="1"/>
+      <w:numFmt w:val="bullet"/>
+      <w:lvlText w:val=""/>
+      <w:lvlJc w:val="left"/>
+      <w:pPr>
+        <w:tabs>
+          <w:tab w:val="num" w:pos="5760"/>
+        </w:tabs>
+        <w:ind w:left="5760" w:hanging="360"/>
+      </w:pPr>
+      <w:rPr>
+        <w:rFonts w:ascii="Wingdings" w:hAnsi="Wingdings" w:hint="default"/>
+        <w:sz w:val="20"/>
+      </w:rPr>
+    </w:lvl>
+    <w:lvl w:ilvl="8" w:tentative="1">
+      <w:start w:val="1"/>
+      <w:numFmt w:val="bullet"/>
+      <w:lvlText w:val=""/>
+      <w:lvlJc w:val="left"/>
+      <w:pPr>
+        <w:tabs>
+          <w:tab w:val="num" w:pos="6480"/>
+        </w:tabs>
+        <w:ind w:left="6480" w:hanging="360"/>
+      </w:pPr>
+      <w:rPr>
+        <w:rFonts w:ascii="Wingdings" w:hAnsi="Wingdings" w:hint="default"/>
+        <w:sz w:val="20"/>
+      </w:rPr>
+    </w:lvl>
+  </w:abstractNum>
+  <w:abstractNum w:abstractNumId="18" w15:restartNumberingAfterBreak="0">
+    <w:nsid w:val="4C9358BC"/>
+    <w:multiLevelType w:val="multilevel"/>
+    <w:tmpl w:val="CF52FA0C"/>
+    <w:lvl w:ilvl="0">
+      <w:start w:val="1"/>
+      <w:numFmt w:val="bullet"/>
+      <w:lvlText w:val=""/>
+      <w:lvlJc w:val="left"/>
+      <w:pPr>
+        <w:tabs>
+          <w:tab w:val="num" w:pos="720"/>
+        </w:tabs>
+        <w:ind w:left="720" w:hanging="360"/>
+      </w:pPr>
+      <w:rPr>
+        <w:rFonts w:ascii="Symbol" w:hAnsi="Symbol" w:hint="default"/>
+        <w:sz w:val="20"/>
+      </w:rPr>
+    </w:lvl>
+    <w:lvl w:ilvl="1" w:tentative="1">
+      <w:start w:val="1"/>
+      <w:numFmt w:val="bullet"/>
+      <w:lvlText w:val="o"/>
+      <w:lvlJc w:val="left"/>
+      <w:pPr>
+        <w:tabs>
+          <w:tab w:val="num" w:pos="1440"/>
+        </w:tabs>
+        <w:ind w:left="1440" w:hanging="360"/>
+      </w:pPr>
+      <w:rPr>
+        <w:rFonts w:ascii="Courier New" w:hAnsi="Courier New" w:hint="default"/>
+        <w:sz w:val="20"/>
+      </w:rPr>
+    </w:lvl>
+    <w:lvl w:ilvl="2" w:tentative="1">
+      <w:start w:val="1"/>
+      <w:numFmt w:val="bullet"/>
+      <w:lvlText w:val=""/>
+      <w:lvlJc w:val="left"/>
+      <w:pPr>
+        <w:tabs>
+          <w:tab w:val="num" w:pos="2160"/>
+        </w:tabs>
+        <w:ind w:left="2160" w:hanging="360"/>
+      </w:pPr>
+      <w:rPr>
+        <w:rFonts w:ascii="Wingdings" w:hAnsi="Wingdings" w:hint="default"/>
+        <w:sz w:val="20"/>
+      </w:rPr>
+    </w:lvl>
+    <w:lvl w:ilvl="3" w:tentative="1">
+      <w:start w:val="1"/>
+      <w:numFmt w:val="bullet"/>
+      <w:lvlText w:val=""/>
+      <w:lvlJc w:val="left"/>
+      <w:pPr>
+        <w:tabs>
+          <w:tab w:val="num" w:pos="2880"/>
+        </w:tabs>
+        <w:ind w:left="2880" w:hanging="360"/>
+      </w:pPr>
+      <w:rPr>
+        <w:rFonts w:ascii="Wingdings" w:hAnsi="Wingdings" w:hint="default"/>
+        <w:sz w:val="20"/>
+      </w:rPr>
+    </w:lvl>
+    <w:lvl w:ilvl="4" w:tentative="1">
+      <w:start w:val="1"/>
+      <w:numFmt w:val="bullet"/>
+      <w:lvlText w:val=""/>
+      <w:lvlJc w:val="left"/>
+      <w:pPr>
+        <w:tabs>
+          <w:tab w:val="num" w:pos="3600"/>
+        </w:tabs>
+        <w:ind w:left="3600" w:hanging="360"/>
+      </w:pPr>
+      <w:rPr>
+        <w:rFonts w:ascii="Wingdings" w:hAnsi="Wingdings" w:hint="default"/>
+        <w:sz w:val="20"/>
+      </w:rPr>
+    </w:lvl>
+    <w:lvl w:ilvl="5" w:tentative="1">
+      <w:start w:val="1"/>
+      <w:numFmt w:val="bullet"/>
+      <w:lvlText w:val=""/>
+      <w:lvlJc w:val="left"/>
+      <w:pPr>
+        <w:tabs>
+          <w:tab w:val="num" w:pos="4320"/>
+        </w:tabs>
+        <w:ind w:left="4320" w:hanging="360"/>
+      </w:pPr>
+      <w:rPr>
+        <w:rFonts w:ascii="Wingdings" w:hAnsi="Wingdings" w:hint="default"/>
+        <w:sz w:val="20"/>
+      </w:rPr>
+    </w:lvl>
+    <w:lvl w:ilvl="6" w:tentative="1">
+      <w:start w:val="1"/>
+      <w:numFmt w:val="bullet"/>
+      <w:lvlText w:val=""/>
+      <w:lvlJc w:val="left"/>
+      <w:pPr>
+        <w:tabs>
+          <w:tab w:val="num" w:pos="5040"/>
+        </w:tabs>
+        <w:ind w:left="5040" w:hanging="360"/>
+      </w:pPr>
+      <w:rPr>
+        <w:rFonts w:ascii="Wingdings" w:hAnsi="Wingdings" w:hint="default"/>
+        <w:sz w:val="20"/>
+      </w:rPr>
+    </w:lvl>
+    <w:lvl w:ilvl="7" w:tentative="1">
+      <w:start w:val="1"/>
+      <w:numFmt w:val="bullet"/>
+      <w:lvlText w:val=""/>
+      <w:lvlJc w:val="left"/>
+      <w:pPr>
+        <w:tabs>
+          <w:tab w:val="num" w:pos="5760"/>
+        </w:tabs>
+        <w:ind w:left="5760" w:hanging="360"/>
+      </w:pPr>
+      <w:rPr>
+        <w:rFonts w:ascii="Wingdings" w:hAnsi="Wingdings" w:hint="default"/>
+        <w:sz w:val="20"/>
+      </w:rPr>
+    </w:lvl>
+    <w:lvl w:ilvl="8" w:tentative="1">
+      <w:start w:val="1"/>
+      <w:numFmt w:val="bullet"/>
+      <w:lvlText w:val=""/>
+      <w:lvlJc w:val="left"/>
+      <w:pPr>
+        <w:tabs>
+          <w:tab w:val="num" w:pos="6480"/>
+        </w:tabs>
+        <w:ind w:left="6480" w:hanging="360"/>
+      </w:pPr>
+      <w:rPr>
+        <w:rFonts w:ascii="Wingdings" w:hAnsi="Wingdings" w:hint="default"/>
+        <w:sz w:val="20"/>
+      </w:rPr>
+    </w:lvl>
+  </w:abstractNum>
+  <w:abstractNum w:abstractNumId="19" w15:restartNumberingAfterBreak="0">
+    <w:nsid w:val="53E25C1E"/>
+    <w:multiLevelType w:val="multilevel"/>
+    <w:tmpl w:val="48E257F6"/>
+    <w:lvl w:ilvl="0">
+      <w:start w:val="1"/>
+      <w:numFmt w:val="bullet"/>
+      <w:lvlText w:val=""/>
+      <w:lvlJc w:val="left"/>
+      <w:pPr>
+        <w:tabs>
+          <w:tab w:val="num" w:pos="720"/>
+        </w:tabs>
+        <w:ind w:left="720" w:hanging="360"/>
+      </w:pPr>
+      <w:rPr>
+        <w:rFonts w:ascii="Symbol" w:hAnsi="Symbol" w:hint="default"/>
+        <w:sz w:val="20"/>
+      </w:rPr>
+    </w:lvl>
+    <w:lvl w:ilvl="1" w:tentative="1">
+      <w:start w:val="1"/>
+      <w:numFmt w:val="bullet"/>
+      <w:lvlText w:val="o"/>
+      <w:lvlJc w:val="left"/>
+      <w:pPr>
+        <w:tabs>
+          <w:tab w:val="num" w:pos="1440"/>
+        </w:tabs>
+        <w:ind w:left="1440" w:hanging="360"/>
+      </w:pPr>
+      <w:rPr>
+        <w:rFonts w:ascii="Courier New" w:hAnsi="Courier New" w:hint="default"/>
+        <w:sz w:val="20"/>
+      </w:rPr>
+    </w:lvl>
+    <w:lvl w:ilvl="2" w:tentative="1">
+      <w:start w:val="1"/>
+      <w:numFmt w:val="bullet"/>
+      <w:lvlText w:val=""/>
+      <w:lvlJc w:val="left"/>
+      <w:pPr>
+        <w:tabs>
+          <w:tab w:val="num" w:pos="2160"/>
+        </w:tabs>
+        <w:ind w:left="2160" w:hanging="360"/>
+      </w:pPr>
+      <w:rPr>
+        <w:rFonts w:ascii="Wingdings" w:hAnsi="Wingdings" w:hint="default"/>
+        <w:sz w:val="20"/>
+      </w:rPr>
+    </w:lvl>
+    <w:lvl w:ilvl="3" w:tentative="1">
+      <w:start w:val="1"/>
+      <w:numFmt w:val="bullet"/>
+      <w:lvlText w:val=""/>
+      <w:lvlJc w:val="left"/>
+      <w:pPr>
+        <w:tabs>
+          <w:tab w:val="num" w:pos="2880"/>
+        </w:tabs>
+        <w:ind w:left="2880" w:hanging="360"/>
+      </w:pPr>
+      <w:rPr>
+        <w:rFonts w:ascii="Wingdings" w:hAnsi="Wingdings" w:hint="default"/>
+        <w:sz w:val="20"/>
+      </w:rPr>
+    </w:lvl>
+    <w:lvl w:ilvl="4" w:tentative="1">
+      <w:start w:val="1"/>
+      <w:numFmt w:val="bullet"/>
+      <w:lvlText w:val=""/>
+      <w:lvlJc w:val="left"/>
+      <w:pPr>
+        <w:tabs>
+          <w:tab w:val="num" w:pos="3600"/>
+        </w:tabs>
+        <w:ind w:left="3600" w:hanging="360"/>
+      </w:pPr>
+      <w:rPr>
+        <w:rFonts w:ascii="Wingdings" w:hAnsi="Wingdings" w:hint="default"/>
+        <w:sz w:val="20"/>
+      </w:rPr>
+    </w:lvl>
+    <w:lvl w:ilvl="5" w:tentative="1">
+      <w:start w:val="1"/>
+      <w:numFmt w:val="bullet"/>
+      <w:lvlText w:val=""/>
+      <w:lvlJc w:val="left"/>
+      <w:pPr>
+        <w:tabs>
+          <w:tab w:val="num" w:pos="4320"/>
+        </w:tabs>
+        <w:ind w:left="4320" w:hanging="360"/>
+      </w:pPr>
+      <w:rPr>
+        <w:rFonts w:ascii="Wingdings" w:hAnsi="Wingdings" w:hint="default"/>
+        <w:sz w:val="20"/>
+      </w:rPr>
+    </w:lvl>
+    <w:lvl w:ilvl="6" w:tentative="1">
+      <w:start w:val="1"/>
+      <w:numFmt w:val="bullet"/>
+      <w:lvlText w:val=""/>
+      <w:lvlJc w:val="left"/>
+      <w:pPr>
+        <w:tabs>
+          <w:tab w:val="num" w:pos="5040"/>
+        </w:tabs>
+        <w:ind w:left="5040" w:hanging="360"/>
+      </w:pPr>
+      <w:rPr>
+        <w:rFonts w:ascii="Wingdings" w:hAnsi="Wingdings" w:hint="default"/>
+        <w:sz w:val="20"/>
+      </w:rPr>
+    </w:lvl>
+    <w:lvl w:ilvl="7" w:tentative="1">
+      <w:start w:val="1"/>
+      <w:numFmt w:val="bullet"/>
+      <w:lvlText w:val=""/>
+      <w:lvlJc w:val="left"/>
+      <w:pPr>
+        <w:tabs>
+          <w:tab w:val="num" w:pos="5760"/>
+        </w:tabs>
+        <w:ind w:left="5760" w:hanging="360"/>
+      </w:pPr>
+      <w:rPr>
+        <w:rFonts w:ascii="Wingdings" w:hAnsi="Wingdings" w:hint="default"/>
+        <w:sz w:val="20"/>
+      </w:rPr>
+    </w:lvl>
+    <w:lvl w:ilvl="8" w:tentative="1">
+      <w:start w:val="1"/>
+      <w:numFmt w:val="bullet"/>
+      <w:lvlText w:val=""/>
+      <w:lvlJc w:val="left"/>
+      <w:pPr>
+        <w:tabs>
+          <w:tab w:val="num" w:pos="6480"/>
+        </w:tabs>
+        <w:ind w:left="6480" w:hanging="360"/>
+      </w:pPr>
+      <w:rPr>
+        <w:rFonts w:ascii="Wingdings" w:hAnsi="Wingdings" w:hint="default"/>
+        <w:sz w:val="20"/>
+      </w:rPr>
+    </w:lvl>
+  </w:abstractNum>
+  <w:abstractNum w:abstractNumId="20" w15:restartNumberingAfterBreak="0">
+    <w:nsid w:val="581017A1"/>
+    <w:multiLevelType w:val="multilevel"/>
+    <w:tmpl w:val="5C94F4B2"/>
+    <w:lvl w:ilvl="0">
+      <w:start w:val="1"/>
+      <w:numFmt w:val="bullet"/>
+      <w:lvlText w:val=""/>
+      <w:lvlJc w:val="left"/>
+      <w:pPr>
+        <w:tabs>
+          <w:tab w:val="num" w:pos="720"/>
+        </w:tabs>
+        <w:ind w:left="720" w:hanging="360"/>
+      </w:pPr>
+      <w:rPr>
+        <w:rFonts w:ascii="Symbol" w:hAnsi="Symbol" w:hint="default"/>
+        <w:sz w:val="20"/>
+      </w:rPr>
+    </w:lvl>
+    <w:lvl w:ilvl="1" w:tentative="1">
+      <w:start w:val="1"/>
+      <w:numFmt w:val="bullet"/>
+      <w:lvlText w:val="o"/>
+      <w:lvlJc w:val="left"/>
+      <w:pPr>
+        <w:tabs>
+          <w:tab w:val="num" w:pos="1440"/>
+        </w:tabs>
+        <w:ind w:left="1440" w:hanging="360"/>
+      </w:pPr>
+      <w:rPr>
+        <w:rFonts w:ascii="Courier New" w:hAnsi="Courier New" w:hint="default"/>
+        <w:sz w:val="20"/>
+      </w:rPr>
+    </w:lvl>
+    <w:lvl w:ilvl="2" w:tentative="1">
+      <w:start w:val="1"/>
+      <w:numFmt w:val="bullet"/>
+      <w:lvlText w:val=""/>
+      <w:lvlJc w:val="left"/>
+      <w:pPr>
+        <w:tabs>
+          <w:tab w:val="num" w:pos="2160"/>
+        </w:tabs>
+        <w:ind w:left="2160" w:hanging="360"/>
+      </w:pPr>
+      <w:rPr>
+        <w:rFonts w:ascii="Wingdings" w:hAnsi="Wingdings" w:hint="default"/>
+        <w:sz w:val="20"/>
+      </w:rPr>
+    </w:lvl>
+    <w:lvl w:ilvl="3" w:tentative="1">
+      <w:start w:val="1"/>
+      <w:numFmt w:val="bullet"/>
+      <w:lvlText w:val=""/>
+      <w:lvlJc w:val="left"/>
+      <w:pPr>
+        <w:tabs>
+          <w:tab w:val="num" w:pos="2880"/>
+        </w:tabs>
+        <w:ind w:left="2880" w:hanging="360"/>
+      </w:pPr>
+      <w:rPr>
+        <w:rFonts w:ascii="Wingdings" w:hAnsi="Wingdings" w:hint="default"/>
+        <w:sz w:val="20"/>
+      </w:rPr>
+    </w:lvl>
+    <w:lvl w:ilvl="4" w:tentative="1">
+      <w:start w:val="1"/>
+      <w:numFmt w:val="bullet"/>
+      <w:lvlText w:val=""/>
+      <w:lvlJc w:val="left"/>
+      <w:pPr>
+        <w:tabs>
+          <w:tab w:val="num" w:pos="3600"/>
+        </w:tabs>
+        <w:ind w:left="3600" w:hanging="360"/>
+      </w:pPr>
+      <w:rPr>
+        <w:rFonts w:ascii="Wingdings" w:hAnsi="Wingdings" w:hint="default"/>
+        <w:sz w:val="20"/>
+      </w:rPr>
+    </w:lvl>
+    <w:lvl w:ilvl="5" w:tentative="1">
+      <w:start w:val="1"/>
+      <w:numFmt w:val="bullet"/>
+      <w:lvlText w:val=""/>
+      <w:lvlJc w:val="left"/>
+      <w:pPr>
+        <w:tabs>
+          <w:tab w:val="num" w:pos="4320"/>
+        </w:tabs>
+        <w:ind w:left="4320" w:hanging="360"/>
+      </w:pPr>
+      <w:rPr>
+        <w:rFonts w:ascii="Wingdings" w:hAnsi="Wingdings" w:hint="default"/>
+        <w:sz w:val="20"/>
+      </w:rPr>
+    </w:lvl>
+    <w:lvl w:ilvl="6" w:tentative="1">
+      <w:start w:val="1"/>
+      <w:numFmt w:val="bullet"/>
+      <w:lvlText w:val=""/>
+      <w:lvlJc w:val="left"/>
+      <w:pPr>
+        <w:tabs>
+          <w:tab w:val="num" w:pos="5040"/>
+        </w:tabs>
+        <w:ind w:left="5040" w:hanging="360"/>
+      </w:pPr>
+      <w:rPr>
+        <w:rFonts w:ascii="Wingdings" w:hAnsi="Wingdings" w:hint="default"/>
+        <w:sz w:val="20"/>
+      </w:rPr>
+    </w:lvl>
+    <w:lvl w:ilvl="7" w:tentative="1">
+      <w:start w:val="1"/>
+      <w:numFmt w:val="bullet"/>
+      <w:lvlText w:val=""/>
+      <w:lvlJc w:val="left"/>
+      <w:pPr>
+        <w:tabs>
+          <w:tab w:val="num" w:pos="5760"/>
+        </w:tabs>
+        <w:ind w:left="5760" w:hanging="360"/>
+      </w:pPr>
+      <w:rPr>
+        <w:rFonts w:ascii="Wingdings" w:hAnsi="Wingdings" w:hint="default"/>
+        <w:sz w:val="20"/>
+      </w:rPr>
+    </w:lvl>
+    <w:lvl w:ilvl="8" w:tentative="1">
+      <w:start w:val="1"/>
+      <w:numFmt w:val="bullet"/>
+      <w:lvlText w:val=""/>
+      <w:lvlJc w:val="left"/>
+      <w:pPr>
+        <w:tabs>
+          <w:tab w:val="num" w:pos="6480"/>
+        </w:tabs>
+        <w:ind w:left="6480" w:hanging="360"/>
+      </w:pPr>
+      <w:rPr>
+        <w:rFonts w:ascii="Wingdings" w:hAnsi="Wingdings" w:hint="default"/>
+        <w:sz w:val="20"/>
+      </w:rPr>
+    </w:lvl>
+  </w:abstractNum>
+  <w:abstractNum w:abstractNumId="21" w15:restartNumberingAfterBreak="0">
+    <w:nsid w:val="6B6B25A5"/>
+    <w:multiLevelType w:val="multilevel"/>
+    <w:tmpl w:val="D2EC2C10"/>
+    <w:lvl w:ilvl="0">
+      <w:start w:val="1"/>
+      <w:numFmt w:val="bullet"/>
+      <w:lvlText w:val=""/>
+      <w:lvlJc w:val="left"/>
+      <w:pPr>
+        <w:tabs>
+          <w:tab w:val="num" w:pos="720"/>
+        </w:tabs>
+        <w:ind w:left="720" w:hanging="360"/>
+      </w:pPr>
+      <w:rPr>
+        <w:rFonts w:ascii="Symbol" w:hAnsi="Symbol" w:hint="default"/>
+        <w:sz w:val="20"/>
+      </w:rPr>
+    </w:lvl>
+    <w:lvl w:ilvl="1" w:tentative="1">
+      <w:start w:val="1"/>
+      <w:numFmt w:val="bullet"/>
+      <w:lvlText w:val="o"/>
+      <w:lvlJc w:val="left"/>
+      <w:pPr>
+        <w:tabs>
+          <w:tab w:val="num" w:pos="1440"/>
+        </w:tabs>
+        <w:ind w:left="1440" w:hanging="360"/>
+      </w:pPr>
+      <w:rPr>
+        <w:rFonts w:ascii="Courier New" w:hAnsi="Courier New" w:hint="default"/>
+        <w:sz w:val="20"/>
+      </w:rPr>
+    </w:lvl>
+    <w:lvl w:ilvl="2" w:tentative="1">
+      <w:start w:val="1"/>
+      <w:numFmt w:val="bullet"/>
+      <w:lvlText w:val=""/>
+      <w:lvlJc w:val="left"/>
+      <w:pPr>
+        <w:tabs>
+          <w:tab w:val="num" w:pos="2160"/>
+        </w:tabs>
+        <w:ind w:left="2160" w:hanging="360"/>
+      </w:pPr>
+      <w:rPr>
+        <w:rFonts w:ascii="Wingdings" w:hAnsi="Wingdings" w:hint="default"/>
+        <w:sz w:val="20"/>
+      </w:rPr>
+    </w:lvl>
+    <w:lvl w:ilvl="3" w:tentative="1">
+      <w:start w:val="1"/>
+      <w:numFmt w:val="bullet"/>
+      <w:lvlText w:val=""/>
+      <w:lvlJc w:val="left"/>
+      <w:pPr>
+        <w:tabs>
+          <w:tab w:val="num" w:pos="2880"/>
+        </w:tabs>
+        <w:ind w:left="2880" w:hanging="360"/>
+      </w:pPr>
+      <w:rPr>
+        <w:rFonts w:ascii="Wingdings" w:hAnsi="Wingdings" w:hint="default"/>
+        <w:sz w:val="20"/>
+      </w:rPr>
+    </w:lvl>
+    <w:lvl w:ilvl="4" w:tentative="1">
+      <w:start w:val="1"/>
+      <w:numFmt w:val="bullet"/>
+      <w:lvlText w:val=""/>
+      <w:lvlJc w:val="left"/>
+      <w:pPr>
+        <w:tabs>
+          <w:tab w:val="num" w:pos="3600"/>
+        </w:tabs>
+        <w:ind w:left="3600" w:hanging="360"/>
+      </w:pPr>
+      <w:rPr>
+        <w:rFonts w:ascii="Wingdings" w:hAnsi="Wingdings" w:hint="default"/>
+        <w:sz w:val="20"/>
+      </w:rPr>
+    </w:lvl>
+    <w:lvl w:ilvl="5" w:tentative="1">
+      <w:start w:val="1"/>
+      <w:numFmt w:val="bullet"/>
+      <w:lvlText w:val=""/>
+      <w:lvlJc w:val="left"/>
+      <w:pPr>
+        <w:tabs>
+          <w:tab w:val="num" w:pos="4320"/>
+        </w:tabs>
+        <w:ind w:left="4320" w:hanging="360"/>
+      </w:pPr>
+      <w:rPr>
+        <w:rFonts w:ascii="Wingdings" w:hAnsi="Wingdings" w:hint="default"/>
+        <w:sz w:val="20"/>
+      </w:rPr>
+    </w:lvl>
+    <w:lvl w:ilvl="6" w:tentative="1">
+      <w:start w:val="1"/>
+      <w:numFmt w:val="bullet"/>
+      <w:lvlText w:val=""/>
+      <w:lvlJc w:val="left"/>
+      <w:pPr>
+        <w:tabs>
+          <w:tab w:val="num" w:pos="5040"/>
+        </w:tabs>
+        <w:ind w:left="5040" w:hanging="360"/>
+      </w:pPr>
+      <w:rPr>
+        <w:rFonts w:ascii="Wingdings" w:hAnsi="Wingdings" w:hint="default"/>
+        <w:sz w:val="20"/>
+      </w:rPr>
+    </w:lvl>
+    <w:lvl w:ilvl="7" w:tentative="1">
+      <w:start w:val="1"/>
+      <w:numFmt w:val="bullet"/>
+      <w:lvlText w:val=""/>
+      <w:lvlJc w:val="left"/>
+      <w:pPr>
+        <w:tabs>
+          <w:tab w:val="num" w:pos="5760"/>
+        </w:tabs>
+        <w:ind w:left="5760" w:hanging="360"/>
+      </w:pPr>
+      <w:rPr>
+        <w:rFonts w:ascii="Wingdings" w:hAnsi="Wingdings" w:hint="default"/>
+        <w:sz w:val="20"/>
+      </w:rPr>
+    </w:lvl>
+    <w:lvl w:ilvl="8" w:tentative="1">
+      <w:start w:val="1"/>
+      <w:numFmt w:val="bullet"/>
+      <w:lvlText w:val=""/>
+      <w:lvlJc w:val="left"/>
+      <w:pPr>
+        <w:tabs>
+          <w:tab w:val="num" w:pos="6480"/>
+        </w:tabs>
+        <w:ind w:left="6480" w:hanging="360"/>
+      </w:pPr>
+      <w:rPr>
+        <w:rFonts w:ascii="Wingdings" w:hAnsi="Wingdings" w:hint="default"/>
+        <w:sz w:val="20"/>
+      </w:rPr>
+    </w:lvl>
+  </w:abstractNum>
+  <w:abstractNum w:abstractNumId="22" w15:restartNumberingAfterBreak="0">
+    <w:nsid w:val="6DAE755C"/>
+    <w:multiLevelType w:val="multilevel"/>
+    <w:tmpl w:val="5D2E120E"/>
+    <w:lvl w:ilvl="0">
+      <w:start w:val="1"/>
+      <w:numFmt w:val="bullet"/>
+      <w:lvlText w:val=""/>
+      <w:lvlJc w:val="left"/>
+      <w:pPr>
+        <w:tabs>
+          <w:tab w:val="num" w:pos="720"/>
+        </w:tabs>
+        <w:ind w:left="720" w:hanging="360"/>
+      </w:pPr>
+      <w:rPr>
+        <w:rFonts w:ascii="Symbol" w:hAnsi="Symbol" w:hint="default"/>
+        <w:sz w:val="20"/>
+      </w:rPr>
+    </w:lvl>
+    <w:lvl w:ilvl="1" w:tentative="1">
+      <w:start w:val="1"/>
+      <w:numFmt w:val="bullet"/>
+      <w:lvlText w:val="o"/>
+      <w:lvlJc w:val="left"/>
+      <w:pPr>
+        <w:tabs>
+          <w:tab w:val="num" w:pos="1440"/>
+        </w:tabs>
+        <w:ind w:left="1440" w:hanging="360"/>
+      </w:pPr>
+      <w:rPr>
+        <w:rFonts w:ascii="Courier New" w:hAnsi="Courier New" w:hint="default"/>
+        <w:sz w:val="20"/>
+      </w:rPr>
+    </w:lvl>
+    <w:lvl w:ilvl="2" w:tentative="1">
+      <w:start w:val="1"/>
+      <w:numFmt w:val="bullet"/>
+      <w:lvlText w:val=""/>
+      <w:lvlJc w:val="left"/>
+      <w:pPr>
+        <w:tabs>
+          <w:tab w:val="num" w:pos="2160"/>
+        </w:tabs>
+        <w:ind w:left="2160" w:hanging="360"/>
+      </w:pPr>
+      <w:rPr>
+        <w:rFonts w:ascii="Wingdings" w:hAnsi="Wingdings" w:hint="default"/>
+        <w:sz w:val="20"/>
+      </w:rPr>
+    </w:lvl>
+    <w:lvl w:ilvl="3" w:tentative="1">
+      <w:start w:val="1"/>
+      <w:numFmt w:val="bullet"/>
+      <w:lvlText w:val=""/>
+      <w:lvlJc w:val="left"/>
+      <w:pPr>
+        <w:tabs>
+          <w:tab w:val="num" w:pos="2880"/>
+        </w:tabs>
+        <w:ind w:left="2880" w:hanging="360"/>
+      </w:pPr>
+      <w:rPr>
+        <w:rFonts w:ascii="Wingdings" w:hAnsi="Wingdings" w:hint="default"/>
+        <w:sz w:val="20"/>
+      </w:rPr>
+    </w:lvl>
+    <w:lvl w:ilvl="4" w:tentative="1">
+      <w:start w:val="1"/>
+      <w:numFmt w:val="bullet"/>
+      <w:lvlText w:val=""/>
+      <w:lvlJc w:val="left"/>
+      <w:pPr>
+        <w:tabs>
+          <w:tab w:val="num" w:pos="3600"/>
+        </w:tabs>
+        <w:ind w:left="3600" w:hanging="360"/>
+      </w:pPr>
+      <w:rPr>
+        <w:rFonts w:ascii="Wingdings" w:hAnsi="Wingdings" w:hint="default"/>
+        <w:sz w:val="20"/>
+      </w:rPr>
+    </w:lvl>
+    <w:lvl w:ilvl="5" w:tentative="1">
+      <w:start w:val="1"/>
+      <w:numFmt w:val="bullet"/>
+      <w:lvlText w:val=""/>
+      <w:lvlJc w:val="left"/>
+      <w:pPr>
+        <w:tabs>
+          <w:tab w:val="num" w:pos="4320"/>
+        </w:tabs>
+        <w:ind w:left="4320" w:hanging="360"/>
+      </w:pPr>
+      <w:rPr>
+        <w:rFonts w:ascii="Wingdings" w:hAnsi="Wingdings" w:hint="default"/>
+        <w:sz w:val="20"/>
+      </w:rPr>
+    </w:lvl>
+    <w:lvl w:ilvl="6" w:tentative="1">
+      <w:start w:val="1"/>
+      <w:numFmt w:val="bullet"/>
+      <w:lvlText w:val=""/>
+      <w:lvlJc w:val="left"/>
+      <w:pPr>
+        <w:tabs>
+          <w:tab w:val="num" w:pos="5040"/>
+        </w:tabs>
+        <w:ind w:left="5040" w:hanging="360"/>
+      </w:pPr>
+      <w:rPr>
+        <w:rFonts w:ascii="Wingdings" w:hAnsi="Wingdings" w:hint="default"/>
+        <w:sz w:val="20"/>
+      </w:rPr>
+    </w:lvl>
+    <w:lvl w:ilvl="7" w:tentative="1">
+      <w:start w:val="1"/>
+      <w:numFmt w:val="bullet"/>
+      <w:lvlText w:val=""/>
+      <w:lvlJc w:val="left"/>
+      <w:pPr>
+        <w:tabs>
+          <w:tab w:val="num" w:pos="5760"/>
+        </w:tabs>
+        <w:ind w:left="5760" w:hanging="360"/>
+      </w:pPr>
+      <w:rPr>
+        <w:rFonts w:ascii="Wingdings" w:hAnsi="Wingdings" w:hint="default"/>
+        <w:sz w:val="20"/>
+      </w:rPr>
+    </w:lvl>
+    <w:lvl w:ilvl="8" w:tentative="1">
+      <w:start w:val="1"/>
+      <w:numFmt w:val="bullet"/>
+      <w:lvlText w:val=""/>
+      <w:lvlJc w:val="left"/>
+      <w:pPr>
+        <w:tabs>
+          <w:tab w:val="num" w:pos="6480"/>
+        </w:tabs>
+        <w:ind w:left="6480" w:hanging="360"/>
+      </w:pPr>
+      <w:rPr>
+        <w:rFonts w:ascii="Wingdings" w:hAnsi="Wingdings" w:hint="default"/>
+        <w:sz w:val="20"/>
+      </w:rPr>
+    </w:lvl>
+  </w:abstractNum>
+  <w:abstractNum w:abstractNumId="23" w15:restartNumberingAfterBreak="0">
+    <w:nsid w:val="6F780B74"/>
+    <w:multiLevelType w:val="multilevel"/>
+    <w:tmpl w:val="07A486F0"/>
+    <w:lvl w:ilvl="0">
+      <w:start w:val="1"/>
+      <w:numFmt w:val="bullet"/>
+      <w:lvlText w:val=""/>
+      <w:lvlJc w:val="left"/>
+      <w:pPr>
+        <w:tabs>
+          <w:tab w:val="num" w:pos="720"/>
+        </w:tabs>
+        <w:ind w:left="720" w:hanging="360"/>
+      </w:pPr>
+      <w:rPr>
+        <w:rFonts w:ascii="Symbol" w:hAnsi="Symbol" w:hint="default"/>
+        <w:sz w:val="20"/>
+      </w:rPr>
+    </w:lvl>
+    <w:lvl w:ilvl="1" w:tentative="1">
+      <w:start w:val="1"/>
+      <w:numFmt w:val="bullet"/>
+      <w:lvlText w:val="o"/>
+      <w:lvlJc w:val="left"/>
+      <w:pPr>
+        <w:tabs>
+          <w:tab w:val="num" w:pos="1440"/>
+        </w:tabs>
+        <w:ind w:left="1440" w:hanging="360"/>
+      </w:pPr>
+      <w:rPr>
+        <w:rFonts w:ascii="Courier New" w:hAnsi="Courier New" w:hint="default"/>
+        <w:sz w:val="20"/>
+      </w:rPr>
+    </w:lvl>
+    <w:lvl w:ilvl="2" w:tentative="1">
+      <w:start w:val="1"/>
+      <w:numFmt w:val="bullet"/>
+      <w:lvlText w:val=""/>
+      <w:lvlJc w:val="left"/>
+      <w:pPr>
+        <w:tabs>
+          <w:tab w:val="num" w:pos="2160"/>
+        </w:tabs>
+        <w:ind w:left="2160" w:hanging="360"/>
+      </w:pPr>
+      <w:rPr>
+        <w:rFonts w:ascii="Wingdings" w:hAnsi="Wingdings" w:hint="default"/>
+        <w:sz w:val="20"/>
+      </w:rPr>
+    </w:lvl>
+    <w:lvl w:ilvl="3" w:tentative="1">
+      <w:start w:val="1"/>
+      <w:numFmt w:val="bullet"/>
+      <w:lvlText w:val=""/>
+      <w:lvlJc w:val="left"/>
+      <w:pPr>
+        <w:tabs>
+          <w:tab w:val="num" w:pos="2880"/>
+        </w:tabs>
+        <w:ind w:left="2880" w:hanging="360"/>
+      </w:pPr>
+      <w:rPr>
+        <w:rFonts w:ascii="Wingdings" w:hAnsi="Wingdings" w:hint="default"/>
+        <w:sz w:val="20"/>
+      </w:rPr>
+    </w:lvl>
+    <w:lvl w:ilvl="4" w:tentative="1">
+      <w:start w:val="1"/>
+      <w:numFmt w:val="bullet"/>
+      <w:lvlText w:val=""/>
+      <w:lvlJc w:val="left"/>
+      <w:pPr>
+        <w:tabs>
+          <w:tab w:val="num" w:pos="3600"/>
+        </w:tabs>
+        <w:ind w:left="3600" w:hanging="360"/>
+      </w:pPr>
+      <w:rPr>
+        <w:rFonts w:ascii="Wingdings" w:hAnsi="Wingdings" w:hint="default"/>
+        <w:sz w:val="20"/>
+      </w:rPr>
+    </w:lvl>
+    <w:lvl w:ilvl="5" w:tentative="1">
+      <w:start w:val="1"/>
+      <w:numFmt w:val="bullet"/>
+      <w:lvlText w:val=""/>
+      <w:lvlJc w:val="left"/>
+      <w:pPr>
+        <w:tabs>
+          <w:tab w:val="num" w:pos="4320"/>
+        </w:tabs>
+        <w:ind w:left="4320" w:hanging="360"/>
+      </w:pPr>
+      <w:rPr>
+        <w:rFonts w:ascii="Wingdings" w:hAnsi="Wingdings" w:hint="default"/>
+        <w:sz w:val="20"/>
+      </w:rPr>
+    </w:lvl>
+    <w:lvl w:ilvl="6" w:tentative="1">
+      <w:start w:val="1"/>
+      <w:numFmt w:val="bullet"/>
+      <w:lvlText w:val=""/>
+      <w:lvlJc w:val="left"/>
+      <w:pPr>
+        <w:tabs>
+          <w:tab w:val="num" w:pos="5040"/>
+        </w:tabs>
+        <w:ind w:left="5040" w:hanging="360"/>
+      </w:pPr>
+      <w:rPr>
+        <w:rFonts w:ascii="Wingdings" w:hAnsi="Wingdings" w:hint="default"/>
+        <w:sz w:val="20"/>
+      </w:rPr>
+    </w:lvl>
+    <w:lvl w:ilvl="7" w:tentative="1">
+      <w:start w:val="1"/>
+      <w:numFmt w:val="bullet"/>
+      <w:lvlText w:val=""/>
+      <w:lvlJc w:val="left"/>
+      <w:pPr>
+        <w:tabs>
+          <w:tab w:val="num" w:pos="5760"/>
+        </w:tabs>
+        <w:ind w:left="5760" w:hanging="360"/>
+      </w:pPr>
+      <w:rPr>
+        <w:rFonts w:ascii="Wingdings" w:hAnsi="Wingdings" w:hint="default"/>
+        <w:sz w:val="20"/>
+      </w:rPr>
+    </w:lvl>
+    <w:lvl w:ilvl="8" w:tentative="1">
+      <w:start w:val="1"/>
+      <w:numFmt w:val="bullet"/>
+      <w:lvlText w:val=""/>
+      <w:lvlJc w:val="left"/>
+      <w:pPr>
+        <w:tabs>
+          <w:tab w:val="num" w:pos="6480"/>
+        </w:tabs>
+        <w:ind w:left="6480" w:hanging="360"/>
+      </w:pPr>
+      <w:rPr>
+        <w:rFonts w:ascii="Wingdings" w:hAnsi="Wingdings" w:hint="default"/>
+        <w:sz w:val="20"/>
+      </w:rPr>
+    </w:lvl>
+  </w:abstractNum>
+  <w:abstractNum w:abstractNumId="24" w15:restartNumberingAfterBreak="0">
+    <w:nsid w:val="78907858"/>
+    <w:multiLevelType w:val="multilevel"/>
+    <w:tmpl w:val="103C08C6"/>
+    <w:lvl w:ilvl="0">
+      <w:start w:val="1"/>
+      <w:numFmt w:val="bullet"/>
+      <w:lvlText w:val=""/>
+      <w:lvlJc w:val="left"/>
+      <w:pPr>
+        <w:tabs>
+          <w:tab w:val="num" w:pos="720"/>
+        </w:tabs>
+        <w:ind w:left="720" w:hanging="360"/>
+      </w:pPr>
+      <w:rPr>
+        <w:rFonts w:ascii="Symbol" w:hAnsi="Symbol" w:hint="default"/>
+        <w:sz w:val="20"/>
+      </w:rPr>
+    </w:lvl>
+    <w:lvl w:ilvl="1" w:tentative="1">
+      <w:start w:val="1"/>
+      <w:numFmt w:val="bullet"/>
+      <w:lvlText w:val="o"/>
+      <w:lvlJc w:val="left"/>
+      <w:pPr>
+        <w:tabs>
+          <w:tab w:val="num" w:pos="1440"/>
+        </w:tabs>
+        <w:ind w:left="1440" w:hanging="360"/>
+      </w:pPr>
+      <w:rPr>
+        <w:rFonts w:ascii="Courier New" w:hAnsi="Courier New" w:hint="default"/>
+        <w:sz w:val="20"/>
+      </w:rPr>
+    </w:lvl>
+    <w:lvl w:ilvl="2" w:tentative="1">
+      <w:start w:val="1"/>
+      <w:numFmt w:val="bullet"/>
+      <w:lvlText w:val=""/>
+      <w:lvlJc w:val="left"/>
+      <w:pPr>
+        <w:tabs>
+          <w:tab w:val="num" w:pos="2160"/>
+        </w:tabs>
+        <w:ind w:left="2160" w:hanging="360"/>
+      </w:pPr>
+      <w:rPr>
+        <w:rFonts w:ascii="Wingdings" w:hAnsi="Wingdings" w:hint="default"/>
+        <w:sz w:val="20"/>
+      </w:rPr>
+    </w:lvl>
+    <w:lvl w:ilvl="3" w:tentative="1">
+      <w:start w:val="1"/>
+      <w:numFmt w:val="bullet"/>
+      <w:lvlText w:val=""/>
+      <w:lvlJc w:val="left"/>
+      <w:pPr>
+        <w:tabs>
+          <w:tab w:val="num" w:pos="2880"/>
+        </w:tabs>
+        <w:ind w:left="2880" w:hanging="360"/>
+      </w:pPr>
+      <w:rPr>
+        <w:rFonts w:ascii="Wingdings" w:hAnsi="Wingdings" w:hint="default"/>
+        <w:sz w:val="20"/>
+      </w:rPr>
+    </w:lvl>
+    <w:lvl w:ilvl="4" w:tentative="1">
+      <w:start w:val="1"/>
+      <w:numFmt w:val="bullet"/>
+      <w:lvlText w:val=""/>
+      <w:lvlJc w:val="left"/>
+      <w:pPr>
+        <w:tabs>
+          <w:tab w:val="num" w:pos="3600"/>
+        </w:tabs>
+        <w:ind w:left="3600" w:hanging="360"/>
+      </w:pPr>
+      <w:rPr>
+        <w:rFonts w:ascii="Wingdings" w:hAnsi="Wingdings" w:hint="default"/>
+        <w:sz w:val="20"/>
+      </w:rPr>
+    </w:lvl>
+    <w:lvl w:ilvl="5" w:tentative="1">
+      <w:start w:val="1"/>
+      <w:numFmt w:val="bullet"/>
+      <w:lvlText w:val=""/>
+      <w:lvlJc w:val="left"/>
+      <w:pPr>
+        <w:tabs>
+          <w:tab w:val="num" w:pos="4320"/>
+        </w:tabs>
+        <w:ind w:left="4320" w:hanging="360"/>
+      </w:pPr>
+      <w:rPr>
+        <w:rFonts w:ascii="Wingdings" w:hAnsi="Wingdings" w:hint="default"/>
+        <w:sz w:val="20"/>
+      </w:rPr>
+    </w:lvl>
+    <w:lvl w:ilvl="6" w:tentative="1">
+      <w:start w:val="1"/>
+      <w:numFmt w:val="bullet"/>
+      <w:lvlText w:val=""/>
+      <w:lvlJc w:val="left"/>
+      <w:pPr>
+        <w:tabs>
+          <w:tab w:val="num" w:pos="5040"/>
+        </w:tabs>
+        <w:ind w:left="5040" w:hanging="360"/>
+      </w:pPr>
+      <w:rPr>
+        <w:rFonts w:ascii="Wingdings" w:hAnsi="Wingdings" w:hint="default"/>
+        <w:sz w:val="20"/>
+      </w:rPr>
+    </w:lvl>
+    <w:lvl w:ilvl="7" w:tentative="1">
+      <w:start w:val="1"/>
+      <w:numFmt w:val="bullet"/>
+      <w:lvlText w:val=""/>
+      <w:lvlJc w:val="left"/>
+      <w:pPr>
+        <w:tabs>
+          <w:tab w:val="num" w:pos="5760"/>
+        </w:tabs>
+        <w:ind w:left="5760" w:hanging="360"/>
+      </w:pPr>
+      <w:rPr>
+        <w:rFonts w:ascii="Wingdings" w:hAnsi="Wingdings" w:hint="default"/>
+        <w:sz w:val="20"/>
+      </w:rPr>
+    </w:lvl>
+    <w:lvl w:ilvl="8" w:tentative="1">
+      <w:start w:val="1"/>
+      <w:numFmt w:val="bullet"/>
+      <w:lvlText w:val=""/>
+      <w:lvlJc w:val="left"/>
+      <w:pPr>
+        <w:tabs>
+          <w:tab w:val="num" w:pos="6480"/>
+        </w:tabs>
+        <w:ind w:left="6480" w:hanging="360"/>
+      </w:pPr>
+      <w:rPr>
+        <w:rFonts w:ascii="Wingdings" w:hAnsi="Wingdings" w:hint="default"/>
+        <w:sz w:val="20"/>
       </w:rPr>
     </w:lvl>
   </w:abstractNum>
@@ -1099,6 +4608,54 @@
   </w:num>
   <w:num w:numId="9">
     <w:abstractNumId w:val="0"/>
+  </w:num>
+  <w:num w:numId="10">
+    <w:abstractNumId w:val="16"/>
+  </w:num>
+  <w:num w:numId="11">
+    <w:abstractNumId w:val="17"/>
+  </w:num>
+  <w:num w:numId="12">
+    <w:abstractNumId w:val="11"/>
+  </w:num>
+  <w:num w:numId="13">
+    <w:abstractNumId w:val="14"/>
+  </w:num>
+  <w:num w:numId="14">
+    <w:abstractNumId w:val="13"/>
+  </w:num>
+  <w:num w:numId="15">
+    <w:abstractNumId w:val="21"/>
+  </w:num>
+  <w:num w:numId="16">
+    <w:abstractNumId w:val="20"/>
+  </w:num>
+  <w:num w:numId="17">
+    <w:abstractNumId w:val="12"/>
+  </w:num>
+  <w:num w:numId="18">
+    <w:abstractNumId w:val="18"/>
+  </w:num>
+  <w:num w:numId="19">
+    <w:abstractNumId w:val="15"/>
+  </w:num>
+  <w:num w:numId="20">
+    <w:abstractNumId w:val="9"/>
+  </w:num>
+  <w:num w:numId="21">
+    <w:abstractNumId w:val="23"/>
+  </w:num>
+  <w:num w:numId="22">
+    <w:abstractNumId w:val="10"/>
+  </w:num>
+  <w:num w:numId="23">
+    <w:abstractNumId w:val="19"/>
+  </w:num>
+  <w:num w:numId="24">
+    <w:abstractNumId w:val="24"/>
+  </w:num>
+  <w:num w:numId="25">
+    <w:abstractNumId w:val="22"/>
   </w:num>
 </w:numbering>
 </file>
@@ -1388,11 +4945,6 @@
     <w:lsdException w:name="Book Title" w:uiPriority="33" w:qFormat="1"/>
     <w:lsdException w:name="Bibliography" w:semiHidden="1" w:uiPriority="37" w:unhideWhenUsed="1"/>
     <w:lsdException w:name="TOC Heading" w:semiHidden="1" w:uiPriority="39" w:unhideWhenUsed="1" w:qFormat="1"/>
-    <w:lsdException w:name="Plain Table 5" w:semiHidden="1" w:unhideWhenUsed="1"/>
-    <w:lsdException w:name="Grid Table Light" w:semiHidden="1" w:unhideWhenUsed="1"/>
-    <w:lsdException w:name="Grid Table 1 Light" w:semiHidden="1" w:unhideWhenUsed="1"/>
-    <w:lsdException w:name="Grid Table 2" w:semiHidden="1" w:unhideWhenUsed="1"/>
-    <w:lsdException w:name="Grid Table 3" w:semiHidden="1" w:unhideWhenUsed="1"/>
     <w:lsdException w:name="Grid Table 4" w:uiPriority="49"/>
     <w:lsdException w:name="Grid Table 5 Dark" w:uiPriority="50"/>
     <w:lsdException w:name="Grid Table 6 Colorful" w:uiPriority="51"/>
@@ -1711,7 +5263,6 @@
   <w:style w:type="character" w:default="1" w:styleId="DefaultParagraphFont">
     <w:name w:val="Default Paragraph Font"/>
     <w:uiPriority w:val="1"/>
-    <w:semiHidden/>
     <w:unhideWhenUsed/>
   </w:style>
   <w:style w:type="table" w:default="1" w:styleId="TableNormal">
@@ -12495,6 +16046,46 @@
     <w:link w:val="NoSpacing"/>
     <w:uiPriority w:val="1"/>
     <w:rsid w:val="00EA16B8"/>
+  </w:style>
+  <w:style w:type="character" w:styleId="Hyperlink">
+    <w:name w:val="Hyperlink"/>
+    <w:basedOn w:val="DefaultParagraphFont"/>
+    <w:uiPriority w:val="99"/>
+    <w:unhideWhenUsed/>
+    <w:rsid w:val="008C0198"/>
+    <w:rPr>
+      <w:color w:val="0000FF" w:themeColor="hyperlink"/>
+      <w:u w:val="single"/>
+    </w:rPr>
+  </w:style>
+  <w:style w:type="character" w:styleId="UnresolvedMention">
+    <w:name w:val="Unresolved Mention"/>
+    <w:basedOn w:val="DefaultParagraphFont"/>
+    <w:uiPriority w:val="99"/>
+    <w:semiHidden/>
+    <w:unhideWhenUsed/>
+    <w:rsid w:val="008C0198"/>
+    <w:rPr>
+      <w:color w:val="605E5C"/>
+      <w:shd w:val="clear" w:color="auto" w:fill="E1DFDD"/>
+    </w:rPr>
+  </w:style>
+  <w:style w:type="paragraph" w:styleId="NormalWeb">
+    <w:name w:val="Normal (Web)"/>
+    <w:basedOn w:val="Normal"/>
+    <w:uiPriority w:val="99"/>
+    <w:semiHidden/>
+    <w:unhideWhenUsed/>
+    <w:rsid w:val="00173B00"/>
+    <w:pPr>
+      <w:spacing w:before="100" w:beforeAutospacing="1" w:after="100" w:afterAutospacing="1" w:line="240" w:lineRule="auto"/>
+    </w:pPr>
+    <w:rPr>
+      <w:rFonts w:ascii="Times New Roman" w:eastAsia="Times New Roman" w:hAnsi="Times New Roman" w:cs="Times New Roman"/>
+      <w:sz w:val="24"/>
+      <w:szCs w:val="24"/>
+      <w:lang w:val="en-GB" w:eastAsia="en-GB"/>
+    </w:rPr>
   </w:style>
 </w:styles>
 </file>
@@ -12826,7 +16417,7 @@
   <CompanyAddress/>
   <CompanyPhone/>
   <CompanyFax/>
-  <CompanyEmail/>
+  <CompanyEmail>B.Sc.AERD</CompanyEmail>
 </CoverPageProperties>
 </file>
 
@@ -12843,7 +16434,7 @@
 </file>
 
 <file path=customXml/itemProps2.xml><?xml version="1.0" encoding="utf-8"?>
-<ds:datastoreItem xmlns:ds="http://schemas.openxmlformats.org/officeDocument/2006/customXml" ds:itemID="{BC8CB093-BD0C-4A24-BF0E-A7443F677BA5}">
+<ds:datastoreItem xmlns:ds="http://schemas.openxmlformats.org/officeDocument/2006/customXml" ds:itemID="{93FCFC32-A1A7-4B56-BCA8-D0802BDF9E87}">
   <ds:schemaRefs>
     <ds:schemaRef ds:uri="http://schemas.openxmlformats.org/officeDocument/2006/bibliography"/>
   </ds:schemaRefs>
